--- a/IPR_Arrhythmia_Recognition_updated.docx
+++ b/IPR_Arrhythmia_Recognition_updated.docx
@@ -171,11 +171,13 @@
         <w:pStyle w:val="Heading1"/>
       </w:pPr>
       <w:bookmarkStart w:id="0" w:name="_Toc234782251"/>
+      <w:bookmarkStart w:id="1" w:name="_Toc234844845"/>
       <w:r>
         <w:lastRenderedPageBreak/>
         <w:t>Table of Contents</w:t>
       </w:r>
       <w:bookmarkEnd w:id="0"/>
+      <w:bookmarkEnd w:id="1"/>
     </w:p>
     <w:sdt>
       <w:sdtPr>
@@ -190,7 +192,11 @@
               <w:tab w:val="right" w:leader="dot" w:pos="9630"/>
             </w:tabs>
             <w:rPr>
+              <w:rFonts w:asciiTheme="minorHAnsi" w:eastAsiaTheme="minorEastAsia" w:hAnsiTheme="minorHAnsi" w:cstheme="minorBidi"/>
               <w:noProof/>
+              <w:color w:val="auto"/>
+              <w:kern w:val="2"/>
+              <w14:ligatures w14:val="standardContextual"/>
             </w:rPr>
           </w:pPr>
           <w:r>
@@ -202,13 +208,13 @@
           <w:r>
             <w:fldChar w:fldCharType="separate"/>
           </w:r>
-          <w:hyperlink w:anchor="_Toc234782251" w:history="1">
+          <w:hyperlink w:anchor="_Toc234844846" w:history="1">
             <w:r>
               <w:rPr>
                 <w:rStyle w:val="Hyperlink"/>
                 <w:noProof/>
               </w:rPr>
-              <w:t>Table of Contents</w:t>
+              <w:t>Chapter I — Introduction &amp; Overview</w:t>
             </w:r>
             <w:r>
               <w:rPr>
@@ -226,7 +232,7 @@
               <w:rPr>
                 <w:noProof/>
               </w:rPr>
-              <w:instrText xml:space="preserve"> PAGEREF _Toc234782251 \h </w:instrText>
+              <w:instrText xml:space="preserve"> PAGEREF _Toc234844846 \h </w:instrText>
             </w:r>
             <w:r>
               <w:rPr>
@@ -243,7 +249,722 @@
               <w:rPr>
                 <w:noProof/>
               </w:rPr>
-              <w:t>1</w:t>
+              <w:t>3</w:t>
+            </w:r>
+            <w:r>
+              <w:rPr>
+                <w:noProof/>
+              </w:rPr>
+              <w:fldChar w:fldCharType="end"/>
+            </w:r>
+          </w:hyperlink>
+        </w:p>
+        <w:p>
+          <w:pPr>
+            <w:pStyle w:val="TOC2"/>
+            <w:tabs>
+              <w:tab w:val="right" w:leader="dot" w:pos="9630"/>
+            </w:tabs>
+            <w:rPr>
+              <w:rFonts w:asciiTheme="minorHAnsi" w:eastAsiaTheme="minorEastAsia" w:hAnsiTheme="minorHAnsi" w:cstheme="minorBidi"/>
+              <w:noProof/>
+              <w:color w:val="auto"/>
+              <w:kern w:val="2"/>
+              <w14:ligatures w14:val="standardContextual"/>
+            </w:rPr>
+          </w:pPr>
+          <w:hyperlink w:anchor="_Toc234844847" w:history="1">
+            <w:r>
+              <w:rPr>
+                <w:rStyle w:val="Hyperlink"/>
+                <w:noProof/>
+              </w:rPr>
+              <w:t>1.1 Background</w:t>
+            </w:r>
+            <w:r>
+              <w:rPr>
+                <w:noProof/>
+              </w:rPr>
+              <w:tab/>
+            </w:r>
+            <w:r>
+              <w:rPr>
+                <w:noProof/>
+              </w:rPr>
+              <w:fldChar w:fldCharType="begin"/>
+            </w:r>
+            <w:r>
+              <w:rPr>
+                <w:noProof/>
+              </w:rPr>
+              <w:instrText xml:space="preserve"> PAGEREF _Toc234844847 \h </w:instrText>
+            </w:r>
+            <w:r>
+              <w:rPr>
+                <w:noProof/>
+              </w:rPr>
+            </w:r>
+            <w:r>
+              <w:rPr>
+                <w:noProof/>
+              </w:rPr>
+              <w:fldChar w:fldCharType="separate"/>
+            </w:r>
+            <w:r>
+              <w:rPr>
+                <w:noProof/>
+              </w:rPr>
+              <w:t>3</w:t>
+            </w:r>
+            <w:r>
+              <w:rPr>
+                <w:noProof/>
+              </w:rPr>
+              <w:fldChar w:fldCharType="end"/>
+            </w:r>
+          </w:hyperlink>
+        </w:p>
+        <w:p>
+          <w:pPr>
+            <w:pStyle w:val="TOC2"/>
+            <w:tabs>
+              <w:tab w:val="right" w:leader="dot" w:pos="9630"/>
+            </w:tabs>
+            <w:rPr>
+              <w:rFonts w:asciiTheme="minorHAnsi" w:eastAsiaTheme="minorEastAsia" w:hAnsiTheme="minorHAnsi" w:cstheme="minorBidi"/>
+              <w:noProof/>
+              <w:color w:val="auto"/>
+              <w:kern w:val="2"/>
+              <w14:ligatures w14:val="standardContextual"/>
+            </w:rPr>
+          </w:pPr>
+          <w:hyperlink w:anchor="_Toc234844848" w:history="1">
+            <w:r>
+              <w:rPr>
+                <w:rStyle w:val="Hyperlink"/>
+                <w:noProof/>
+              </w:rPr>
+              <w:t>1.2 Problem Statement</w:t>
+            </w:r>
+            <w:r>
+              <w:rPr>
+                <w:noProof/>
+              </w:rPr>
+              <w:tab/>
+            </w:r>
+            <w:r>
+              <w:rPr>
+                <w:noProof/>
+              </w:rPr>
+              <w:fldChar w:fldCharType="begin"/>
+            </w:r>
+            <w:r>
+              <w:rPr>
+                <w:noProof/>
+              </w:rPr>
+              <w:instrText xml:space="preserve"> PAGEREF _Toc234844848 \h </w:instrText>
+            </w:r>
+            <w:r>
+              <w:rPr>
+                <w:noProof/>
+              </w:rPr>
+            </w:r>
+            <w:r>
+              <w:rPr>
+                <w:noProof/>
+              </w:rPr>
+              <w:fldChar w:fldCharType="separate"/>
+            </w:r>
+            <w:r>
+              <w:rPr>
+                <w:noProof/>
+              </w:rPr>
+              <w:t>3</w:t>
+            </w:r>
+            <w:r>
+              <w:rPr>
+                <w:noProof/>
+              </w:rPr>
+              <w:fldChar w:fldCharType="end"/>
+            </w:r>
+          </w:hyperlink>
+        </w:p>
+        <w:p>
+          <w:pPr>
+            <w:pStyle w:val="TOC2"/>
+            <w:tabs>
+              <w:tab w:val="right" w:leader="dot" w:pos="9630"/>
+            </w:tabs>
+            <w:rPr>
+              <w:rFonts w:asciiTheme="minorHAnsi" w:eastAsiaTheme="minorEastAsia" w:hAnsiTheme="minorHAnsi" w:cstheme="minorBidi"/>
+              <w:noProof/>
+              <w:color w:val="auto"/>
+              <w:kern w:val="2"/>
+              <w14:ligatures w14:val="standardContextual"/>
+            </w:rPr>
+          </w:pPr>
+          <w:hyperlink w:anchor="_Toc234844849" w:history="1">
+            <w:r>
+              <w:rPr>
+                <w:rStyle w:val="Hyperlink"/>
+                <w:noProof/>
+              </w:rPr>
+              <w:t>1.3 Research Aim</w:t>
+            </w:r>
+            <w:r>
+              <w:rPr>
+                <w:noProof/>
+              </w:rPr>
+              <w:tab/>
+            </w:r>
+            <w:r>
+              <w:rPr>
+                <w:noProof/>
+              </w:rPr>
+              <w:fldChar w:fldCharType="begin"/>
+            </w:r>
+            <w:r>
+              <w:rPr>
+                <w:noProof/>
+              </w:rPr>
+              <w:instrText xml:space="preserve"> PAGEREF _Toc234844849 \h </w:instrText>
+            </w:r>
+            <w:r>
+              <w:rPr>
+                <w:noProof/>
+              </w:rPr>
+            </w:r>
+            <w:r>
+              <w:rPr>
+                <w:noProof/>
+              </w:rPr>
+              <w:fldChar w:fldCharType="separate"/>
+            </w:r>
+            <w:r>
+              <w:rPr>
+                <w:noProof/>
+              </w:rPr>
+              <w:t>4</w:t>
+            </w:r>
+            <w:r>
+              <w:rPr>
+                <w:noProof/>
+              </w:rPr>
+              <w:fldChar w:fldCharType="end"/>
+            </w:r>
+          </w:hyperlink>
+        </w:p>
+        <w:p>
+          <w:pPr>
+            <w:pStyle w:val="TOC2"/>
+            <w:tabs>
+              <w:tab w:val="right" w:leader="dot" w:pos="9630"/>
+            </w:tabs>
+            <w:rPr>
+              <w:rFonts w:asciiTheme="minorHAnsi" w:eastAsiaTheme="minorEastAsia" w:hAnsiTheme="minorHAnsi" w:cstheme="minorBidi"/>
+              <w:noProof/>
+              <w:color w:val="auto"/>
+              <w:kern w:val="2"/>
+              <w14:ligatures w14:val="standardContextual"/>
+            </w:rPr>
+          </w:pPr>
+          <w:hyperlink w:anchor="_Toc234844850" w:history="1">
+            <w:r>
+              <w:rPr>
+                <w:rStyle w:val="Hyperlink"/>
+                <w:noProof/>
+              </w:rPr>
+              <w:t>1.4 Research Objectives</w:t>
+            </w:r>
+            <w:r>
+              <w:rPr>
+                <w:noProof/>
+              </w:rPr>
+              <w:tab/>
+            </w:r>
+            <w:r>
+              <w:rPr>
+                <w:noProof/>
+              </w:rPr>
+              <w:fldChar w:fldCharType="begin"/>
+            </w:r>
+            <w:r>
+              <w:rPr>
+                <w:noProof/>
+              </w:rPr>
+              <w:instrText xml:space="preserve"> PAGEREF _Toc234844850 \h </w:instrText>
+            </w:r>
+            <w:r>
+              <w:rPr>
+                <w:noProof/>
+              </w:rPr>
+            </w:r>
+            <w:r>
+              <w:rPr>
+                <w:noProof/>
+              </w:rPr>
+              <w:fldChar w:fldCharType="separate"/>
+            </w:r>
+            <w:r>
+              <w:rPr>
+                <w:noProof/>
+              </w:rPr>
+              <w:t>4</w:t>
+            </w:r>
+            <w:r>
+              <w:rPr>
+                <w:noProof/>
+              </w:rPr>
+              <w:fldChar w:fldCharType="end"/>
+            </w:r>
+          </w:hyperlink>
+        </w:p>
+        <w:p>
+          <w:pPr>
+            <w:pStyle w:val="TOC2"/>
+            <w:tabs>
+              <w:tab w:val="right" w:leader="dot" w:pos="9630"/>
+            </w:tabs>
+            <w:rPr>
+              <w:rFonts w:asciiTheme="minorHAnsi" w:eastAsiaTheme="minorEastAsia" w:hAnsiTheme="minorHAnsi" w:cstheme="minorBidi"/>
+              <w:noProof/>
+              <w:color w:val="auto"/>
+              <w:kern w:val="2"/>
+              <w14:ligatures w14:val="standardContextual"/>
+            </w:rPr>
+          </w:pPr>
+          <w:hyperlink w:anchor="_Toc234844851" w:history="1">
+            <w:r>
+              <w:rPr>
+                <w:rStyle w:val="Hyperlink"/>
+                <w:noProof/>
+              </w:rPr>
+              <w:t>1.5 Research Questions</w:t>
+            </w:r>
+            <w:r>
+              <w:rPr>
+                <w:noProof/>
+              </w:rPr>
+              <w:tab/>
+            </w:r>
+            <w:r>
+              <w:rPr>
+                <w:noProof/>
+              </w:rPr>
+              <w:fldChar w:fldCharType="begin"/>
+            </w:r>
+            <w:r>
+              <w:rPr>
+                <w:noProof/>
+              </w:rPr>
+              <w:instrText xml:space="preserve"> PAGEREF _Toc234844851 \h </w:instrText>
+            </w:r>
+            <w:r>
+              <w:rPr>
+                <w:noProof/>
+              </w:rPr>
+            </w:r>
+            <w:r>
+              <w:rPr>
+                <w:noProof/>
+              </w:rPr>
+              <w:fldChar w:fldCharType="separate"/>
+            </w:r>
+            <w:r>
+              <w:rPr>
+                <w:noProof/>
+              </w:rPr>
+              <w:t>4</w:t>
+            </w:r>
+            <w:r>
+              <w:rPr>
+                <w:noProof/>
+              </w:rPr>
+              <w:fldChar w:fldCharType="end"/>
+            </w:r>
+          </w:hyperlink>
+        </w:p>
+        <w:p>
+          <w:pPr>
+            <w:pStyle w:val="TOC2"/>
+            <w:tabs>
+              <w:tab w:val="right" w:leader="dot" w:pos="9630"/>
+            </w:tabs>
+            <w:rPr>
+              <w:rFonts w:asciiTheme="minorHAnsi" w:eastAsiaTheme="minorEastAsia" w:hAnsiTheme="minorHAnsi" w:cstheme="minorBidi"/>
+              <w:noProof/>
+              <w:color w:val="auto"/>
+              <w:kern w:val="2"/>
+              <w14:ligatures w14:val="standardContextual"/>
+            </w:rPr>
+          </w:pPr>
+          <w:hyperlink w:anchor="_Toc234844852" w:history="1">
+            <w:r>
+              <w:rPr>
+                <w:rStyle w:val="Hyperlink"/>
+                <w:noProof/>
+              </w:rPr>
+              <w:t>1.6 Project Scope</w:t>
+            </w:r>
+            <w:r>
+              <w:rPr>
+                <w:noProof/>
+              </w:rPr>
+              <w:tab/>
+            </w:r>
+            <w:r>
+              <w:rPr>
+                <w:noProof/>
+              </w:rPr>
+              <w:fldChar w:fldCharType="begin"/>
+            </w:r>
+            <w:r>
+              <w:rPr>
+                <w:noProof/>
+              </w:rPr>
+              <w:instrText xml:space="preserve"> PAGEREF _Toc234844852 \h </w:instrText>
+            </w:r>
+            <w:r>
+              <w:rPr>
+                <w:noProof/>
+              </w:rPr>
+            </w:r>
+            <w:r>
+              <w:rPr>
+                <w:noProof/>
+              </w:rPr>
+              <w:fldChar w:fldCharType="separate"/>
+            </w:r>
+            <w:r>
+              <w:rPr>
+                <w:noProof/>
+              </w:rPr>
+              <w:t>5</w:t>
+            </w:r>
+            <w:r>
+              <w:rPr>
+                <w:noProof/>
+              </w:rPr>
+              <w:fldChar w:fldCharType="end"/>
+            </w:r>
+          </w:hyperlink>
+        </w:p>
+        <w:p>
+          <w:pPr>
+            <w:pStyle w:val="TOC2"/>
+            <w:tabs>
+              <w:tab w:val="right" w:leader="dot" w:pos="9630"/>
+            </w:tabs>
+            <w:rPr>
+              <w:rFonts w:asciiTheme="minorHAnsi" w:eastAsiaTheme="minorEastAsia" w:hAnsiTheme="minorHAnsi" w:cstheme="minorBidi"/>
+              <w:noProof/>
+              <w:color w:val="auto"/>
+              <w:kern w:val="2"/>
+              <w14:ligatures w14:val="standardContextual"/>
+            </w:rPr>
+          </w:pPr>
+          <w:hyperlink w:anchor="_Toc234844853" w:history="1">
+            <w:r>
+              <w:rPr>
+                <w:rStyle w:val="Hyperlink"/>
+                <w:noProof/>
+              </w:rPr>
+              <w:t>1.7 Proposed Practical Investigation</w:t>
+            </w:r>
+            <w:r>
+              <w:rPr>
+                <w:noProof/>
+              </w:rPr>
+              <w:tab/>
+            </w:r>
+            <w:r>
+              <w:rPr>
+                <w:noProof/>
+              </w:rPr>
+              <w:fldChar w:fldCharType="begin"/>
+            </w:r>
+            <w:r>
+              <w:rPr>
+                <w:noProof/>
+              </w:rPr>
+              <w:instrText xml:space="preserve"> PAGEREF _Toc234844853 \h </w:instrText>
+            </w:r>
+            <w:r>
+              <w:rPr>
+                <w:noProof/>
+              </w:rPr>
+            </w:r>
+            <w:r>
+              <w:rPr>
+                <w:noProof/>
+              </w:rPr>
+              <w:fldChar w:fldCharType="separate"/>
+            </w:r>
+            <w:r>
+              <w:rPr>
+                <w:noProof/>
+              </w:rPr>
+              <w:t>5</w:t>
+            </w:r>
+            <w:r>
+              <w:rPr>
+                <w:noProof/>
+              </w:rPr>
+              <w:fldChar w:fldCharType="end"/>
+            </w:r>
+          </w:hyperlink>
+        </w:p>
+        <w:p>
+          <w:pPr>
+            <w:pStyle w:val="TOC2"/>
+            <w:tabs>
+              <w:tab w:val="right" w:leader="dot" w:pos="9630"/>
+            </w:tabs>
+            <w:rPr>
+              <w:rFonts w:asciiTheme="minorHAnsi" w:eastAsiaTheme="minorEastAsia" w:hAnsiTheme="minorHAnsi" w:cstheme="minorBidi"/>
+              <w:noProof/>
+              <w:color w:val="auto"/>
+              <w:kern w:val="2"/>
+              <w14:ligatures w14:val="standardContextual"/>
+            </w:rPr>
+          </w:pPr>
+          <w:hyperlink w:anchor="_Toc234844854" w:history="1">
+            <w:r>
+              <w:rPr>
+                <w:rStyle w:val="Hyperlink"/>
+                <w:noProof/>
+              </w:rPr>
+              <w:t>1.8 Methodology Overview</w:t>
+            </w:r>
+            <w:r>
+              <w:rPr>
+                <w:noProof/>
+              </w:rPr>
+              <w:tab/>
+            </w:r>
+            <w:r>
+              <w:rPr>
+                <w:noProof/>
+              </w:rPr>
+              <w:fldChar w:fldCharType="begin"/>
+            </w:r>
+            <w:r>
+              <w:rPr>
+                <w:noProof/>
+              </w:rPr>
+              <w:instrText xml:space="preserve"> PAGEREF _Toc234844854 \h </w:instrText>
+            </w:r>
+            <w:r>
+              <w:rPr>
+                <w:noProof/>
+              </w:rPr>
+            </w:r>
+            <w:r>
+              <w:rPr>
+                <w:noProof/>
+              </w:rPr>
+              <w:fldChar w:fldCharType="separate"/>
+            </w:r>
+            <w:r>
+              <w:rPr>
+                <w:noProof/>
+              </w:rPr>
+              <w:t>5</w:t>
+            </w:r>
+            <w:r>
+              <w:rPr>
+                <w:noProof/>
+              </w:rPr>
+              <w:fldChar w:fldCharType="end"/>
+            </w:r>
+          </w:hyperlink>
+        </w:p>
+        <w:p>
+          <w:pPr>
+            <w:pStyle w:val="TOC2"/>
+            <w:tabs>
+              <w:tab w:val="right" w:leader="dot" w:pos="9630"/>
+            </w:tabs>
+            <w:rPr>
+              <w:rFonts w:asciiTheme="minorHAnsi" w:eastAsiaTheme="minorEastAsia" w:hAnsiTheme="minorHAnsi" w:cstheme="minorBidi"/>
+              <w:noProof/>
+              <w:color w:val="auto"/>
+              <w:kern w:val="2"/>
+              <w14:ligatures w14:val="standardContextual"/>
+            </w:rPr>
+          </w:pPr>
+          <w:hyperlink w:anchor="_Toc234844855" w:history="1">
+            <w:r>
+              <w:rPr>
+                <w:rStyle w:val="Hyperlink"/>
+                <w:noProof/>
+              </w:rPr>
+              <w:t>1.9 Tools and Technologies</w:t>
+            </w:r>
+            <w:r>
+              <w:rPr>
+                <w:noProof/>
+              </w:rPr>
+              <w:tab/>
+            </w:r>
+            <w:r>
+              <w:rPr>
+                <w:noProof/>
+              </w:rPr>
+              <w:fldChar w:fldCharType="begin"/>
+            </w:r>
+            <w:r>
+              <w:rPr>
+                <w:noProof/>
+              </w:rPr>
+              <w:instrText xml:space="preserve"> PAGEREF _Toc234844855 \h </w:instrText>
+            </w:r>
+            <w:r>
+              <w:rPr>
+                <w:noProof/>
+              </w:rPr>
+            </w:r>
+            <w:r>
+              <w:rPr>
+                <w:noProof/>
+              </w:rPr>
+              <w:fldChar w:fldCharType="separate"/>
+            </w:r>
+            <w:r>
+              <w:rPr>
+                <w:noProof/>
+              </w:rPr>
+              <w:t>6</w:t>
+            </w:r>
+            <w:r>
+              <w:rPr>
+                <w:noProof/>
+              </w:rPr>
+              <w:fldChar w:fldCharType="end"/>
+            </w:r>
+          </w:hyperlink>
+        </w:p>
+        <w:p>
+          <w:pPr>
+            <w:pStyle w:val="TOC2"/>
+            <w:tabs>
+              <w:tab w:val="right" w:leader="dot" w:pos="9630"/>
+            </w:tabs>
+            <w:rPr>
+              <w:rFonts w:asciiTheme="minorHAnsi" w:eastAsiaTheme="minorEastAsia" w:hAnsiTheme="minorHAnsi" w:cstheme="minorBidi"/>
+              <w:noProof/>
+              <w:color w:val="auto"/>
+              <w:kern w:val="2"/>
+              <w14:ligatures w14:val="standardContextual"/>
+            </w:rPr>
+          </w:pPr>
+          <w:hyperlink w:anchor="_Toc234844856" w:history="1">
+            <w:r>
+              <w:rPr>
+                <w:rStyle w:val="Hyperlink"/>
+                <w:noProof/>
+              </w:rPr>
+              <w:t>1.10 Expected Deliverables</w:t>
+            </w:r>
+            <w:r>
+              <w:rPr>
+                <w:noProof/>
+              </w:rPr>
+              <w:tab/>
+            </w:r>
+            <w:r>
+              <w:rPr>
+                <w:noProof/>
+              </w:rPr>
+              <w:fldChar w:fldCharType="begin"/>
+            </w:r>
+            <w:r>
+              <w:rPr>
+                <w:noProof/>
+              </w:rPr>
+              <w:instrText xml:space="preserve"> PAGEREF _Toc234844856 \h </w:instrText>
+            </w:r>
+            <w:r>
+              <w:rPr>
+                <w:noProof/>
+              </w:rPr>
+            </w:r>
+            <w:r>
+              <w:rPr>
+                <w:noProof/>
+              </w:rPr>
+              <w:fldChar w:fldCharType="separate"/>
+            </w:r>
+            <w:r>
+              <w:rPr>
+                <w:noProof/>
+              </w:rPr>
+              <w:t>6</w:t>
+            </w:r>
+            <w:r>
+              <w:rPr>
+                <w:noProof/>
+              </w:rPr>
+              <w:fldChar w:fldCharType="end"/>
+            </w:r>
+          </w:hyperlink>
+        </w:p>
+        <w:p>
+          <w:pPr>
+            <w:pStyle w:val="TOC2"/>
+            <w:tabs>
+              <w:tab w:val="right" w:leader="dot" w:pos="9630"/>
+            </w:tabs>
+            <w:rPr>
+              <w:rFonts w:asciiTheme="minorHAnsi" w:eastAsiaTheme="minorEastAsia" w:hAnsiTheme="minorHAnsi" w:cstheme="minorBidi"/>
+              <w:noProof/>
+              <w:color w:val="auto"/>
+              <w:kern w:val="2"/>
+              <w14:ligatures w14:val="standardContextual"/>
+            </w:rPr>
+          </w:pPr>
+          <w:hyperlink w:anchor="_Toc234844857" w:history="1">
+            <w:r>
+              <w:rPr>
+                <w:rStyle w:val="Hyperlink"/>
+                <w:noProof/>
+              </w:rPr>
+              <w:t>1.11 Ethical, Legal, Professional and Social Issues</w:t>
+            </w:r>
+            <w:r>
+              <w:rPr>
+                <w:noProof/>
+              </w:rPr>
+              <w:tab/>
+            </w:r>
+            <w:r>
+              <w:rPr>
+                <w:noProof/>
+              </w:rPr>
+              <w:fldChar w:fldCharType="begin"/>
+            </w:r>
+            <w:r>
+              <w:rPr>
+                <w:noProof/>
+              </w:rPr>
+              <w:instrText xml:space="preserve"> PAGEREF _Toc234844857 \h </w:instrText>
+            </w:r>
+            <w:r>
+              <w:rPr>
+                <w:noProof/>
+              </w:rPr>
+            </w:r>
+            <w:r>
+              <w:rPr>
+                <w:noProof/>
+              </w:rPr>
+              <w:fldChar w:fldCharType="separate"/>
+            </w:r>
+            <w:r>
+              <w:rPr>
+                <w:noProof/>
+              </w:rPr>
+              <w:t>6</w:t>
             </w:r>
             <w:r>
               <w:rPr>
@@ -260,16 +981,20 @@
               <w:tab w:val="right" w:leader="dot" w:pos="9630"/>
             </w:tabs>
             <w:rPr>
+              <w:rFonts w:asciiTheme="minorHAnsi" w:eastAsiaTheme="minorEastAsia" w:hAnsiTheme="minorHAnsi" w:cstheme="minorBidi"/>
               <w:noProof/>
+              <w:color w:val="auto"/>
+              <w:kern w:val="2"/>
+              <w14:ligatures w14:val="standardContextual"/>
             </w:rPr>
           </w:pPr>
-          <w:hyperlink w:anchor="_Toc234782252" w:history="1">
+          <w:hyperlink w:anchor="_Toc234844858" w:history="1">
             <w:r>
               <w:rPr>
                 <w:rStyle w:val="Hyperlink"/>
                 <w:noProof/>
               </w:rPr>
-              <w:t>Chapter I — Introduction &amp; Overview</w:t>
+              <w:t>Chapter II — Progress to Date</w:t>
             </w:r>
             <w:r>
               <w:rPr>
@@ -287,7 +1012,7 @@
               <w:rPr>
                 <w:noProof/>
               </w:rPr>
-              <w:instrText xml:space="preserve"> PAGEREF _Toc234782252 \h </w:instrText>
+              <w:instrText xml:space="preserve"> PAGEREF _Toc234844858 \h </w:instrText>
             </w:r>
             <w:r>
               <w:rPr>
@@ -304,7 +1029,7 @@
               <w:rPr>
                 <w:noProof/>
               </w:rPr>
-              <w:t>1</w:t>
+              <w:t>6</w:t>
             </w:r>
             <w:r>
               <w:rPr>
@@ -321,16 +1046,20 @@
               <w:tab w:val="right" w:leader="dot" w:pos="9630"/>
             </w:tabs>
             <w:rPr>
+              <w:rFonts w:asciiTheme="minorHAnsi" w:eastAsiaTheme="minorEastAsia" w:hAnsiTheme="minorHAnsi" w:cstheme="minorBidi"/>
               <w:noProof/>
+              <w:color w:val="auto"/>
+              <w:kern w:val="2"/>
+              <w14:ligatures w14:val="standardContextual"/>
             </w:rPr>
           </w:pPr>
-          <w:hyperlink w:anchor="_Toc234782253" w:history="1">
+          <w:hyperlink w:anchor="_Toc234844859" w:history="1">
             <w:r>
               <w:rPr>
                 <w:rStyle w:val="Hyperlink"/>
                 <w:noProof/>
               </w:rPr>
-              <w:t>1.1 Background</w:t>
+              <w:t>2.1 Literature Review Progress</w:t>
             </w:r>
             <w:r>
               <w:rPr>
@@ -348,7 +1077,7 @@
               <w:rPr>
                 <w:noProof/>
               </w:rPr>
-              <w:instrText xml:space="preserve"> PAGEREF _Toc234782253 \h </w:instrText>
+              <w:instrText xml:space="preserve"> PAGEREF _Toc234844859 \h </w:instrText>
             </w:r>
             <w:r>
               <w:rPr>
@@ -365,7 +1094,7 @@
               <w:rPr>
                 <w:noProof/>
               </w:rPr>
-              <w:t>1</w:t>
+              <w:t>6</w:t>
             </w:r>
             <w:r>
               <w:rPr>
@@ -382,16 +1111,20 @@
               <w:tab w:val="right" w:leader="dot" w:pos="9630"/>
             </w:tabs>
             <w:rPr>
+              <w:rFonts w:asciiTheme="minorHAnsi" w:eastAsiaTheme="minorEastAsia" w:hAnsiTheme="minorHAnsi" w:cstheme="minorBidi"/>
               <w:noProof/>
+              <w:color w:val="auto"/>
+              <w:kern w:val="2"/>
+              <w14:ligatures w14:val="standardContextual"/>
             </w:rPr>
           </w:pPr>
-          <w:hyperlink w:anchor="_Toc234782254" w:history="1">
+          <w:hyperlink w:anchor="_Toc234844860" w:history="1">
             <w:r>
               <w:rPr>
                 <w:rStyle w:val="Hyperlink"/>
                 <w:noProof/>
               </w:rPr>
-              <w:t>1.2 Problem Statement</w:t>
+              <w:t>2.2 Dataset Collection and Preparation</w:t>
             </w:r>
             <w:r>
               <w:rPr>
@@ -409,7 +1142,7 @@
               <w:rPr>
                 <w:noProof/>
               </w:rPr>
-              <w:instrText xml:space="preserve"> PAGEREF _Toc234782254 \h </w:instrText>
+              <w:instrText xml:space="preserve"> PAGEREF _Toc234844860 \h </w:instrText>
             </w:r>
             <w:r>
               <w:rPr>
@@ -426,7 +1159,7 @@
               <w:rPr>
                 <w:noProof/>
               </w:rPr>
-              <w:t>1</w:t>
+              <w:t>9</w:t>
             </w:r>
             <w:r>
               <w:rPr>
@@ -443,16 +1176,20 @@
               <w:tab w:val="right" w:leader="dot" w:pos="9630"/>
             </w:tabs>
             <w:rPr>
+              <w:rFonts w:asciiTheme="minorHAnsi" w:eastAsiaTheme="minorEastAsia" w:hAnsiTheme="minorHAnsi" w:cstheme="minorBidi"/>
               <w:noProof/>
+              <w:color w:val="auto"/>
+              <w:kern w:val="2"/>
+              <w14:ligatures w14:val="standardContextual"/>
             </w:rPr>
           </w:pPr>
-          <w:hyperlink w:anchor="_Toc234782255" w:history="1">
+          <w:hyperlink w:anchor="_Toc234844861" w:history="1">
             <w:r>
               <w:rPr>
                 <w:rStyle w:val="Hyperlink"/>
                 <w:noProof/>
               </w:rPr>
-              <w:t>1.3 Research Aim</w:t>
+              <w:t>2.3 Exploratory Data Analysis</w:t>
             </w:r>
             <w:r>
               <w:rPr>
@@ -470,7 +1207,7 @@
               <w:rPr>
                 <w:noProof/>
               </w:rPr>
-              <w:instrText xml:space="preserve"> PAGEREF _Toc234782255 \h </w:instrText>
+              <w:instrText xml:space="preserve"> PAGEREF _Toc234844861 \h </w:instrText>
             </w:r>
             <w:r>
               <w:rPr>
@@ -487,7 +1224,7 @@
               <w:rPr>
                 <w:noProof/>
               </w:rPr>
-              <w:t>1</w:t>
+              <w:t>9</w:t>
             </w:r>
             <w:r>
               <w:rPr>
@@ -504,16 +1241,20 @@
               <w:tab w:val="right" w:leader="dot" w:pos="9630"/>
             </w:tabs>
             <w:rPr>
+              <w:rFonts w:asciiTheme="minorHAnsi" w:eastAsiaTheme="minorEastAsia" w:hAnsiTheme="minorHAnsi" w:cstheme="minorBidi"/>
               <w:noProof/>
+              <w:color w:val="auto"/>
+              <w:kern w:val="2"/>
+              <w14:ligatures w14:val="standardContextual"/>
             </w:rPr>
           </w:pPr>
-          <w:hyperlink w:anchor="_Toc234782256" w:history="1">
+          <w:hyperlink w:anchor="_Toc234844862" w:history="1">
             <w:r>
               <w:rPr>
                 <w:rStyle w:val="Hyperlink"/>
                 <w:noProof/>
               </w:rPr>
-              <w:t>1.4 Research Objectives</w:t>
+              <w:t>2.4 Feature Engineering</w:t>
             </w:r>
             <w:r>
               <w:rPr>
@@ -531,7 +1272,7 @@
               <w:rPr>
                 <w:noProof/>
               </w:rPr>
-              <w:instrText xml:space="preserve"> PAGEREF _Toc234782256 \h </w:instrText>
+              <w:instrText xml:space="preserve"> PAGEREF _Toc234844862 \h </w:instrText>
             </w:r>
             <w:r>
               <w:rPr>
@@ -548,7 +1289,7 @@
               <w:rPr>
                 <w:noProof/>
               </w:rPr>
-              <w:t>1</w:t>
+              <w:t>9</w:t>
             </w:r>
             <w:r>
               <w:rPr>
@@ -565,16 +1306,20 @@
               <w:tab w:val="right" w:leader="dot" w:pos="9630"/>
             </w:tabs>
             <w:rPr>
+              <w:rFonts w:asciiTheme="minorHAnsi" w:eastAsiaTheme="minorEastAsia" w:hAnsiTheme="minorHAnsi" w:cstheme="minorBidi"/>
               <w:noProof/>
+              <w:color w:val="auto"/>
+              <w:kern w:val="2"/>
+              <w14:ligatures w14:val="standardContextual"/>
             </w:rPr>
           </w:pPr>
-          <w:hyperlink w:anchor="_Toc234782257" w:history="1">
+          <w:hyperlink w:anchor="_Toc234844863" w:history="1">
             <w:r>
               <w:rPr>
                 <w:rStyle w:val="Hyperlink"/>
                 <w:noProof/>
               </w:rPr>
-              <w:t>1.5 Research Questions</w:t>
+              <w:t>2.5 Machine Learning Model Development</w:t>
             </w:r>
             <w:r>
               <w:rPr>
@@ -592,7 +1337,7 @@
               <w:rPr>
                 <w:noProof/>
               </w:rPr>
-              <w:instrText xml:space="preserve"> PAGEREF _Toc234782257 \h </w:instrText>
+              <w:instrText xml:space="preserve"> PAGEREF _Toc234844863 \h </w:instrText>
             </w:r>
             <w:r>
               <w:rPr>
@@ -609,7 +1354,7 @@
               <w:rPr>
                 <w:noProof/>
               </w:rPr>
-              <w:t>1</w:t>
+              <w:t>10</w:t>
             </w:r>
             <w:r>
               <w:rPr>
@@ -626,16 +1371,20 @@
               <w:tab w:val="right" w:leader="dot" w:pos="9630"/>
             </w:tabs>
             <w:rPr>
+              <w:rFonts w:asciiTheme="minorHAnsi" w:eastAsiaTheme="minorEastAsia" w:hAnsiTheme="minorHAnsi" w:cstheme="minorBidi"/>
               <w:noProof/>
+              <w:color w:val="auto"/>
+              <w:kern w:val="2"/>
+              <w14:ligatures w14:val="standardContextual"/>
             </w:rPr>
           </w:pPr>
-          <w:hyperlink w:anchor="_Toc234782258" w:history="1">
+          <w:hyperlink w:anchor="_Toc234844864" w:history="1">
             <w:r>
               <w:rPr>
                 <w:rStyle w:val="Hyperlink"/>
                 <w:noProof/>
               </w:rPr>
-              <w:t>1.6 Project Scope</w:t>
+              <w:t>2.6 Deep Learning Model Development</w:t>
             </w:r>
             <w:r>
               <w:rPr>
@@ -653,7 +1402,7 @@
               <w:rPr>
                 <w:noProof/>
               </w:rPr>
-              <w:instrText xml:space="preserve"> PAGEREF _Toc234782258 \h </w:instrText>
+              <w:instrText xml:space="preserve"> PAGEREF _Toc234844864 \h </w:instrText>
             </w:r>
             <w:r>
               <w:rPr>
@@ -670,7 +1419,7 @@
               <w:rPr>
                 <w:noProof/>
               </w:rPr>
-              <w:t>1</w:t>
+              <w:t>10</w:t>
             </w:r>
             <w:r>
               <w:rPr>
@@ -687,16 +1436,20 @@
               <w:tab w:val="right" w:leader="dot" w:pos="9630"/>
             </w:tabs>
             <w:rPr>
+              <w:rFonts w:asciiTheme="minorHAnsi" w:eastAsiaTheme="minorEastAsia" w:hAnsiTheme="minorHAnsi" w:cstheme="minorBidi"/>
               <w:noProof/>
+              <w:color w:val="auto"/>
+              <w:kern w:val="2"/>
+              <w14:ligatures w14:val="standardContextual"/>
             </w:rPr>
           </w:pPr>
-          <w:hyperlink w:anchor="_Toc234782259" w:history="1">
+          <w:hyperlink w:anchor="_Toc234844865" w:history="1">
             <w:r>
               <w:rPr>
                 <w:rStyle w:val="Hyperlink"/>
                 <w:noProof/>
               </w:rPr>
-              <w:t>1.7 Proposed Practical Investigation</w:t>
+              <w:t>2.7 Prototype / Demonstration Design Progress</w:t>
             </w:r>
             <w:r>
               <w:rPr>
@@ -714,7 +1467,7 @@
               <w:rPr>
                 <w:noProof/>
               </w:rPr>
-              <w:instrText xml:space="preserve"> PAGEREF _Toc234782259 \h </w:instrText>
+              <w:instrText xml:space="preserve"> PAGEREF _Toc234844865 \h </w:instrText>
             </w:r>
             <w:r>
               <w:rPr>
@@ -731,7 +1484,7 @@
               <w:rPr>
                 <w:noProof/>
               </w:rPr>
-              <w:t>1</w:t>
+              <w:t>10</w:t>
             </w:r>
             <w:r>
               <w:rPr>
@@ -748,16 +1501,20 @@
               <w:tab w:val="right" w:leader="dot" w:pos="9630"/>
             </w:tabs>
             <w:rPr>
+              <w:rFonts w:asciiTheme="minorHAnsi" w:eastAsiaTheme="minorEastAsia" w:hAnsiTheme="minorHAnsi" w:cstheme="minorBidi"/>
               <w:noProof/>
+              <w:color w:val="auto"/>
+              <w:kern w:val="2"/>
+              <w14:ligatures w14:val="standardContextual"/>
             </w:rPr>
           </w:pPr>
-          <w:hyperlink w:anchor="_Toc234782260" w:history="1">
+          <w:hyperlink w:anchor="_Toc234844866" w:history="1">
             <w:r>
               <w:rPr>
                 <w:rStyle w:val="Hyperlink"/>
                 <w:noProof/>
               </w:rPr>
-              <w:t>1.8 Methodology Overview</w:t>
+              <w:t>2.8 Results</w:t>
             </w:r>
             <w:r>
               <w:rPr>
@@ -775,7 +1532,7 @@
               <w:rPr>
                 <w:noProof/>
               </w:rPr>
-              <w:instrText xml:space="preserve"> PAGEREF _Toc234782260 \h </w:instrText>
+              <w:instrText xml:space="preserve"> PAGEREF _Toc234844866 \h </w:instrText>
             </w:r>
             <w:r>
               <w:rPr>
@@ -792,7 +1549,7 @@
               <w:rPr>
                 <w:noProof/>
               </w:rPr>
-              <w:t>1</w:t>
+              <w:t>11</w:t>
             </w:r>
             <w:r>
               <w:rPr>
@@ -809,16 +1566,20 @@
               <w:tab w:val="right" w:leader="dot" w:pos="9630"/>
             </w:tabs>
             <w:rPr>
+              <w:rFonts w:asciiTheme="minorHAnsi" w:eastAsiaTheme="minorEastAsia" w:hAnsiTheme="minorHAnsi" w:cstheme="minorBidi"/>
               <w:noProof/>
+              <w:color w:val="auto"/>
+              <w:kern w:val="2"/>
+              <w14:ligatures w14:val="standardContextual"/>
             </w:rPr>
           </w:pPr>
-          <w:hyperlink w:anchor="_Toc234782261" w:history="1">
+          <w:hyperlink w:anchor="_Toc234844867" w:history="1">
             <w:r>
               <w:rPr>
                 <w:rStyle w:val="Hyperlink"/>
                 <w:noProof/>
               </w:rPr>
-              <w:t>1.9 Tools and Technologies</w:t>
+              <w:t>2.9 Problems Encountered</w:t>
             </w:r>
             <w:r>
               <w:rPr>
@@ -836,7 +1597,7 @@
               <w:rPr>
                 <w:noProof/>
               </w:rPr>
-              <w:instrText xml:space="preserve"> PAGEREF _Toc234782261 \h </w:instrText>
+              <w:instrText xml:space="preserve"> PAGEREF _Toc234844867 \h </w:instrText>
             </w:r>
             <w:r>
               <w:rPr>
@@ -853,7 +1614,7 @@
               <w:rPr>
                 <w:noProof/>
               </w:rPr>
-              <w:t>1</w:t>
+              <w:t>12</w:t>
             </w:r>
             <w:r>
               <w:rPr>
@@ -870,16 +1631,20 @@
               <w:tab w:val="right" w:leader="dot" w:pos="9630"/>
             </w:tabs>
             <w:rPr>
+              <w:rFonts w:asciiTheme="minorHAnsi" w:eastAsiaTheme="minorEastAsia" w:hAnsiTheme="minorHAnsi" w:cstheme="minorBidi"/>
               <w:noProof/>
+              <w:color w:val="auto"/>
+              <w:kern w:val="2"/>
+              <w14:ligatures w14:val="standardContextual"/>
             </w:rPr>
           </w:pPr>
-          <w:hyperlink w:anchor="_Toc234782262" w:history="1">
+          <w:hyperlink w:anchor="_Toc234844868" w:history="1">
             <w:r>
               <w:rPr>
                 <w:rStyle w:val="Hyperlink"/>
                 <w:noProof/>
               </w:rPr>
-              <w:t>1.10 Expected Deliverables</w:t>
+              <w:t>2.10 Evidence of Work Completed</w:t>
             </w:r>
             <w:r>
               <w:rPr>
@@ -897,7 +1662,7 @@
               <w:rPr>
                 <w:noProof/>
               </w:rPr>
-              <w:instrText xml:space="preserve"> PAGEREF _Toc234782262 \h </w:instrText>
+              <w:instrText xml:space="preserve"> PAGEREF _Toc234844868 \h </w:instrText>
             </w:r>
             <w:r>
               <w:rPr>
@@ -914,7 +1679,72 @@
               <w:rPr>
                 <w:noProof/>
               </w:rPr>
-              <w:t>1</w:t>
+              <w:t>13</w:t>
+            </w:r>
+            <w:r>
+              <w:rPr>
+                <w:noProof/>
+              </w:rPr>
+              <w:fldChar w:fldCharType="end"/>
+            </w:r>
+          </w:hyperlink>
+        </w:p>
+        <w:p>
+          <w:pPr>
+            <w:pStyle w:val="TOC1"/>
+            <w:tabs>
+              <w:tab w:val="right" w:leader="dot" w:pos="9630"/>
+            </w:tabs>
+            <w:rPr>
+              <w:rFonts w:asciiTheme="minorHAnsi" w:eastAsiaTheme="minorEastAsia" w:hAnsiTheme="minorHAnsi" w:cstheme="minorBidi"/>
+              <w:noProof/>
+              <w:color w:val="auto"/>
+              <w:kern w:val="2"/>
+              <w14:ligatures w14:val="standardContextual"/>
+            </w:rPr>
+          </w:pPr>
+          <w:hyperlink w:anchor="_Toc234844869" w:history="1">
+            <w:r>
+              <w:rPr>
+                <w:rStyle w:val="Hyperlink"/>
+                <w:noProof/>
+              </w:rPr>
+              <w:t>Chapter III — Planned Work</w:t>
+            </w:r>
+            <w:r>
+              <w:rPr>
+                <w:noProof/>
+              </w:rPr>
+              <w:tab/>
+            </w:r>
+            <w:r>
+              <w:rPr>
+                <w:noProof/>
+              </w:rPr>
+              <w:fldChar w:fldCharType="begin"/>
+            </w:r>
+            <w:r>
+              <w:rPr>
+                <w:noProof/>
+              </w:rPr>
+              <w:instrText xml:space="preserve"> PAGEREF _Toc234844869 \h </w:instrText>
+            </w:r>
+            <w:r>
+              <w:rPr>
+                <w:noProof/>
+              </w:rPr>
+            </w:r>
+            <w:r>
+              <w:rPr>
+                <w:noProof/>
+              </w:rPr>
+              <w:fldChar w:fldCharType="separate"/>
+            </w:r>
+            <w:r>
+              <w:rPr>
+                <w:noProof/>
+              </w:rPr>
+              <w:t>13</w:t>
             </w:r>
             <w:r>
               <w:rPr>
@@ -931,16 +1761,20 @@
               <w:tab w:val="right" w:leader="dot" w:pos="9630"/>
             </w:tabs>
             <w:rPr>
+              <w:rFonts w:asciiTheme="minorHAnsi" w:eastAsiaTheme="minorEastAsia" w:hAnsiTheme="minorHAnsi" w:cstheme="minorBidi"/>
               <w:noProof/>
+              <w:color w:val="auto"/>
+              <w:kern w:val="2"/>
+              <w14:ligatures w14:val="standardContextual"/>
             </w:rPr>
           </w:pPr>
-          <w:hyperlink w:anchor="_Toc234782263" w:history="1">
+          <w:hyperlink w:anchor="_Toc234844870" w:history="1">
             <w:r>
               <w:rPr>
                 <w:rStyle w:val="Hyperlink"/>
                 <w:noProof/>
               </w:rPr>
-              <w:t>1.11 Ethical, Legal, Professional and Social Issues</w:t>
+              <w:t>3.1 Remaining Tasks</w:t>
             </w:r>
             <w:r>
               <w:rPr>
@@ -958,7 +1792,7 @@
               <w:rPr>
                 <w:noProof/>
               </w:rPr>
-              <w:instrText xml:space="preserve"> PAGEREF _Toc234782263 \h </w:instrText>
+              <w:instrText xml:space="preserve"> PAGEREF _Toc234844870 \h </w:instrText>
             </w:r>
             <w:r>
               <w:rPr>
@@ -975,7 +1809,267 @@
               <w:rPr>
                 <w:noProof/>
               </w:rPr>
-              <w:t>1</w:t>
+              <w:t>13</w:t>
+            </w:r>
+            <w:r>
+              <w:rPr>
+                <w:noProof/>
+              </w:rPr>
+              <w:fldChar w:fldCharType="end"/>
+            </w:r>
+          </w:hyperlink>
+        </w:p>
+        <w:p>
+          <w:pPr>
+            <w:pStyle w:val="TOC2"/>
+            <w:tabs>
+              <w:tab w:val="right" w:leader="dot" w:pos="9630"/>
+            </w:tabs>
+            <w:rPr>
+              <w:rFonts w:asciiTheme="minorHAnsi" w:eastAsiaTheme="minorEastAsia" w:hAnsiTheme="minorHAnsi" w:cstheme="minorBidi"/>
+              <w:noProof/>
+              <w:color w:val="auto"/>
+              <w:kern w:val="2"/>
+              <w14:ligatures w14:val="standardContextual"/>
+            </w:rPr>
+          </w:pPr>
+          <w:hyperlink w:anchor="_Toc234844871" w:history="1">
+            <w:r>
+              <w:rPr>
+                <w:rStyle w:val="Hyperlink"/>
+                <w:noProof/>
+              </w:rPr>
+              <w:t>3.2 Project Timeline</w:t>
+            </w:r>
+            <w:r>
+              <w:rPr>
+                <w:noProof/>
+              </w:rPr>
+              <w:tab/>
+            </w:r>
+            <w:r>
+              <w:rPr>
+                <w:noProof/>
+              </w:rPr>
+              <w:fldChar w:fldCharType="begin"/>
+            </w:r>
+            <w:r>
+              <w:rPr>
+                <w:noProof/>
+              </w:rPr>
+              <w:instrText xml:space="preserve"> PAGEREF _Toc234844871 \h </w:instrText>
+            </w:r>
+            <w:r>
+              <w:rPr>
+                <w:noProof/>
+              </w:rPr>
+            </w:r>
+            <w:r>
+              <w:rPr>
+                <w:noProof/>
+              </w:rPr>
+              <w:fldChar w:fldCharType="separate"/>
+            </w:r>
+            <w:r>
+              <w:rPr>
+                <w:noProof/>
+              </w:rPr>
+              <w:t>14</w:t>
+            </w:r>
+            <w:r>
+              <w:rPr>
+                <w:noProof/>
+              </w:rPr>
+              <w:fldChar w:fldCharType="end"/>
+            </w:r>
+          </w:hyperlink>
+        </w:p>
+        <w:p>
+          <w:pPr>
+            <w:pStyle w:val="TOC2"/>
+            <w:tabs>
+              <w:tab w:val="right" w:leader="dot" w:pos="9630"/>
+            </w:tabs>
+            <w:rPr>
+              <w:rFonts w:asciiTheme="minorHAnsi" w:eastAsiaTheme="minorEastAsia" w:hAnsiTheme="minorHAnsi" w:cstheme="minorBidi"/>
+              <w:noProof/>
+              <w:color w:val="auto"/>
+              <w:kern w:val="2"/>
+              <w14:ligatures w14:val="standardContextual"/>
+            </w:rPr>
+          </w:pPr>
+          <w:hyperlink w:anchor="_Toc234844872" w:history="1">
+            <w:r>
+              <w:rPr>
+                <w:rStyle w:val="Hyperlink"/>
+                <w:noProof/>
+              </w:rPr>
+              <w:t>3.3 Evaluation Plan</w:t>
+            </w:r>
+            <w:r>
+              <w:rPr>
+                <w:noProof/>
+              </w:rPr>
+              <w:tab/>
+            </w:r>
+            <w:r>
+              <w:rPr>
+                <w:noProof/>
+              </w:rPr>
+              <w:fldChar w:fldCharType="begin"/>
+            </w:r>
+            <w:r>
+              <w:rPr>
+                <w:noProof/>
+              </w:rPr>
+              <w:instrText xml:space="preserve"> PAGEREF _Toc234844872 \h </w:instrText>
+            </w:r>
+            <w:r>
+              <w:rPr>
+                <w:noProof/>
+              </w:rPr>
+            </w:r>
+            <w:r>
+              <w:rPr>
+                <w:noProof/>
+              </w:rPr>
+              <w:fldChar w:fldCharType="separate"/>
+            </w:r>
+            <w:r>
+              <w:rPr>
+                <w:noProof/>
+              </w:rPr>
+              <w:t>14</w:t>
+            </w:r>
+            <w:r>
+              <w:rPr>
+                <w:noProof/>
+              </w:rPr>
+              <w:fldChar w:fldCharType="end"/>
+            </w:r>
+          </w:hyperlink>
+        </w:p>
+        <w:p>
+          <w:pPr>
+            <w:pStyle w:val="TOC2"/>
+            <w:tabs>
+              <w:tab w:val="right" w:leader="dot" w:pos="9630"/>
+            </w:tabs>
+            <w:rPr>
+              <w:rFonts w:asciiTheme="minorHAnsi" w:eastAsiaTheme="minorEastAsia" w:hAnsiTheme="minorHAnsi" w:cstheme="minorBidi"/>
+              <w:noProof/>
+              <w:color w:val="auto"/>
+              <w:kern w:val="2"/>
+              <w14:ligatures w14:val="standardContextual"/>
+            </w:rPr>
+          </w:pPr>
+          <w:hyperlink w:anchor="_Toc234844873" w:history="1">
+            <w:r>
+              <w:rPr>
+                <w:rStyle w:val="Hyperlink"/>
+                <w:noProof/>
+              </w:rPr>
+              <w:t>3.4 Success Criteria</w:t>
+            </w:r>
+            <w:r>
+              <w:rPr>
+                <w:noProof/>
+              </w:rPr>
+              <w:tab/>
+            </w:r>
+            <w:r>
+              <w:rPr>
+                <w:noProof/>
+              </w:rPr>
+              <w:fldChar w:fldCharType="begin"/>
+            </w:r>
+            <w:r>
+              <w:rPr>
+                <w:noProof/>
+              </w:rPr>
+              <w:instrText xml:space="preserve"> PAGEREF _Toc234844873 \h </w:instrText>
+            </w:r>
+            <w:r>
+              <w:rPr>
+                <w:noProof/>
+              </w:rPr>
+            </w:r>
+            <w:r>
+              <w:rPr>
+                <w:noProof/>
+              </w:rPr>
+              <w:fldChar w:fldCharType="separate"/>
+            </w:r>
+            <w:r>
+              <w:rPr>
+                <w:noProof/>
+              </w:rPr>
+              <w:t>14</w:t>
+            </w:r>
+            <w:r>
+              <w:rPr>
+                <w:noProof/>
+              </w:rPr>
+              <w:fldChar w:fldCharType="end"/>
+            </w:r>
+          </w:hyperlink>
+        </w:p>
+        <w:p>
+          <w:pPr>
+            <w:pStyle w:val="TOC2"/>
+            <w:tabs>
+              <w:tab w:val="right" w:leader="dot" w:pos="9630"/>
+            </w:tabs>
+            <w:rPr>
+              <w:rFonts w:asciiTheme="minorHAnsi" w:eastAsiaTheme="minorEastAsia" w:hAnsiTheme="minorHAnsi" w:cstheme="minorBidi"/>
+              <w:noProof/>
+              <w:color w:val="auto"/>
+              <w:kern w:val="2"/>
+              <w14:ligatures w14:val="standardContextual"/>
+            </w:rPr>
+          </w:pPr>
+          <w:hyperlink w:anchor="_Toc234844874" w:history="1">
+            <w:r>
+              <w:rPr>
+                <w:rStyle w:val="Hyperlink"/>
+                <w:noProof/>
+              </w:rPr>
+              <w:t>3.5 Risk Management and Contingency Planning</w:t>
+            </w:r>
+            <w:r>
+              <w:rPr>
+                <w:noProof/>
+              </w:rPr>
+              <w:tab/>
+            </w:r>
+            <w:r>
+              <w:rPr>
+                <w:noProof/>
+              </w:rPr>
+              <w:fldChar w:fldCharType="begin"/>
+            </w:r>
+            <w:r>
+              <w:rPr>
+                <w:noProof/>
+              </w:rPr>
+              <w:instrText xml:space="preserve"> PAGEREF _Toc234844874 \h </w:instrText>
+            </w:r>
+            <w:r>
+              <w:rPr>
+                <w:noProof/>
+              </w:rPr>
+            </w:r>
+            <w:r>
+              <w:rPr>
+                <w:noProof/>
+              </w:rPr>
+              <w:fldChar w:fldCharType="separate"/>
+            </w:r>
+            <w:r>
+              <w:rPr>
+                <w:noProof/>
+              </w:rPr>
+              <w:t>14</w:t>
             </w:r>
             <w:r>
               <w:rPr>
@@ -992,16 +2086,20 @@
               <w:tab w:val="right" w:leader="dot" w:pos="9630"/>
             </w:tabs>
             <w:rPr>
+              <w:rFonts w:asciiTheme="minorHAnsi" w:eastAsiaTheme="minorEastAsia" w:hAnsiTheme="minorHAnsi" w:cstheme="minorBidi"/>
               <w:noProof/>
+              <w:color w:val="auto"/>
+              <w:kern w:val="2"/>
+              <w14:ligatures w14:val="standardContextual"/>
             </w:rPr>
           </w:pPr>
-          <w:hyperlink w:anchor="_Toc234782264" w:history="1">
+          <w:hyperlink w:anchor="_Toc234844875" w:history="1">
             <w:r>
               <w:rPr>
                 <w:rStyle w:val="Hyperlink"/>
                 <w:noProof/>
               </w:rPr>
-              <w:t>Chapter II — Progress to Date</w:t>
+              <w:t>Bibliography</w:t>
             </w:r>
             <w:r>
               <w:rPr>
@@ -1019,7 +2117,7 @@
               <w:rPr>
                 <w:noProof/>
               </w:rPr>
-              <w:instrText xml:space="preserve"> PAGEREF _Toc234782264 \h </w:instrText>
+              <w:instrText xml:space="preserve"> PAGEREF _Toc234844875 \h </w:instrText>
             </w:r>
             <w:r>
               <w:rPr>
@@ -1036,7 +2134,72 @@
               <w:rPr>
                 <w:noProof/>
               </w:rPr>
-              <w:t>1</w:t>
+              <w:t>15</w:t>
+            </w:r>
+            <w:r>
+              <w:rPr>
+                <w:noProof/>
+              </w:rPr>
+              <w:fldChar w:fldCharType="end"/>
+            </w:r>
+          </w:hyperlink>
+        </w:p>
+        <w:p>
+          <w:pPr>
+            <w:pStyle w:val="TOC1"/>
+            <w:tabs>
+              <w:tab w:val="right" w:leader="dot" w:pos="9630"/>
+            </w:tabs>
+            <w:rPr>
+              <w:rFonts w:asciiTheme="minorHAnsi" w:eastAsiaTheme="minorEastAsia" w:hAnsiTheme="minorHAnsi" w:cstheme="minorBidi"/>
+              <w:noProof/>
+              <w:color w:val="auto"/>
+              <w:kern w:val="2"/>
+              <w14:ligatures w14:val="standardContextual"/>
+            </w:rPr>
+          </w:pPr>
+          <w:hyperlink w:anchor="_Toc234844876" w:history="1">
+            <w:r>
+              <w:rPr>
+                <w:rStyle w:val="Hyperlink"/>
+                <w:noProof/>
+              </w:rPr>
+              <w:t>Appendices</w:t>
+            </w:r>
+            <w:r>
+              <w:rPr>
+                <w:noProof/>
+              </w:rPr>
+              <w:tab/>
+            </w:r>
+            <w:r>
+              <w:rPr>
+                <w:noProof/>
+              </w:rPr>
+              <w:fldChar w:fldCharType="begin"/>
+            </w:r>
+            <w:r>
+              <w:rPr>
+                <w:noProof/>
+              </w:rPr>
+              <w:instrText xml:space="preserve"> PAGEREF _Toc234844876 \h </w:instrText>
+            </w:r>
+            <w:r>
+              <w:rPr>
+                <w:noProof/>
+              </w:rPr>
+            </w:r>
+            <w:r>
+              <w:rPr>
+                <w:noProof/>
+              </w:rPr>
+              <w:fldChar w:fldCharType="separate"/>
+            </w:r>
+            <w:r>
+              <w:rPr>
+                <w:noProof/>
+              </w:rPr>
+              <w:t>16</w:t>
             </w:r>
             <w:r>
               <w:rPr>
@@ -1053,16 +2216,20 @@
               <w:tab w:val="right" w:leader="dot" w:pos="9630"/>
             </w:tabs>
             <w:rPr>
+              <w:rFonts w:asciiTheme="minorHAnsi" w:eastAsiaTheme="minorEastAsia" w:hAnsiTheme="minorHAnsi" w:cstheme="minorBidi"/>
               <w:noProof/>
+              <w:color w:val="auto"/>
+              <w:kern w:val="2"/>
+              <w14:ligatures w14:val="standardContextual"/>
             </w:rPr>
           </w:pPr>
-          <w:hyperlink w:anchor="_Toc234782265" w:history="1">
+          <w:hyperlink w:anchor="_Toc234844877" w:history="1">
             <w:r>
               <w:rPr>
                 <w:rStyle w:val="Hyperlink"/>
                 <w:noProof/>
               </w:rPr>
-              <w:t>2.1 Literature Review Progress</w:t>
+              <w:t>Appendix A: 12-Week Project Gantt Chart</w:t>
             </w:r>
             <w:r>
               <w:rPr>
@@ -1080,7 +2247,7 @@
               <w:rPr>
                 <w:noProof/>
               </w:rPr>
-              <w:instrText xml:space="preserve"> PAGEREF _Toc234782265 \h </w:instrText>
+              <w:instrText xml:space="preserve"> PAGEREF _Toc234844877 \h </w:instrText>
             </w:r>
             <w:r>
               <w:rPr>
@@ -1097,7 +2264,7 @@
               <w:rPr>
                 <w:noProof/>
               </w:rPr>
-              <w:t>1</w:t>
+              <w:t>16</w:t>
             </w:r>
             <w:r>
               <w:rPr>
@@ -1114,16 +2281,20 @@
               <w:tab w:val="right" w:leader="dot" w:pos="9630"/>
             </w:tabs>
             <w:rPr>
+              <w:rFonts w:asciiTheme="minorHAnsi" w:eastAsiaTheme="minorEastAsia" w:hAnsiTheme="minorHAnsi" w:cstheme="minorBidi"/>
               <w:noProof/>
+              <w:color w:val="auto"/>
+              <w:kern w:val="2"/>
+              <w14:ligatures w14:val="standardContextual"/>
             </w:rPr>
           </w:pPr>
-          <w:hyperlink w:anchor="_Toc234782266" w:history="1">
+          <w:hyperlink w:anchor="_Toc234844878" w:history="1">
             <w:r>
               <w:rPr>
                 <w:rStyle w:val="Hyperlink"/>
                 <w:noProof/>
               </w:rPr>
-              <w:t>2.2 Dataset Collection and Preparation</w:t>
+              <w:t>Appendix B: Preprocessing Validation Figures</w:t>
             </w:r>
             <w:r>
               <w:rPr>
@@ -1141,7 +2312,7 @@
               <w:rPr>
                 <w:noProof/>
               </w:rPr>
-              <w:instrText xml:space="preserve"> PAGEREF _Toc234782266 \h </w:instrText>
+              <w:instrText xml:space="preserve"> PAGEREF _Toc234844878 \h </w:instrText>
             </w:r>
             <w:r>
               <w:rPr>
@@ -1158,7 +2329,7 @@
               <w:rPr>
                 <w:noProof/>
               </w:rPr>
-              <w:t>1</w:t>
+              <w:t>16</w:t>
             </w:r>
             <w:r>
               <w:rPr>
@@ -1175,16 +2346,20 @@
               <w:tab w:val="right" w:leader="dot" w:pos="9630"/>
             </w:tabs>
             <w:rPr>
+              <w:rFonts w:asciiTheme="minorHAnsi" w:eastAsiaTheme="minorEastAsia" w:hAnsiTheme="minorHAnsi" w:cstheme="minorBidi"/>
               <w:noProof/>
+              <w:color w:val="auto"/>
+              <w:kern w:val="2"/>
+              <w14:ligatures w14:val="standardContextual"/>
             </w:rPr>
           </w:pPr>
-          <w:hyperlink w:anchor="_Toc234782267" w:history="1">
+          <w:hyperlink w:anchor="_Toc234844879" w:history="1">
             <w:r>
               <w:rPr>
                 <w:rStyle w:val="Hyperlink"/>
                 <w:noProof/>
               </w:rPr>
-              <w:t>2.3 Exploratory Data Analysis</w:t>
+              <w:t>Appendix C: Key Code Listings</w:t>
             </w:r>
             <w:r>
               <w:rPr>
@@ -1202,7 +2377,7 @@
               <w:rPr>
                 <w:noProof/>
               </w:rPr>
-              <w:instrText xml:space="preserve"> PAGEREF _Toc234782267 \h </w:instrText>
+              <w:instrText xml:space="preserve"> PAGEREF _Toc234844879 \h </w:instrText>
             </w:r>
             <w:r>
               <w:rPr>
@@ -1219,7 +2394,7 @@
               <w:rPr>
                 <w:noProof/>
               </w:rPr>
-              <w:t>1</w:t>
+              <w:t>17</w:t>
             </w:r>
             <w:r>
               <w:rPr>
@@ -1236,16 +2411,17 @@
               <w:tab w:val="right" w:leader="dot" w:pos="9630"/>
             </w:tabs>
             <w:rPr>
+              <w:rStyle w:val="Hyperlink"/>
               <w:noProof/>
             </w:rPr>
           </w:pPr>
-          <w:hyperlink w:anchor="_Toc234782268" w:history="1">
+          <w:hyperlink w:anchor="_Toc234844882" w:history="1">
             <w:r>
               <w:rPr>
                 <w:rStyle w:val="Hyperlink"/>
                 <w:noProof/>
               </w:rPr>
-              <w:t>2.4 Feature Engineering</w:t>
+              <w:t>Appendix D: GitHub logs</w:t>
             </w:r>
             <w:r>
               <w:rPr>
@@ -1263,7 +2439,7 @@
               <w:rPr>
                 <w:noProof/>
               </w:rPr>
-              <w:instrText xml:space="preserve"> PAGEREF _Toc234782268 \h </w:instrText>
+              <w:instrText xml:space="preserve"> PAGEREF _Toc234844882 \h </w:instrText>
             </w:r>
             <w:r>
               <w:rPr>
@@ -1280,1044 +2456,7 @@
               <w:rPr>
                 <w:noProof/>
               </w:rPr>
-              <w:t>1</w:t>
-            </w:r>
-            <w:r>
-              <w:rPr>
-                <w:noProof/>
-              </w:rPr>
-              <w:fldChar w:fldCharType="end"/>
-            </w:r>
-          </w:hyperlink>
-        </w:p>
-        <w:p>
-          <w:pPr>
-            <w:pStyle w:val="TOC2"/>
-            <w:tabs>
-              <w:tab w:val="right" w:leader="dot" w:pos="9630"/>
-            </w:tabs>
-            <w:rPr>
-              <w:noProof/>
-            </w:rPr>
-          </w:pPr>
-          <w:hyperlink w:anchor="_Toc234782269" w:history="1">
-            <w:r>
-              <w:rPr>
-                <w:rStyle w:val="Hyperlink"/>
-                <w:noProof/>
-              </w:rPr>
-              <w:t>2.5 Machine Learning Model Development</w:t>
-            </w:r>
-            <w:r>
-              <w:rPr>
-                <w:noProof/>
-              </w:rPr>
-              <w:tab/>
-            </w:r>
-            <w:r>
-              <w:rPr>
-                <w:noProof/>
-              </w:rPr>
-              <w:fldChar w:fldCharType="begin"/>
-            </w:r>
-            <w:r>
-              <w:rPr>
-                <w:noProof/>
-              </w:rPr>
-              <w:instrText xml:space="preserve"> PAGEREF _Toc234782269 \h </w:instrText>
-            </w:r>
-            <w:r>
-              <w:rPr>
-                <w:noProof/>
-              </w:rPr>
-            </w:r>
-            <w:r>
-              <w:rPr>
-                <w:noProof/>
-              </w:rPr>
-              <w:fldChar w:fldCharType="separate"/>
-            </w:r>
-            <w:r>
-              <w:rPr>
-                <w:noProof/>
-              </w:rPr>
-              <w:t>1</w:t>
-            </w:r>
-            <w:r>
-              <w:rPr>
-                <w:noProof/>
-              </w:rPr>
-              <w:fldChar w:fldCharType="end"/>
-            </w:r>
-          </w:hyperlink>
-        </w:p>
-        <w:p>
-          <w:pPr>
-            <w:pStyle w:val="TOC2"/>
-            <w:tabs>
-              <w:tab w:val="right" w:leader="dot" w:pos="9630"/>
-            </w:tabs>
-            <w:rPr>
-              <w:noProof/>
-            </w:rPr>
-          </w:pPr>
-          <w:hyperlink w:anchor="_Toc234782270" w:history="1">
-            <w:r>
-              <w:rPr>
-                <w:rStyle w:val="Hyperlink"/>
-                <w:noProof/>
-              </w:rPr>
-              <w:t>2.6 Deep Learning Model Development</w:t>
-            </w:r>
-            <w:r>
-              <w:rPr>
-                <w:noProof/>
-              </w:rPr>
-              <w:tab/>
-            </w:r>
-            <w:r>
-              <w:rPr>
-                <w:noProof/>
-              </w:rPr>
-              <w:fldChar w:fldCharType="begin"/>
-            </w:r>
-            <w:r>
-              <w:rPr>
-                <w:noProof/>
-              </w:rPr>
-              <w:instrText xml:space="preserve"> PAGEREF _Toc234782270 \h </w:instrText>
-            </w:r>
-            <w:r>
-              <w:rPr>
-                <w:noProof/>
-              </w:rPr>
-            </w:r>
-            <w:r>
-              <w:rPr>
-                <w:noProof/>
-              </w:rPr>
-              <w:fldChar w:fldCharType="separate"/>
-            </w:r>
-            <w:r>
-              <w:rPr>
-                <w:noProof/>
-              </w:rPr>
-              <w:t>1</w:t>
-            </w:r>
-            <w:r>
-              <w:rPr>
-                <w:noProof/>
-              </w:rPr>
-              <w:fldChar w:fldCharType="end"/>
-            </w:r>
-          </w:hyperlink>
-        </w:p>
-        <w:p>
-          <w:pPr>
-            <w:pStyle w:val="TOC2"/>
-            <w:tabs>
-              <w:tab w:val="right" w:leader="dot" w:pos="9630"/>
-            </w:tabs>
-            <w:rPr>
-              <w:noProof/>
-            </w:rPr>
-          </w:pPr>
-          <w:hyperlink w:anchor="_Toc234782271" w:history="1">
-            <w:r>
-              <w:rPr>
-                <w:rStyle w:val="Hyperlink"/>
-                <w:noProof/>
-              </w:rPr>
-              <w:t>2.7 Prototype / Demonstration Design Progress</w:t>
-            </w:r>
-            <w:r>
-              <w:rPr>
-                <w:noProof/>
-              </w:rPr>
-              <w:tab/>
-            </w:r>
-            <w:r>
-              <w:rPr>
-                <w:noProof/>
-              </w:rPr>
-              <w:fldChar w:fldCharType="begin"/>
-            </w:r>
-            <w:r>
-              <w:rPr>
-                <w:noProof/>
-              </w:rPr>
-              <w:instrText xml:space="preserve"> PAGEREF _Toc234782271 \h </w:instrText>
-            </w:r>
-            <w:r>
-              <w:rPr>
-                <w:noProof/>
-              </w:rPr>
-            </w:r>
-            <w:r>
-              <w:rPr>
-                <w:noProof/>
-              </w:rPr>
-              <w:fldChar w:fldCharType="separate"/>
-            </w:r>
-            <w:r>
-              <w:rPr>
-                <w:noProof/>
-              </w:rPr>
-              <w:t>1</w:t>
-            </w:r>
-            <w:r>
-              <w:rPr>
-                <w:noProof/>
-              </w:rPr>
-              <w:fldChar w:fldCharType="end"/>
-            </w:r>
-          </w:hyperlink>
-        </w:p>
-        <w:p>
-          <w:pPr>
-            <w:pStyle w:val="TOC2"/>
-            <w:tabs>
-              <w:tab w:val="right" w:leader="dot" w:pos="9630"/>
-            </w:tabs>
-            <w:rPr>
-              <w:noProof/>
-            </w:rPr>
-          </w:pPr>
-          <w:hyperlink w:anchor="_Toc234782272" w:history="1">
-            <w:r>
-              <w:rPr>
-                <w:rStyle w:val="Hyperlink"/>
-                <w:noProof/>
-              </w:rPr>
-              <w:t>2.8 Preliminary Results</w:t>
-            </w:r>
-            <w:r>
-              <w:rPr>
-                <w:noProof/>
-              </w:rPr>
-              <w:tab/>
-            </w:r>
-            <w:r>
-              <w:rPr>
-                <w:noProof/>
-              </w:rPr>
-              <w:fldChar w:fldCharType="begin"/>
-            </w:r>
-            <w:r>
-              <w:rPr>
-                <w:noProof/>
-              </w:rPr>
-              <w:instrText xml:space="preserve"> PAGEREF _Toc234782272 \h </w:instrText>
-            </w:r>
-            <w:r>
-              <w:rPr>
-                <w:noProof/>
-              </w:rPr>
-            </w:r>
-            <w:r>
-              <w:rPr>
-                <w:noProof/>
-              </w:rPr>
-              <w:fldChar w:fldCharType="separate"/>
-            </w:r>
-            <w:r>
-              <w:rPr>
-                <w:noProof/>
-              </w:rPr>
-              <w:t>1</w:t>
-            </w:r>
-            <w:r>
-              <w:rPr>
-                <w:noProof/>
-              </w:rPr>
-              <w:fldChar w:fldCharType="end"/>
-            </w:r>
-          </w:hyperlink>
-        </w:p>
-        <w:p>
-          <w:pPr>
-            <w:pStyle w:val="TOC2"/>
-            <w:tabs>
-              <w:tab w:val="right" w:leader="dot" w:pos="9630"/>
-            </w:tabs>
-            <w:rPr>
-              <w:noProof/>
-            </w:rPr>
-          </w:pPr>
-          <w:hyperlink w:anchor="_Toc234782273" w:history="1">
-            <w:r>
-              <w:rPr>
-                <w:rStyle w:val="Hyperlink"/>
-                <w:noProof/>
-              </w:rPr>
-              <w:t>2.9 Problems Encountered</w:t>
-            </w:r>
-            <w:r>
-              <w:rPr>
-                <w:noProof/>
-              </w:rPr>
-              <w:tab/>
-            </w:r>
-            <w:r>
-              <w:rPr>
-                <w:noProof/>
-              </w:rPr>
-              <w:fldChar w:fldCharType="begin"/>
-            </w:r>
-            <w:r>
-              <w:rPr>
-                <w:noProof/>
-              </w:rPr>
-              <w:instrText xml:space="preserve"> PAGEREF _Toc234782273 \h </w:instrText>
-            </w:r>
-            <w:r>
-              <w:rPr>
-                <w:noProof/>
-              </w:rPr>
-            </w:r>
-            <w:r>
-              <w:rPr>
-                <w:noProof/>
-              </w:rPr>
-              <w:fldChar w:fldCharType="separate"/>
-            </w:r>
-            <w:r>
-              <w:rPr>
-                <w:noProof/>
-              </w:rPr>
-              <w:t>1</w:t>
-            </w:r>
-            <w:r>
-              <w:rPr>
-                <w:noProof/>
-              </w:rPr>
-              <w:fldChar w:fldCharType="end"/>
-            </w:r>
-          </w:hyperlink>
-        </w:p>
-        <w:p>
-          <w:pPr>
-            <w:pStyle w:val="TOC2"/>
-            <w:tabs>
-              <w:tab w:val="right" w:leader="dot" w:pos="9630"/>
-            </w:tabs>
-            <w:rPr>
-              <w:noProof/>
-            </w:rPr>
-          </w:pPr>
-          <w:hyperlink w:anchor="_Toc234782274" w:history="1">
-            <w:r>
-              <w:rPr>
-                <w:rStyle w:val="Hyperlink"/>
-                <w:noProof/>
-              </w:rPr>
-              <w:t>2.10 Evidence of Work Completed</w:t>
-            </w:r>
-            <w:r>
-              <w:rPr>
-                <w:noProof/>
-              </w:rPr>
-              <w:tab/>
-            </w:r>
-            <w:r>
-              <w:rPr>
-                <w:noProof/>
-              </w:rPr>
-              <w:fldChar w:fldCharType="begin"/>
-            </w:r>
-            <w:r>
-              <w:rPr>
-                <w:noProof/>
-              </w:rPr>
-              <w:instrText xml:space="preserve"> PAGEREF _Toc234782274 \h </w:instrText>
-            </w:r>
-            <w:r>
-              <w:rPr>
-                <w:noProof/>
-              </w:rPr>
-            </w:r>
-            <w:r>
-              <w:rPr>
-                <w:noProof/>
-              </w:rPr>
-              <w:fldChar w:fldCharType="separate"/>
-            </w:r>
-            <w:r>
-              <w:rPr>
-                <w:noProof/>
-              </w:rPr>
-              <w:t>1</w:t>
-            </w:r>
-            <w:r>
-              <w:rPr>
-                <w:noProof/>
-              </w:rPr>
-              <w:fldChar w:fldCharType="end"/>
-            </w:r>
-          </w:hyperlink>
-        </w:p>
-        <w:p>
-          <w:pPr>
-            <w:pStyle w:val="TOC1"/>
-            <w:tabs>
-              <w:tab w:val="right" w:leader="dot" w:pos="9630"/>
-            </w:tabs>
-            <w:rPr>
-              <w:noProof/>
-            </w:rPr>
-          </w:pPr>
-          <w:hyperlink w:anchor="_Toc234782275" w:history="1">
-            <w:r>
-              <w:rPr>
-                <w:rStyle w:val="Hyperlink"/>
-                <w:noProof/>
-              </w:rPr>
-              <w:t>Chapter III — Planned Work</w:t>
-            </w:r>
-            <w:r>
-              <w:rPr>
-                <w:noProof/>
-              </w:rPr>
-              <w:tab/>
-            </w:r>
-            <w:r>
-              <w:rPr>
-                <w:noProof/>
-              </w:rPr>
-              <w:fldChar w:fldCharType="begin"/>
-            </w:r>
-            <w:r>
-              <w:rPr>
-                <w:noProof/>
-              </w:rPr>
-              <w:instrText xml:space="preserve"> PAGEREF _Toc234782275 \h </w:instrText>
-            </w:r>
-            <w:r>
-              <w:rPr>
-                <w:noProof/>
-              </w:rPr>
-            </w:r>
-            <w:r>
-              <w:rPr>
-                <w:noProof/>
-              </w:rPr>
-              <w:fldChar w:fldCharType="separate"/>
-            </w:r>
-            <w:r>
-              <w:rPr>
-                <w:noProof/>
-              </w:rPr>
-              <w:t>1</w:t>
-            </w:r>
-            <w:r>
-              <w:rPr>
-                <w:noProof/>
-              </w:rPr>
-              <w:fldChar w:fldCharType="end"/>
-            </w:r>
-          </w:hyperlink>
-        </w:p>
-        <w:p>
-          <w:pPr>
-            <w:pStyle w:val="TOC2"/>
-            <w:tabs>
-              <w:tab w:val="right" w:leader="dot" w:pos="9630"/>
-            </w:tabs>
-            <w:rPr>
-              <w:noProof/>
-            </w:rPr>
-          </w:pPr>
-          <w:hyperlink w:anchor="_Toc234782276" w:history="1">
-            <w:r>
-              <w:rPr>
-                <w:rStyle w:val="Hyperlink"/>
-                <w:noProof/>
-              </w:rPr>
-              <w:t>3.1 Remaining Tasks</w:t>
-            </w:r>
-            <w:r>
-              <w:rPr>
-                <w:noProof/>
-              </w:rPr>
-              <w:tab/>
-            </w:r>
-            <w:r>
-              <w:rPr>
-                <w:noProof/>
-              </w:rPr>
-              <w:fldChar w:fldCharType="begin"/>
-            </w:r>
-            <w:r>
-              <w:rPr>
-                <w:noProof/>
-              </w:rPr>
-              <w:instrText xml:space="preserve"> PAGEREF _Toc234782276 \h </w:instrText>
-            </w:r>
-            <w:r>
-              <w:rPr>
-                <w:noProof/>
-              </w:rPr>
-            </w:r>
-            <w:r>
-              <w:rPr>
-                <w:noProof/>
-              </w:rPr>
-              <w:fldChar w:fldCharType="separate"/>
-            </w:r>
-            <w:r>
-              <w:rPr>
-                <w:noProof/>
-              </w:rPr>
-              <w:t>1</w:t>
-            </w:r>
-            <w:r>
-              <w:rPr>
-                <w:noProof/>
-              </w:rPr>
-              <w:fldChar w:fldCharType="end"/>
-            </w:r>
-          </w:hyperlink>
-        </w:p>
-        <w:p>
-          <w:pPr>
-            <w:pStyle w:val="TOC2"/>
-            <w:tabs>
-              <w:tab w:val="right" w:leader="dot" w:pos="9630"/>
-            </w:tabs>
-            <w:rPr>
-              <w:noProof/>
-            </w:rPr>
-          </w:pPr>
-          <w:hyperlink w:anchor="_Toc234782277" w:history="1">
-            <w:r>
-              <w:rPr>
-                <w:rStyle w:val="Hyperlink"/>
-                <w:noProof/>
-              </w:rPr>
-              <w:t>3.2 Project Timeline</w:t>
-            </w:r>
-            <w:r>
-              <w:rPr>
-                <w:noProof/>
-              </w:rPr>
-              <w:tab/>
-            </w:r>
-            <w:r>
-              <w:rPr>
-                <w:noProof/>
-              </w:rPr>
-              <w:fldChar w:fldCharType="begin"/>
-            </w:r>
-            <w:r>
-              <w:rPr>
-                <w:noProof/>
-              </w:rPr>
-              <w:instrText xml:space="preserve"> PAGEREF _Toc234782277 \h </w:instrText>
-            </w:r>
-            <w:r>
-              <w:rPr>
-                <w:noProof/>
-              </w:rPr>
-            </w:r>
-            <w:r>
-              <w:rPr>
-                <w:noProof/>
-              </w:rPr>
-              <w:fldChar w:fldCharType="separate"/>
-            </w:r>
-            <w:r>
-              <w:rPr>
-                <w:noProof/>
-              </w:rPr>
-              <w:t>1</w:t>
-            </w:r>
-            <w:r>
-              <w:rPr>
-                <w:noProof/>
-              </w:rPr>
-              <w:fldChar w:fldCharType="end"/>
-            </w:r>
-          </w:hyperlink>
-        </w:p>
-        <w:p>
-          <w:pPr>
-            <w:pStyle w:val="TOC2"/>
-            <w:tabs>
-              <w:tab w:val="right" w:leader="dot" w:pos="9630"/>
-            </w:tabs>
-            <w:rPr>
-              <w:noProof/>
-            </w:rPr>
-          </w:pPr>
-          <w:hyperlink w:anchor="_Toc234782278" w:history="1">
-            <w:r>
-              <w:rPr>
-                <w:rStyle w:val="Hyperlink"/>
-                <w:noProof/>
-              </w:rPr>
-              <w:t>3.3 Evaluation Plan</w:t>
-            </w:r>
-            <w:r>
-              <w:rPr>
-                <w:noProof/>
-              </w:rPr>
-              <w:tab/>
-            </w:r>
-            <w:r>
-              <w:rPr>
-                <w:noProof/>
-              </w:rPr>
-              <w:fldChar w:fldCharType="begin"/>
-            </w:r>
-            <w:r>
-              <w:rPr>
-                <w:noProof/>
-              </w:rPr>
-              <w:instrText xml:space="preserve"> PAGEREF _Toc234782278 \h </w:instrText>
-            </w:r>
-            <w:r>
-              <w:rPr>
-                <w:noProof/>
-              </w:rPr>
-            </w:r>
-            <w:r>
-              <w:rPr>
-                <w:noProof/>
-              </w:rPr>
-              <w:fldChar w:fldCharType="separate"/>
-            </w:r>
-            <w:r>
-              <w:rPr>
-                <w:noProof/>
-              </w:rPr>
-              <w:t>1</w:t>
-            </w:r>
-            <w:r>
-              <w:rPr>
-                <w:noProof/>
-              </w:rPr>
-              <w:fldChar w:fldCharType="end"/>
-            </w:r>
-          </w:hyperlink>
-        </w:p>
-        <w:p>
-          <w:pPr>
-            <w:pStyle w:val="TOC2"/>
-            <w:tabs>
-              <w:tab w:val="right" w:leader="dot" w:pos="9630"/>
-            </w:tabs>
-            <w:rPr>
-              <w:noProof/>
-            </w:rPr>
-          </w:pPr>
-          <w:hyperlink w:anchor="_Toc234782279" w:history="1">
-            <w:r>
-              <w:rPr>
-                <w:rStyle w:val="Hyperlink"/>
-                <w:noProof/>
-              </w:rPr>
-              <w:t>3.4 Success Criteria</w:t>
-            </w:r>
-            <w:r>
-              <w:rPr>
-                <w:noProof/>
-              </w:rPr>
-              <w:tab/>
-            </w:r>
-            <w:r>
-              <w:rPr>
-                <w:noProof/>
-              </w:rPr>
-              <w:fldChar w:fldCharType="begin"/>
-            </w:r>
-            <w:r>
-              <w:rPr>
-                <w:noProof/>
-              </w:rPr>
-              <w:instrText xml:space="preserve"> PAGEREF _Toc234782279 \h </w:instrText>
-            </w:r>
-            <w:r>
-              <w:rPr>
-                <w:noProof/>
-              </w:rPr>
-            </w:r>
-            <w:r>
-              <w:rPr>
-                <w:noProof/>
-              </w:rPr>
-              <w:fldChar w:fldCharType="separate"/>
-            </w:r>
-            <w:r>
-              <w:rPr>
-                <w:noProof/>
-              </w:rPr>
-              <w:t>1</w:t>
-            </w:r>
-            <w:r>
-              <w:rPr>
-                <w:noProof/>
-              </w:rPr>
-              <w:fldChar w:fldCharType="end"/>
-            </w:r>
-          </w:hyperlink>
-        </w:p>
-        <w:p>
-          <w:pPr>
-            <w:pStyle w:val="TOC2"/>
-            <w:tabs>
-              <w:tab w:val="right" w:leader="dot" w:pos="9630"/>
-            </w:tabs>
-            <w:rPr>
-              <w:noProof/>
-            </w:rPr>
-          </w:pPr>
-          <w:hyperlink w:anchor="_Toc234782280" w:history="1">
-            <w:r>
-              <w:rPr>
-                <w:rStyle w:val="Hyperlink"/>
-                <w:noProof/>
-              </w:rPr>
-              <w:t>3.5 Risk Management and Contingency Planning</w:t>
-            </w:r>
-            <w:r>
-              <w:rPr>
-                <w:noProof/>
-              </w:rPr>
-              <w:tab/>
-            </w:r>
-            <w:r>
-              <w:rPr>
-                <w:noProof/>
-              </w:rPr>
-              <w:fldChar w:fldCharType="begin"/>
-            </w:r>
-            <w:r>
-              <w:rPr>
-                <w:noProof/>
-              </w:rPr>
-              <w:instrText xml:space="preserve"> PAGEREF _Toc234782280 \h </w:instrText>
-            </w:r>
-            <w:r>
-              <w:rPr>
-                <w:noProof/>
-              </w:rPr>
-            </w:r>
-            <w:r>
-              <w:rPr>
-                <w:noProof/>
-              </w:rPr>
-              <w:fldChar w:fldCharType="separate"/>
-            </w:r>
-            <w:r>
-              <w:rPr>
-                <w:noProof/>
-              </w:rPr>
-              <w:t>1</w:t>
-            </w:r>
-            <w:r>
-              <w:rPr>
-                <w:noProof/>
-              </w:rPr>
-              <w:fldChar w:fldCharType="end"/>
-            </w:r>
-          </w:hyperlink>
-        </w:p>
-        <w:p>
-          <w:pPr>
-            <w:pStyle w:val="TOC1"/>
-            <w:tabs>
-              <w:tab w:val="right" w:leader="dot" w:pos="9630"/>
-            </w:tabs>
-            <w:rPr>
-              <w:noProof/>
-            </w:rPr>
-          </w:pPr>
-          <w:hyperlink w:anchor="_Toc234782281" w:history="1">
-            <w:r>
-              <w:rPr>
-                <w:rStyle w:val="Hyperlink"/>
-                <w:noProof/>
-              </w:rPr>
-              <w:t>Bibliography</w:t>
-            </w:r>
-            <w:r>
-              <w:rPr>
-                <w:noProof/>
-              </w:rPr>
-              <w:tab/>
-            </w:r>
-            <w:r>
-              <w:rPr>
-                <w:noProof/>
-              </w:rPr>
-              <w:fldChar w:fldCharType="begin"/>
-            </w:r>
-            <w:r>
-              <w:rPr>
-                <w:noProof/>
-              </w:rPr>
-              <w:instrText xml:space="preserve"> PAGEREF _Toc234782281 \h </w:instrText>
-            </w:r>
-            <w:r>
-              <w:rPr>
-                <w:noProof/>
-              </w:rPr>
-            </w:r>
-            <w:r>
-              <w:rPr>
-                <w:noProof/>
-              </w:rPr>
-              <w:fldChar w:fldCharType="separate"/>
-            </w:r>
-            <w:r>
-              <w:rPr>
-                <w:noProof/>
-              </w:rPr>
-              <w:t>1</w:t>
-            </w:r>
-            <w:r>
-              <w:rPr>
-                <w:noProof/>
-              </w:rPr>
-              <w:fldChar w:fldCharType="end"/>
-            </w:r>
-          </w:hyperlink>
-        </w:p>
-        <w:p>
-          <w:pPr>
-            <w:pStyle w:val="TOC1"/>
-            <w:tabs>
-              <w:tab w:val="right" w:leader="dot" w:pos="9630"/>
-            </w:tabs>
-            <w:rPr>
-              <w:noProof/>
-            </w:rPr>
-          </w:pPr>
-          <w:hyperlink w:anchor="_Toc234782282" w:history="1">
-            <w:r>
-              <w:rPr>
-                <w:rStyle w:val="Hyperlink"/>
-                <w:noProof/>
-              </w:rPr>
-              <w:t>Appendices</w:t>
-            </w:r>
-            <w:r>
-              <w:rPr>
-                <w:noProof/>
-              </w:rPr>
-              <w:tab/>
-            </w:r>
-            <w:r>
-              <w:rPr>
-                <w:noProof/>
-              </w:rPr>
-              <w:fldChar w:fldCharType="begin"/>
-            </w:r>
-            <w:r>
-              <w:rPr>
-                <w:noProof/>
-              </w:rPr>
-              <w:instrText xml:space="preserve"> PAGEREF _Toc234782282 \h </w:instrText>
-            </w:r>
-            <w:r>
-              <w:rPr>
-                <w:noProof/>
-              </w:rPr>
-            </w:r>
-            <w:r>
-              <w:rPr>
-                <w:noProof/>
-              </w:rPr>
-              <w:fldChar w:fldCharType="separate"/>
-            </w:r>
-            <w:r>
-              <w:rPr>
-                <w:noProof/>
-              </w:rPr>
-              <w:t>1</w:t>
-            </w:r>
-            <w:r>
-              <w:rPr>
-                <w:noProof/>
-              </w:rPr>
-              <w:fldChar w:fldCharType="end"/>
-            </w:r>
-          </w:hyperlink>
-        </w:p>
-        <w:p>
-          <w:pPr>
-            <w:pStyle w:val="TOC2"/>
-            <w:tabs>
-              <w:tab w:val="right" w:leader="dot" w:pos="9630"/>
-            </w:tabs>
-            <w:rPr>
-              <w:noProof/>
-            </w:rPr>
-          </w:pPr>
-          <w:hyperlink w:anchor="_Toc234782283" w:history="1">
-            <w:r>
-              <w:rPr>
-                <w:rStyle w:val="Hyperlink"/>
-                <w:noProof/>
-              </w:rPr>
-              <w:t>Appendix A: 12-Week Project Gantt Chart</w:t>
-            </w:r>
-            <w:r>
-              <w:rPr>
-                <w:noProof/>
-              </w:rPr>
-              <w:tab/>
-            </w:r>
-            <w:r>
-              <w:rPr>
-                <w:noProof/>
-              </w:rPr>
-              <w:fldChar w:fldCharType="begin"/>
-            </w:r>
-            <w:r>
-              <w:rPr>
-                <w:noProof/>
-              </w:rPr>
-              <w:instrText xml:space="preserve"> PAGEREF _Toc234782283 \h </w:instrText>
-            </w:r>
-            <w:r>
-              <w:rPr>
-                <w:noProof/>
-              </w:rPr>
-            </w:r>
-            <w:r>
-              <w:rPr>
-                <w:noProof/>
-              </w:rPr>
-              <w:fldChar w:fldCharType="separate"/>
-            </w:r>
-            <w:r>
-              <w:rPr>
-                <w:noProof/>
-              </w:rPr>
-              <w:t>1</w:t>
-            </w:r>
-            <w:r>
-              <w:rPr>
-                <w:noProof/>
-              </w:rPr>
-              <w:fldChar w:fldCharType="end"/>
-            </w:r>
-          </w:hyperlink>
-        </w:p>
-        <w:p>
-          <w:pPr>
-            <w:pStyle w:val="TOC2"/>
-            <w:tabs>
-              <w:tab w:val="right" w:leader="dot" w:pos="9630"/>
-            </w:tabs>
-            <w:rPr>
-              <w:noProof/>
-            </w:rPr>
-          </w:pPr>
-          <w:hyperlink w:anchor="_Toc234782284" w:history="1">
-            <w:r>
-              <w:rPr>
-                <w:rStyle w:val="Hyperlink"/>
-                <w:noProof/>
-              </w:rPr>
-              <w:t>Appendix B: Preprocessing Validation Figures</w:t>
-            </w:r>
-            <w:r>
-              <w:rPr>
-                <w:noProof/>
-              </w:rPr>
-              <w:tab/>
-            </w:r>
-            <w:r>
-              <w:rPr>
-                <w:noProof/>
-              </w:rPr>
-              <w:fldChar w:fldCharType="begin"/>
-            </w:r>
-            <w:r>
-              <w:rPr>
-                <w:noProof/>
-              </w:rPr>
-              <w:instrText xml:space="preserve"> PAGEREF _Toc234782284 \h </w:instrText>
-            </w:r>
-            <w:r>
-              <w:rPr>
-                <w:noProof/>
-              </w:rPr>
-            </w:r>
-            <w:r>
-              <w:rPr>
-                <w:noProof/>
-              </w:rPr>
-              <w:fldChar w:fldCharType="separate"/>
-            </w:r>
-            <w:r>
-              <w:rPr>
-                <w:noProof/>
-              </w:rPr>
-              <w:t>1</w:t>
-            </w:r>
-            <w:r>
-              <w:rPr>
-                <w:noProof/>
-              </w:rPr>
-              <w:fldChar w:fldCharType="end"/>
-            </w:r>
-          </w:hyperlink>
-        </w:p>
-        <w:p>
-          <w:pPr>
-            <w:pStyle w:val="TOC2"/>
-            <w:tabs>
-              <w:tab w:val="right" w:leader="dot" w:pos="9630"/>
-            </w:tabs>
-            <w:rPr>
-              <w:noProof/>
-            </w:rPr>
-          </w:pPr>
-          <w:hyperlink w:anchor="_Toc234782285" w:history="1">
-            <w:r>
-              <w:rPr>
-                <w:rStyle w:val="Hyperlink"/>
-                <w:noProof/>
-              </w:rPr>
-              <w:t>Appendix C: Key Code Listings</w:t>
-            </w:r>
-            <w:r>
-              <w:rPr>
-                <w:noProof/>
-              </w:rPr>
-              <w:tab/>
-            </w:r>
-            <w:r>
-              <w:rPr>
-                <w:noProof/>
-              </w:rPr>
-              <w:fldChar w:fldCharType="begin"/>
-            </w:r>
-            <w:r>
-              <w:rPr>
-                <w:noProof/>
-              </w:rPr>
-              <w:instrText xml:space="preserve"> PAGEREF _Toc234782285 \h </w:instrText>
-            </w:r>
-            <w:r>
-              <w:rPr>
-                <w:noProof/>
-              </w:rPr>
-            </w:r>
-            <w:r>
-              <w:rPr>
-                <w:noProof/>
-              </w:rPr>
-              <w:fldChar w:fldCharType="separate"/>
-            </w:r>
-            <w:r>
-              <w:rPr>
-                <w:noProof/>
-              </w:rPr>
-              <w:t>1</w:t>
+              <w:t>18</w:t>
             </w:r>
             <w:r>
               <w:rPr>
@@ -2334,7 +2473,7 @@
         </w:p>
       </w:sdtContent>
     </w:sdt>
-    <w:bookmarkStart w:id="1" w:name="_Toc234782252" w:displacedByCustomXml="prev"/>
+    <w:bookmarkStart w:id="2" w:name="_Toc234844846" w:displacedByCustomXml="prev"/>
     <w:p>
       <w:pPr>
         <w:pStyle w:val="Heading1"/>
@@ -2344,17 +2483,17 @@
         <w:lastRenderedPageBreak/>
         <w:t>Chapter I — Introduction &amp; Overview</w:t>
       </w:r>
-      <w:bookmarkEnd w:id="1"/>
+      <w:bookmarkEnd w:id="2"/>
     </w:p>
     <w:p>
       <w:pPr>
         <w:pStyle w:val="Heading2"/>
       </w:pPr>
-      <w:bookmarkStart w:id="2" w:name="_Toc234782253"/>
+      <w:bookmarkStart w:id="3" w:name="_Toc234844847"/>
       <w:r>
         <w:t>1.1 Background</w:t>
       </w:r>
-      <w:bookmarkEnd w:id="2"/>
+      <w:bookmarkEnd w:id="3"/>
     </w:p>
     <w:p>
       <w:pPr>
@@ -2362,7 +2501,13 @@
         <w:jc w:val="both"/>
       </w:pPr>
       <w:r>
-        <w:t>Cardiovascular disease is the single largest cause of death worldwide, and the World Health Organisation puts the annual figure at roughly 17.9 million people. A good share of those deaths involves cardiac arrhythmias, which are disturbances in the heart’s electrical rhythm that range from completely benign to immediately life-threatening. The electrocardiogram (ECG) is still the standard non-invasive way of recording this electrical activity, and automating the classification of individual heartbeats has been an active research problem for decades because it promises faster and more consistent screening than manual reading.</w:t>
+        <w:t>Cardiovascular disease is the single largest cause of death worldwide</w:t>
+      </w:r>
+      <w:r>
+        <w:t xml:space="preserve"> </w:t>
+      </w:r>
+      <w:r>
+        <w:t>and the World Health Organisation puts the annual figure at roughly 17.9 million people. A good share of those deaths involves cardiac arrhythmias, which are disturbances in the heart’s electrical rhythm that range from completely benign to immediately life-threatening. The electrocardiogram (ECG) is still the standard non-invasive way of recording this electrical activity, and automating the classification of individual heartbeats has been an active research problem for decades because it promises faster and more consistent screening than manual reading.</w:t>
       </w:r>
     </w:p>
     <w:p>
@@ -2371,18 +2516,32 @@
         <w:jc w:val="both"/>
       </w:pPr>
       <w:r>
-        <w:t>Three problems keep resurfacing in the literature, and they are the ones this project is built around. Real ECG recordings are noisy: they pick up muscle movement, poor electrode contact, and mains interference. The benchmark datasets, MIT-BIH above all, are overwhelmingly made up of normal beats, so a model can post a high overall accuracy while barely recognising the rarer arrhythmia types that actually matter clinically. And several beat categories look similar enough on the waveform that even carefully trained models confuse them. My project sits inside that space and asks how three different neural network designs (an MLP, a 1D-CNN, and an LSTM) cope with the same noise, the same imbalance, and the same overlap.</w:t>
+        <w:t xml:space="preserve">Three problems keep resurfacing in the </w:t>
+      </w:r>
+      <w:r>
+        <w:t>literature,</w:t>
+      </w:r>
+      <w:r>
+        <w:t xml:space="preserve"> and they are the ones this project is built around. Real ECG recordings are noisy: they pick up muscle movement, poor electrode contact, and mains interference. The benchmark datasets, MIT-BIH above all, are overwhelmingly made up of normal beats, so a model can post a high overall accuracy while barely recognising the rarer arrhythmia types that </w:t>
+      </w:r>
+      <w:proofErr w:type="gramStart"/>
+      <w:r>
+        <w:t>actually matter</w:t>
+      </w:r>
+      <w:proofErr w:type="gramEnd"/>
+      <w:r>
+        <w:t xml:space="preserve"> clinically. And several beat categories look similar enough on the waveform that even carefully trained models confuse them. My project sits inside that space and asks how three different neural network designs (an MLP, a 1D-CNN, and an LSTM) cope with the same noise, the same imbalance, and the same overlap.</w:t>
       </w:r>
     </w:p>
     <w:p>
       <w:pPr>
         <w:pStyle w:val="Heading2"/>
       </w:pPr>
-      <w:bookmarkStart w:id="3" w:name="_Toc234782254"/>
+      <w:bookmarkStart w:id="4" w:name="_Toc234844848"/>
       <w:r>
         <w:t>1.2 Problem Statement</w:t>
       </w:r>
-      <w:bookmarkEnd w:id="3"/>
+      <w:bookmarkEnd w:id="4"/>
     </w:p>
     <w:p>
       <w:pPr>
@@ -2406,11 +2565,11 @@
       <w:pPr>
         <w:pStyle w:val="Heading2"/>
       </w:pPr>
-      <w:bookmarkStart w:id="4" w:name="_Toc234782255"/>
+      <w:bookmarkStart w:id="5" w:name="_Toc234844849"/>
       <w:r>
         <w:t>1.3 Research Aim</w:t>
       </w:r>
-      <w:bookmarkEnd w:id="4"/>
+      <w:bookmarkEnd w:id="5"/>
     </w:p>
     <w:p>
       <w:pPr>
@@ -2425,11 +2584,11 @@
       <w:pPr>
         <w:pStyle w:val="Heading2"/>
       </w:pPr>
-      <w:bookmarkStart w:id="5" w:name="_Toc234782256"/>
+      <w:bookmarkStart w:id="6" w:name="_Toc234844850"/>
       <w:r>
         <w:t>1.4 Research Objectives</w:t>
       </w:r>
-      <w:bookmarkEnd w:id="5"/>
+      <w:bookmarkEnd w:id="6"/>
     </w:p>
     <w:p>
       <w:pPr>
@@ -2548,11 +2707,11 @@
       <w:pPr>
         <w:pStyle w:val="Heading2"/>
       </w:pPr>
-      <w:bookmarkStart w:id="6" w:name="_Toc234782257"/>
+      <w:bookmarkStart w:id="7" w:name="_Toc234844851"/>
       <w:r>
         <w:t>1.5 Research Questions</w:t>
       </w:r>
-      <w:bookmarkEnd w:id="6"/>
+      <w:bookmarkEnd w:id="7"/>
     </w:p>
     <w:p>
       <w:pPr>
@@ -2614,11 +2773,11 @@
       <w:pPr>
         <w:pStyle w:val="Heading2"/>
       </w:pPr>
-      <w:bookmarkStart w:id="7" w:name="_Toc234782258"/>
+      <w:bookmarkStart w:id="8" w:name="_Toc234844852"/>
       <w:r>
         <w:t>1.6 Project Scope</w:t>
       </w:r>
-      <w:bookmarkEnd w:id="7"/>
+      <w:bookmarkEnd w:id="8"/>
     </w:p>
     <w:p>
       <w:pPr>
@@ -2635,18 +2794,24 @@
         <w:jc w:val="both"/>
       </w:pPr>
       <w:r>
-        <w:t>It does not extend to real-time or embedded deployment, to full 12-lead analysis, or to clinical validation on new patients. Those are sensible directions for later, but they sit outside what one person can do well inside a 12-week module.</w:t>
+        <w:t>It does not extend to real-time or embedded deployment to full 12-lead analysis</w:t>
+      </w:r>
+      <w:r>
+        <w:t xml:space="preserve"> </w:t>
+      </w:r>
+      <w:r>
+        <w:t>or to clinical validation on new patients. Those are sensible directions for later, but they sit outside what one person can do well inside a 12-week module.</w:t>
       </w:r>
     </w:p>
     <w:p>
       <w:pPr>
         <w:pStyle w:val="Heading2"/>
       </w:pPr>
-      <w:bookmarkStart w:id="8" w:name="_Toc234782259"/>
+      <w:bookmarkStart w:id="9" w:name="_Toc234844853"/>
       <w:r>
         <w:t>1.7 Proposed Practical Investigation</w:t>
       </w:r>
-      <w:bookmarkEnd w:id="8"/>
+      <w:bookmarkEnd w:id="9"/>
     </w:p>
     <w:p>
       <w:pPr>
@@ -2671,11 +2836,11 @@
       <w:pPr>
         <w:pStyle w:val="Heading2"/>
       </w:pPr>
-      <w:bookmarkStart w:id="9" w:name="_Toc234782260"/>
+      <w:bookmarkStart w:id="10" w:name="_Toc234844854"/>
       <w:r>
         <w:t>1.8 Methodology Overview</w:t>
       </w:r>
-      <w:bookmarkEnd w:id="9"/>
+      <w:bookmarkEnd w:id="10"/>
     </w:p>
     <w:p>
       <w:pPr>
@@ -2687,42 +2852,24 @@
           <w:b/>
           <w:bCs/>
         </w:rPr>
-        <w:t xml:space="preserve">Dataset and preprocessing. </w:t>
-      </w:r>
-      <w:r>
-        <w:t>The data source is the MIT-BIH Arrhythmia Database, 48 half-hour recordings from 47 subjects, accessed through PhysioNet. Each record is read in WFDB format and its beats mapped to the five AAMI EC57 classes. Signals are denoised with a zero-phase 0.5–40 Hz Butterworth band-pass, R-peaks are located with the GQRS detector, and each beat is segmented into the shared 234-sample window and Z-scored.</w:t>
-      </w:r>
-    </w:p>
-    <w:p>
-      <w:pPr>
-        <w:spacing w:after="160" w:line="276" w:lineRule="auto"/>
-        <w:jc w:val="both"/>
-      </w:pPr>
+        <w:t>Dataset and preprocessing</w:t>
+      </w:r>
       <w:r>
         <w:rPr>
           <w:b/>
           <w:bCs/>
         </w:rPr>
-        <w:t xml:space="preserve">Splitting by patient. </w:t>
-      </w:r>
-      <w:r>
-        <w:t>The data is partitioned at the record level, not the beat level. Every fold holds out complete patients, so no beat from a held-out patient ever appears in training. This is deliberately more conservative than a random beat-wise split, which would let a model exploit an individual’s signal identity — the leakage that inflates accuracy by several points in the published work. A patient-wise estimate is the one that matters for real deployment.</w:t>
-      </w:r>
-    </w:p>
-    <w:p>
-      <w:pPr>
-        <w:spacing w:after="160" w:line="276" w:lineRule="auto"/>
-        <w:jc w:val="both"/>
-      </w:pPr>
+        <w:t>:</w:t>
+      </w:r>
       <w:r>
         <w:rPr>
           <w:b/>
           <w:bCs/>
         </w:rPr>
-        <w:t xml:space="preserve">Handling imbalance. </w:t>
-      </w:r>
-      <w:r>
-        <w:t>The strategy differs by path, on purpose. On the MLP’s feature vectors, SMOTE is applied inside each training fold only, after the split, because interpolating between scalar feature vectors produces plausible minority-class points. For the raw-sequence models, SMOTE is not used: averaging two raw ECG waveforms sample-by-sample can create physiologically impossible morphologies, so class-weighted cross-entropy is used instead.</w:t>
+        <w:t xml:space="preserve"> </w:t>
+      </w:r>
+      <w:r>
+        <w:t>The data source is the MIT-BIH Arrhythmia Database, 48 half-hour recordings from 47 subjects, accessed through PhysioNet. Each record is read in WFDB format and its beats mapped to the five AAMI EC57 classes. Signals are denoised with a zero-phase 0.5–40 Hz Butterworth band-pass, R-peaks are located with the GQRS detector, and each beat is segmented into the shared 234-sample window and Z-scored.</w:t>
       </w:r>
     </w:p>
     <w:p>
@@ -2735,21 +2882,25 @@
           <w:b/>
           <w:bCs/>
         </w:rPr>
-        <w:t xml:space="preserve">Optimisation and evaluation. </w:t>
-      </w:r>
-      <w:r>
-        <w:t>All three models are tuned with a grouped inner cross-validation search on macro-F1, then evaluated with a ten-fold patient-wise loop. I report per-class sensitivity and specificity (with particular attention to V and to the rare F class), macro-F1, AUC-ROC, and Cohen’s Kappa, and I use a paired Wilcoxon signed-rank test at α = 0.05 on the per-fold macro-F1 to decide whether the architectures actually differ.</w:t>
-      </w:r>
-    </w:p>
-    <w:p>
-      <w:pPr>
-        <w:pStyle w:val="Heading2"/>
-      </w:pPr>
-      <w:bookmarkStart w:id="10" w:name="_Toc234782261"/>
-      <w:r>
-        <w:t>1.9 Tools and Technologies</w:t>
-      </w:r>
-      <w:bookmarkEnd w:id="10"/>
+        <w:t>Splitting by patient</w:t>
+      </w:r>
+      <w:r>
+        <w:rPr>
+          <w:b/>
+          <w:bCs/>
+        </w:rPr>
+        <w:t>:</w:t>
+      </w:r>
+      <w:r>
+        <w:rPr>
+          <w:b/>
+          <w:bCs/>
+        </w:rPr>
+        <w:t xml:space="preserve"> </w:t>
+      </w:r>
+      <w:r>
+        <w:t>The data is partitioned at the record level, not the beat level. Every fold holds out complete patients, so no beat from a held-out patient ever appears in training. This is deliberately more conservative than a random beat-wise split, which would let a model exploit an individual’s signal identity the leakage that inflates accuracy by several points in the published work. A patient-wise estimate is the one that matters for real deployment.</w:t>
+      </w:r>
     </w:p>
     <w:p>
       <w:pPr>
@@ -2757,6 +2908,84 @@
         <w:jc w:val="both"/>
       </w:pPr>
       <w:r>
+        <w:rPr>
+          <w:b/>
+          <w:bCs/>
+        </w:rPr>
+        <w:t>Handling imbalance</w:t>
+      </w:r>
+      <w:r>
+        <w:rPr>
+          <w:b/>
+          <w:bCs/>
+        </w:rPr>
+        <w:t>:</w:t>
+      </w:r>
+      <w:r>
+        <w:rPr>
+          <w:b/>
+          <w:bCs/>
+        </w:rPr>
+        <w:t xml:space="preserve"> </w:t>
+      </w:r>
+      <w:r>
+        <w:t>The strategy differs by path, on purpose. On the MLP’s feature vectors, SMOTE is applied inside each training fold only, after the split, because interpolating between scalar feature vectors produces plausible minority-class points. For the raw-sequence models, SMOTE is not used: averaging two raw ECG waveforms sample-by-sample can create physiologically impossible morphologies, so class-weighted cross-entropy is used instead.</w:t>
+      </w:r>
+    </w:p>
+    <w:p>
+      <w:pPr>
+        <w:spacing w:after="160" w:line="276" w:lineRule="auto"/>
+        <w:jc w:val="both"/>
+      </w:pPr>
+      <w:r>
+        <w:rPr>
+          <w:b/>
+          <w:bCs/>
+        </w:rPr>
+        <w:t>Optimisation and evaluation</w:t>
+      </w:r>
+      <w:r>
+        <w:rPr>
+          <w:b/>
+          <w:bCs/>
+        </w:rPr>
+        <w:t>:</w:t>
+      </w:r>
+      <w:r>
+        <w:rPr>
+          <w:b/>
+          <w:bCs/>
+        </w:rPr>
+        <w:t xml:space="preserve"> </w:t>
+      </w:r>
+      <w:r>
+        <w:t xml:space="preserve">All three models are tuned with a grouped inner cross-validation search on macro-F1, then evaluated with a ten-fold patient-wise loop. I report per-class sensitivity and specificity (with particular attention to V and to the rare F class), macro-F1, AUC-ROC, and Cohen’s Kappa, and I use a paired Wilcoxon signed-rank test at α = 0.05 on the per-fold macro-F1 to decide whether the architectures </w:t>
+      </w:r>
+      <w:proofErr w:type="gramStart"/>
+      <w:r>
+        <w:t>actually differ</w:t>
+      </w:r>
+      <w:proofErr w:type="gramEnd"/>
+      <w:r>
+        <w:t>.</w:t>
+      </w:r>
+    </w:p>
+    <w:p>
+      <w:pPr>
+        <w:pStyle w:val="Heading2"/>
+      </w:pPr>
+      <w:bookmarkStart w:id="11" w:name="_Toc234844855"/>
+      <w:r>
+        <w:t>1.9 Tools and Technologies</w:t>
+      </w:r>
+      <w:bookmarkEnd w:id="11"/>
+    </w:p>
+    <w:p>
+      <w:pPr>
+        <w:spacing w:after="160" w:line="276" w:lineRule="auto"/>
+        <w:jc w:val="both"/>
+      </w:pPr>
+      <w:r>
         <w:t>The implementation uses Python 3.10 with NumPy and SciPy for numerical work, WFDB for reading the MIT-BIH records, PyWavelets for the wavelet features, scikit-learn for the MLP baseline and the evaluation metrics, and imbalanced-learn for SMOTE. The 1D-CNN and LSTM are built in TensorFlow/Keras and trained on an NVIDIA RTX 4060 laptop GPU through WSL2 Ubuntu. Matplotlib and Seaborn handle the signal, distribution, and results plots. Literature has come through IEEE Xplore, PubMed, and ScienceDirect via the university library.</w:t>
       </w:r>
     </w:p>
@@ -2764,11 +2993,11 @@
       <w:pPr>
         <w:pStyle w:val="Heading2"/>
       </w:pPr>
-      <w:bookmarkStart w:id="11" w:name="_Toc234782262"/>
+      <w:bookmarkStart w:id="12" w:name="_Toc234844856"/>
       <w:r>
         <w:t>1.10 Expected Deliverables</w:t>
       </w:r>
-      <w:bookmarkEnd w:id="11"/>
+      <w:bookmarkEnd w:id="12"/>
     </w:p>
     <w:p>
       <w:pPr>
@@ -2845,11 +3074,11 @@
       <w:pPr>
         <w:pStyle w:val="Heading2"/>
       </w:pPr>
-      <w:bookmarkStart w:id="12" w:name="_Toc234782263"/>
+      <w:bookmarkStart w:id="13" w:name="_Toc234844857"/>
       <w:r>
         <w:t>1.11 Ethical, Legal, Professional and Social Issues</w:t>
       </w:r>
-      <w:bookmarkEnd w:id="12"/>
+      <w:bookmarkEnd w:id="13"/>
     </w:p>
     <w:p>
       <w:pPr>
@@ -2857,7 +3086,13 @@
         <w:jc w:val="both"/>
       </w:pPr>
       <w:r>
-        <w:t>MIT-BIH is a public, de-identified dataset distributed through PhysioNet under an open licence, so the project does not recruit participants or collect new patient data. It contains no identifiable information and falls outside the UK GDPR definition of personal data, so no ethics approval beyond the standard secondary-data declaration is needed. On the professional side, the code will be released on GitHub with the dataset cited under PhysioNet’s terms, and every result will be framed as a research comparison between architectures rather than as a validated diagnostic tool, so there is no risk of implying the models are ready for clinical use.</w:t>
+        <w:t>MIT-BIH is a public, de-identified dataset distributed through PhysioNet under an open licence, so the project does not recruit participants or collect new patient data. It contains no identifiable information and falls outside the UK GDPR definition of personal data, so no ethics approval beyond the standard secondary-data declaration is needed. On the professional side, the code will be released on GitHub with the dataset cited under PhysioNet’s terms</w:t>
+      </w:r>
+      <w:r>
+        <w:t xml:space="preserve"> </w:t>
+      </w:r>
+      <w:r>
+        <w:t>and every result will be framed as a research comparison between architectures rather than as a validated diagnostic tool, so there is no risk of implying the models are ready for clinical use.</w:t>
       </w:r>
     </w:p>
     <w:p>
@@ -2865,21 +3100,21 @@
         <w:pStyle w:val="Heading1"/>
         <w:jc w:val="center"/>
       </w:pPr>
-      <w:bookmarkStart w:id="13" w:name="_Toc234782264"/>
+      <w:bookmarkStart w:id="14" w:name="_Toc234844858"/>
       <w:r>
         <w:t>Chapter II — Progress to Date</w:t>
       </w:r>
-      <w:bookmarkEnd w:id="13"/>
+      <w:bookmarkEnd w:id="14"/>
     </w:p>
     <w:p>
       <w:pPr>
         <w:pStyle w:val="Heading2"/>
       </w:pPr>
-      <w:bookmarkStart w:id="14" w:name="_Toc234782265"/>
+      <w:bookmarkStart w:id="15" w:name="_Toc234844859"/>
       <w:r>
         <w:t>2.1 Literature Review Progress</w:t>
       </w:r>
-      <w:bookmarkEnd w:id="14"/>
+      <w:bookmarkEnd w:id="15"/>
     </w:p>
     <w:p>
       <w:pPr>
@@ -2887,13 +3122,105 @@
         <w:jc w:val="both"/>
       </w:pPr>
       <w:r>
-        <w:t>The literature review is complete. Over the first few weeks I worked through around ten sources spanning the classical machine-learning era and the recent deep-learning work, and I settled the direction of the project on the back of it. The recurring gap is that most studies test one architecture at a time, under their own preprocessing and split, and only a minority control for patient-level leakage. That gap is exactly what the four research questions target. The table below summarises the sources that shaped the design most directly.</w:t>
+        <w:t>The literature review is complete. I worked through eleven core sources alongside wider background reading, organised into four strands: the classical feature-engineering era, the deep-learning and hybrid-attention era, imbalance handling, and evaluation methodology. Reading them together is what fixed the direction of the project and the four research questions. The recurring pattern is that most studies test a single architecture, under their own preprocessing and train/test split, and only a minority control for patient-level leakage; headline accuracies are therefore hard to compare and often optimistic. The sources that shaped the design most directly are summarised in Table 2.1, with the narrative below organised by strand.</w:t>
+      </w:r>
+    </w:p>
+    <w:p>
+      <w:pPr>
+        <w:spacing w:after="160" w:line="276" w:lineRule="auto"/>
+        <w:jc w:val="both"/>
+      </w:pPr>
+      <w:r>
+        <w:t>The classical strand is anchored by de Chazal, O’Dwyer and Reilly (2004), who combined ECG morphology with RR-interval features and, crucially, evaluated on a strict inter-patient split under the AAMI class scheme. That paper is the reason this project treats patient-wise splitting as non-negotiable: results from record-wise splits, where beats from the same patient appear in both training and test, are known to be optimistic. Moody and Mark (2001) supply the MIT-BIH database itself — 48 half-hour two-lead records at 360 Hz with expert beat annotations — which is the common substrate the comparison is built on.</w:t>
+      </w:r>
+    </w:p>
+    <w:p>
+      <w:pPr>
+        <w:spacing w:after="160" w:line="276" w:lineRule="auto"/>
+        <w:jc w:val="both"/>
+      </w:pPr>
+      <w:r>
+        <w:t xml:space="preserve">The deep-learning strand runs from </w:t>
+      </w:r>
+      <w:proofErr w:type="spellStart"/>
+      <w:r>
+        <w:t>Kiranyaz</w:t>
+      </w:r>
+      <w:proofErr w:type="spellEnd"/>
+      <w:r>
+        <w:t xml:space="preserve">, Ince and </w:t>
+      </w:r>
+      <w:proofErr w:type="spellStart"/>
+      <w:r>
+        <w:t>Gabbouj</w:t>
+      </w:r>
+      <w:proofErr w:type="spellEnd"/>
+      <w:r>
+        <w:t xml:space="preserve"> (2016), who introduced a real-time 1-D CNN for beat classification, through to a cluster of recent hybrid-attention models: Sun et al. (2024) add squeeze-and-excitation attention to a CNN-LSTM; Jahan et al. (2025) and </w:t>
+      </w:r>
+      <w:proofErr w:type="spellStart"/>
+      <w:r>
+        <w:t>Mirdan</w:t>
+      </w:r>
+      <w:proofErr w:type="spellEnd"/>
+      <w:r>
+        <w:t xml:space="preserve"> (2025) attach attention to recurrent-convolutional backbones; and Thota et al. (2025) push a lightweight CNN-attention-</w:t>
+      </w:r>
+      <w:proofErr w:type="spellStart"/>
+      <w:r>
+        <w:t>BiLSTM</w:t>
+      </w:r>
+      <w:proofErr w:type="spellEnd"/>
+      <w:r>
+        <w:t xml:space="preserve"> onto wearable signals. </w:t>
+      </w:r>
+      <w:proofErr w:type="spellStart"/>
+      <w:r>
+        <w:t>Hannun</w:t>
+      </w:r>
+      <w:proofErr w:type="spellEnd"/>
+      <w:r>
+        <w:t xml:space="preserve"> et al. (2019) sit slightly apart </w:t>
+      </w:r>
+      <w:r>
+        <w:t>because</w:t>
+      </w:r>
+      <w:r>
+        <w:t xml:space="preserve"> their 34-layer CNN reaches cardiologist-level performance, but only on a very large private dataset, so it </w:t>
+      </w:r>
+      <w:r>
+        <w:lastRenderedPageBreak/>
+        <w:t>functions as an aspirational ceiling rather than a reproducible baseline on MIT-BIH. Across this strand the field has clearly moved from hand-crafted features towards representation learning with attention.</w:t>
+      </w:r>
+    </w:p>
+    <w:p>
+      <w:pPr>
+        <w:spacing w:after="160" w:line="276" w:lineRule="auto"/>
+        <w:jc w:val="both"/>
+      </w:pPr>
+      <w:r>
+        <w:t>The third and fourth strands concern imbalance and evaluation. Rahman et al. (2022) and Shahnawaz et al. (2026) tackle class imbalance directly the latter through data augmentation and feature selection while the systematic review by Jaya Prakash et al. (2025) confirms, across many studies, that class imbalance rather than architecture is the dominant limiting factor, and that inconsistent evaluation protocols make cross-paper comparison unreliable. Quan et al. (2018), though from a different domain, offers the methodological template for comparing CNN- and LSTM-based models under a single protocol.</w:t>
+      </w:r>
+    </w:p>
+    <w:p>
+      <w:pPr>
+        <w:spacing w:before="60" w:after="200" w:line="252" w:lineRule="auto"/>
+        <w:jc w:val="center"/>
+      </w:pPr>
+      <w:r>
+        <w:rPr>
+          <w:i/>
+          <w:iCs/>
+          <w:color w:val="595959"/>
+          <w:sz w:val="18"/>
+          <w:szCs w:val="18"/>
+        </w:rPr>
+        <w:t>Table 2.1 — Core literature: approach, dataset and split, contribution, and the specific gap each leaves that this project addresses. The shared weakness — single-architecture testing without leakage control — is what the four research questions close.</w:t>
       </w:r>
     </w:p>
     <w:tbl>
       <w:tblPr>
-        <w:tblW w:w="8800" w:type="dxa"/>
-        <w:jc w:val="center"/>
+        <w:tblW w:w="9200" w:type="dxa"/>
         <w:tblBorders>
           <w:top w:val="single" w:sz="2" w:space="0" w:color="B9C4CC"/>
           <w:left w:val="single" w:sz="2" w:space="0" w:color="B9C4CC"/>
@@ -2909,25 +3236,24 @@
         <w:tblLook w:val="04A0" w:firstRow="1" w:lastRow="0" w:firstColumn="1" w:lastColumn="0" w:noHBand="0" w:noVBand="1"/>
       </w:tblPr>
       <w:tblGrid>
-        <w:gridCol w:w="1491"/>
-        <w:gridCol w:w="2033"/>
-        <w:gridCol w:w="1145"/>
-        <w:gridCol w:w="2032"/>
-        <w:gridCol w:w="2099"/>
+        <w:gridCol w:w="1720"/>
+        <w:gridCol w:w="1820"/>
+        <w:gridCol w:w="1480"/>
+        <w:gridCol w:w="2090"/>
+        <w:gridCol w:w="2090"/>
       </w:tblGrid>
       <w:tr>
         <w:trPr>
           <w:tblHeader/>
-          <w:jc w:val="center"/>
         </w:trPr>
         <w:tc>
           <w:tcPr>
-            <w:tcW w:w="1500" w:type="dxa"/>
+            <w:tcW w:w="1720" w:type="dxa"/>
             <w:shd w:val="clear" w:color="auto" w:fill="1F4E5F"/>
             <w:tcMar>
-              <w:top w:w="60" w:type="dxa"/>
+              <w:top w:w="70" w:type="dxa"/>
               <w:left w:w="90" w:type="dxa"/>
-              <w:bottom w:w="60" w:type="dxa"/>
+              <w:bottom w:w="70" w:type="dxa"/>
               <w:right w:w="90" w:type="dxa"/>
             </w:tcMar>
           </w:tcPr>
@@ -2940,8 +3266,8 @@
                 <w:b/>
                 <w:bCs/>
                 <w:color w:val="FFFFFF"/>
-                <w:sz w:val="22"/>
-                <w:szCs w:val="22"/>
+                <w:sz w:val="20"/>
+                <w:szCs w:val="20"/>
               </w:rPr>
               <w:t>Study</w:t>
             </w:r>
@@ -2949,12 +3275,12 @@
         </w:tc>
         <w:tc>
           <w:tcPr>
-            <w:tcW w:w="2050" w:type="dxa"/>
+            <w:tcW w:w="1820" w:type="dxa"/>
             <w:shd w:val="clear" w:color="auto" w:fill="1F4E5F"/>
             <w:tcMar>
-              <w:top w:w="60" w:type="dxa"/>
+              <w:top w:w="70" w:type="dxa"/>
               <w:left w:w="90" w:type="dxa"/>
-              <w:bottom w:w="60" w:type="dxa"/>
+              <w:bottom w:w="70" w:type="dxa"/>
               <w:right w:w="90" w:type="dxa"/>
             </w:tcMar>
           </w:tcPr>
@@ -2967,21 +3293,21 @@
                 <w:b/>
                 <w:bCs/>
                 <w:color w:val="FFFFFF"/>
-                <w:sz w:val="22"/>
-                <w:szCs w:val="22"/>
-              </w:rPr>
-              <w:t>Approach / Architecture</w:t>
-            </w:r>
-          </w:p>
-        </w:tc>
-        <w:tc>
-          <w:tcPr>
-            <w:tcW w:w="1150" w:type="dxa"/>
+                <w:sz w:val="20"/>
+                <w:szCs w:val="20"/>
+              </w:rPr>
+              <w:t>Approach / architecture</w:t>
+            </w:r>
+          </w:p>
+        </w:tc>
+        <w:tc>
+          <w:tcPr>
+            <w:tcW w:w="1480" w:type="dxa"/>
             <w:shd w:val="clear" w:color="auto" w:fill="1F4E5F"/>
             <w:tcMar>
-              <w:top w:w="60" w:type="dxa"/>
+              <w:top w:w="70" w:type="dxa"/>
               <w:left w:w="90" w:type="dxa"/>
-              <w:bottom w:w="60" w:type="dxa"/>
+              <w:bottom w:w="70" w:type="dxa"/>
               <w:right w:w="90" w:type="dxa"/>
             </w:tcMar>
           </w:tcPr>
@@ -2994,21 +3320,21 @@
                 <w:b/>
                 <w:bCs/>
                 <w:color w:val="FFFFFF"/>
-                <w:sz w:val="22"/>
-                <w:szCs w:val="22"/>
-              </w:rPr>
-              <w:t>Dataset</w:t>
-            </w:r>
-          </w:p>
-        </w:tc>
-        <w:tc>
-          <w:tcPr>
-            <w:tcW w:w="2050" w:type="dxa"/>
+                <w:sz w:val="20"/>
+                <w:szCs w:val="20"/>
+              </w:rPr>
+              <w:t>Dataset &amp; split</w:t>
+            </w:r>
+          </w:p>
+        </w:tc>
+        <w:tc>
+          <w:tcPr>
+            <w:tcW w:w="2090" w:type="dxa"/>
             <w:shd w:val="clear" w:color="auto" w:fill="1F4E5F"/>
             <w:tcMar>
-              <w:top w:w="60" w:type="dxa"/>
+              <w:top w:w="70" w:type="dxa"/>
               <w:left w:w="90" w:type="dxa"/>
-              <w:bottom w:w="60" w:type="dxa"/>
+              <w:bottom w:w="70" w:type="dxa"/>
               <w:right w:w="90" w:type="dxa"/>
             </w:tcMar>
           </w:tcPr>
@@ -3021,8 +3347,8 @@
                 <w:b/>
                 <w:bCs/>
                 <w:color w:val="FFFFFF"/>
-                <w:sz w:val="22"/>
-                <w:szCs w:val="22"/>
+                <w:sz w:val="20"/>
+                <w:szCs w:val="20"/>
               </w:rPr>
               <w:t>Key contribution</w:t>
             </w:r>
@@ -3030,12 +3356,12 @@
         </w:tc>
         <w:tc>
           <w:tcPr>
-            <w:tcW w:w="2050" w:type="dxa"/>
+            <w:tcW w:w="2090" w:type="dxa"/>
             <w:shd w:val="clear" w:color="auto" w:fill="1F4E5F"/>
             <w:tcMar>
-              <w:top w:w="60" w:type="dxa"/>
+              <w:top w:w="70" w:type="dxa"/>
               <w:left w:w="90" w:type="dxa"/>
-              <w:bottom w:w="60" w:type="dxa"/>
+              <w:bottom w:w="70" w:type="dxa"/>
               <w:right w:w="90" w:type="dxa"/>
             </w:tcMar>
           </w:tcPr>
@@ -3048,25 +3374,22 @@
                 <w:b/>
                 <w:bCs/>
                 <w:color w:val="FFFFFF"/>
-                <w:sz w:val="22"/>
-                <w:szCs w:val="22"/>
-              </w:rPr>
-              <w:t>Limitation / gap</w:t>
+                <w:sz w:val="20"/>
+                <w:szCs w:val="20"/>
+              </w:rPr>
+              <w:t>Gap this project targets</w:t>
             </w:r>
           </w:p>
         </w:tc>
       </w:tr>
       <w:tr>
-        <w:trPr>
-          <w:jc w:val="center"/>
-        </w:trPr>
-        <w:tc>
-          <w:tcPr>
-            <w:tcW w:w="1500" w:type="dxa"/>
+        <w:tc>
+          <w:tcPr>
+            <w:tcW w:w="1720" w:type="dxa"/>
             <w:tcMar>
-              <w:top w:w="60" w:type="dxa"/>
+              <w:top w:w="70" w:type="dxa"/>
               <w:left w:w="90" w:type="dxa"/>
-              <w:bottom w:w="60" w:type="dxa"/>
+              <w:bottom w:w="70" w:type="dxa"/>
               <w:right w:w="90" w:type="dxa"/>
             </w:tcMar>
           </w:tcPr>
@@ -3076,20 +3399,20 @@
             </w:pPr>
             <w:r>
               <w:rPr>
-                <w:sz w:val="22"/>
-                <w:szCs w:val="22"/>
-              </w:rPr>
-              <w:t>Kiranyaz et al. (2016)</w:t>
-            </w:r>
-          </w:p>
-        </w:tc>
-        <w:tc>
-          <w:tcPr>
-            <w:tcW w:w="2050" w:type="dxa"/>
+                <w:sz w:val="20"/>
+                <w:szCs w:val="20"/>
+              </w:rPr>
+              <w:t>Moody &amp; Mark (2001)</w:t>
+            </w:r>
+          </w:p>
+        </w:tc>
+        <w:tc>
+          <w:tcPr>
+            <w:tcW w:w="1820" w:type="dxa"/>
             <w:tcMar>
-              <w:top w:w="60" w:type="dxa"/>
+              <w:top w:w="70" w:type="dxa"/>
               <w:left w:w="90" w:type="dxa"/>
-              <w:bottom w:w="60" w:type="dxa"/>
+              <w:bottom w:w="70" w:type="dxa"/>
               <w:right w:w="90" w:type="dxa"/>
             </w:tcMar>
           </w:tcPr>
@@ -3099,20 +3422,20 @@
             </w:pPr>
             <w:r>
               <w:rPr>
-                <w:sz w:val="22"/>
-                <w:szCs w:val="22"/>
-              </w:rPr>
-              <w:t>Patient-specific 1D-CNN on raw beats</w:t>
-            </w:r>
-          </w:p>
-        </w:tc>
-        <w:tc>
-          <w:tcPr>
-            <w:tcW w:w="1150" w:type="dxa"/>
+                <w:sz w:val="20"/>
+                <w:szCs w:val="20"/>
+              </w:rPr>
+              <w:t>Benchmark database description</w:t>
+            </w:r>
+          </w:p>
+        </w:tc>
+        <w:tc>
+          <w:tcPr>
+            <w:tcW w:w="1480" w:type="dxa"/>
             <w:tcMar>
-              <w:top w:w="60" w:type="dxa"/>
+              <w:top w:w="70" w:type="dxa"/>
               <w:left w:w="90" w:type="dxa"/>
-              <w:bottom w:w="60" w:type="dxa"/>
+              <w:bottom w:w="70" w:type="dxa"/>
               <w:right w:w="90" w:type="dxa"/>
             </w:tcMar>
           </w:tcPr>
@@ -3122,20 +3445,20 @@
             </w:pPr>
             <w:r>
               <w:rPr>
-                <w:sz w:val="22"/>
-                <w:szCs w:val="22"/>
-              </w:rPr>
-              <w:t>MIT-BIH</w:t>
-            </w:r>
-          </w:p>
-        </w:tc>
-        <w:tc>
-          <w:tcPr>
-            <w:tcW w:w="2050" w:type="dxa"/>
+                <w:sz w:val="20"/>
+                <w:szCs w:val="20"/>
+              </w:rPr>
+              <w:t>MIT-BIH: 48 half-hour records, 2 leads, 360 Hz, expert beat annotations</w:t>
+            </w:r>
+          </w:p>
+        </w:tc>
+        <w:tc>
+          <w:tcPr>
+            <w:tcW w:w="2090" w:type="dxa"/>
             <w:tcMar>
-              <w:top w:w="60" w:type="dxa"/>
+              <w:top w:w="70" w:type="dxa"/>
               <w:left w:w="90" w:type="dxa"/>
-              <w:bottom w:w="60" w:type="dxa"/>
+              <w:bottom w:w="70" w:type="dxa"/>
               <w:right w:w="90" w:type="dxa"/>
             </w:tcMar>
           </w:tcPr>
@@ -3145,20 +3468,20 @@
             </w:pPr>
             <w:r>
               <w:rPr>
-                <w:sz w:val="22"/>
-                <w:szCs w:val="22"/>
-              </w:rPr>
-              <w:t>Showed a compact 1D-CNN can classify beats in near real time.</w:t>
-            </w:r>
-          </w:p>
-        </w:tc>
-        <w:tc>
-          <w:tcPr>
-            <w:tcW w:w="2050" w:type="dxa"/>
+                <w:sz w:val="20"/>
+                <w:szCs w:val="20"/>
+              </w:rPr>
+              <w:t>Established the benchmark dataset and AAMI-mappable annotations used across the field</w:t>
+            </w:r>
+          </w:p>
+        </w:tc>
+        <w:tc>
+          <w:tcPr>
+            <w:tcW w:w="2090" w:type="dxa"/>
             <w:tcMar>
-              <w:top w:w="60" w:type="dxa"/>
+              <w:top w:w="70" w:type="dxa"/>
               <w:left w:w="90" w:type="dxa"/>
-              <w:bottom w:w="60" w:type="dxa"/>
+              <w:bottom w:w="70" w:type="dxa"/>
               <w:right w:w="90" w:type="dxa"/>
             </w:tcMar>
           </w:tcPr>
@@ -3168,26 +3491,22 @@
             </w:pPr>
             <w:r>
               <w:rPr>
-                <w:sz w:val="22"/>
-                <w:szCs w:val="22"/>
-              </w:rPr>
-              <w:t>Patient-specific setup does not test generalisation to unseen patients.</w:t>
+                <w:sz w:val="20"/>
+                <w:szCs w:val="20"/>
+              </w:rPr>
+              <w:t>Defines the data, not a method; used here as the common substrate for a fair comparison</w:t>
             </w:r>
           </w:p>
         </w:tc>
       </w:tr>
       <w:tr>
-        <w:trPr>
-          <w:jc w:val="center"/>
-        </w:trPr>
-        <w:tc>
-          <w:tcPr>
-            <w:tcW w:w="1500" w:type="dxa"/>
-            <w:shd w:val="clear" w:color="auto" w:fill="EEF2F4"/>
+        <w:tc>
+          <w:tcPr>
+            <w:tcW w:w="1720" w:type="dxa"/>
             <w:tcMar>
-              <w:top w:w="60" w:type="dxa"/>
+              <w:top w:w="70" w:type="dxa"/>
               <w:left w:w="90" w:type="dxa"/>
-              <w:bottom w:w="60" w:type="dxa"/>
+              <w:bottom w:w="70" w:type="dxa"/>
               <w:right w:w="90" w:type="dxa"/>
             </w:tcMar>
           </w:tcPr>
@@ -3197,21 +3516,20 @@
             </w:pPr>
             <w:r>
               <w:rPr>
-                <w:sz w:val="22"/>
-                <w:szCs w:val="22"/>
-              </w:rPr>
-              <w:t>Hannun et al. (2019)</w:t>
-            </w:r>
-          </w:p>
-        </w:tc>
-        <w:tc>
-          <w:tcPr>
-            <w:tcW w:w="2050" w:type="dxa"/>
-            <w:shd w:val="clear" w:color="auto" w:fill="EEF2F4"/>
+                <w:sz w:val="20"/>
+                <w:szCs w:val="20"/>
+              </w:rPr>
+              <w:t>de Chazal, O’Dwyer &amp; Reilly (2004)</w:t>
+            </w:r>
+          </w:p>
+        </w:tc>
+        <w:tc>
+          <w:tcPr>
+            <w:tcW w:w="1820" w:type="dxa"/>
             <w:tcMar>
-              <w:top w:w="60" w:type="dxa"/>
+              <w:top w:w="70" w:type="dxa"/>
               <w:left w:w="90" w:type="dxa"/>
-              <w:bottom w:w="60" w:type="dxa"/>
+              <w:bottom w:w="70" w:type="dxa"/>
               <w:right w:w="90" w:type="dxa"/>
             </w:tcMar>
           </w:tcPr>
@@ -3221,21 +3539,20 @@
             </w:pPr>
             <w:r>
               <w:rPr>
-                <w:sz w:val="22"/>
-                <w:szCs w:val="22"/>
-              </w:rPr>
-              <w:t>34-layer deep CNN</w:t>
-            </w:r>
-          </w:p>
-        </w:tc>
-        <w:tc>
-          <w:tcPr>
-            <w:tcW w:w="1150" w:type="dxa"/>
-            <w:shd w:val="clear" w:color="auto" w:fill="EEF2F4"/>
+                <w:sz w:val="20"/>
+                <w:szCs w:val="20"/>
+              </w:rPr>
+              <w:t>Hand-crafted morphology + RR-interval features with linear discriminants</w:t>
+            </w:r>
+          </w:p>
+        </w:tc>
+        <w:tc>
+          <w:tcPr>
+            <w:tcW w:w="1480" w:type="dxa"/>
             <w:tcMar>
-              <w:top w:w="60" w:type="dxa"/>
+              <w:top w:w="70" w:type="dxa"/>
               <w:left w:w="90" w:type="dxa"/>
-              <w:bottom w:w="60" w:type="dxa"/>
+              <w:bottom w:w="70" w:type="dxa"/>
               <w:right w:w="90" w:type="dxa"/>
             </w:tcMar>
           </w:tcPr>
@@ -3245,21 +3562,20 @@
             </w:pPr>
             <w:r>
               <w:rPr>
-                <w:sz w:val="22"/>
-                <w:szCs w:val="22"/>
-              </w:rPr>
-              <w:t>Single-lead, large private set</w:t>
-            </w:r>
-          </w:p>
-        </w:tc>
-        <w:tc>
-          <w:tcPr>
-            <w:tcW w:w="2050" w:type="dxa"/>
-            <w:shd w:val="clear" w:color="auto" w:fill="EEF2F4"/>
+                <w:sz w:val="20"/>
+                <w:szCs w:val="20"/>
+              </w:rPr>
+              <w:t>MIT-BIH, AAMI classes, strict inter-patient (patient-disjoint) split</w:t>
+            </w:r>
+          </w:p>
+        </w:tc>
+        <w:tc>
+          <w:tcPr>
+            <w:tcW w:w="2090" w:type="dxa"/>
             <w:tcMar>
-              <w:top w:w="60" w:type="dxa"/>
+              <w:top w:w="70" w:type="dxa"/>
               <w:left w:w="90" w:type="dxa"/>
-              <w:bottom w:w="60" w:type="dxa"/>
+              <w:bottom w:w="70" w:type="dxa"/>
               <w:right w:w="90" w:type="dxa"/>
             </w:tcMar>
           </w:tcPr>
@@ -3269,21 +3585,20 @@
             </w:pPr>
             <w:r>
               <w:rPr>
-                <w:sz w:val="22"/>
-                <w:szCs w:val="22"/>
-              </w:rPr>
-              <w:t>Cardiologist-level rhythm detection at scale.</w:t>
-            </w:r>
-          </w:p>
-        </w:tc>
-        <w:tc>
-          <w:tcPr>
-            <w:tcW w:w="2050" w:type="dxa"/>
-            <w:shd w:val="clear" w:color="auto" w:fill="EEF2F4"/>
+                <w:sz w:val="20"/>
+                <w:szCs w:val="20"/>
+              </w:rPr>
+              <w:t>Set the patient-independent evaluation paradigm; showed morphology + interval features are strong</w:t>
+            </w:r>
+          </w:p>
+        </w:tc>
+        <w:tc>
+          <w:tcPr>
+            <w:tcW w:w="2090" w:type="dxa"/>
             <w:tcMar>
-              <w:top w:w="60" w:type="dxa"/>
+              <w:top w:w="70" w:type="dxa"/>
               <w:left w:w="90" w:type="dxa"/>
-              <w:bottom w:w="60" w:type="dxa"/>
+              <w:bottom w:w="70" w:type="dxa"/>
               <w:right w:w="90" w:type="dxa"/>
             </w:tcMar>
           </w:tcPr>
@@ -3293,25 +3608,22 @@
             </w:pPr>
             <w:r>
               <w:rPr>
-                <w:sz w:val="22"/>
-                <w:szCs w:val="22"/>
-              </w:rPr>
-              <w:t>Needs a very large labelled set; not reproducible on MIT-BIH.</w:t>
+                <w:sz w:val="20"/>
+                <w:szCs w:val="20"/>
+              </w:rPr>
+              <w:t>Classical features only; motivates comparing a feature-engineered MLP against raw-signal deep models under the same patient-wise split</w:t>
             </w:r>
           </w:p>
         </w:tc>
       </w:tr>
       <w:tr>
-        <w:trPr>
-          <w:jc w:val="center"/>
-        </w:trPr>
-        <w:tc>
-          <w:tcPr>
-            <w:tcW w:w="1500" w:type="dxa"/>
+        <w:tc>
+          <w:tcPr>
+            <w:tcW w:w="1720" w:type="dxa"/>
             <w:tcMar>
-              <w:top w:w="60" w:type="dxa"/>
+              <w:top w:w="70" w:type="dxa"/>
               <w:left w:w="90" w:type="dxa"/>
-              <w:bottom w:w="60" w:type="dxa"/>
+              <w:bottom w:w="70" w:type="dxa"/>
               <w:right w:w="90" w:type="dxa"/>
             </w:tcMar>
           </w:tcPr>
@@ -3321,20 +3633,36 @@
             </w:pPr>
             <w:r>
               <w:rPr>
-                <w:sz w:val="22"/>
-                <w:szCs w:val="22"/>
-              </w:rPr>
-              <w:t>Jahan et al. (2025)</w:t>
-            </w:r>
-          </w:p>
-        </w:tc>
-        <w:tc>
-          <w:tcPr>
-            <w:tcW w:w="2050" w:type="dxa"/>
+                <w:sz w:val="20"/>
+                <w:szCs w:val="20"/>
+              </w:rPr>
+              <w:t xml:space="preserve">Kiranyaz, Ince &amp; </w:t>
+            </w:r>
+            <w:proofErr w:type="spellStart"/>
+            <w:r>
+              <w:rPr>
+                <w:sz w:val="20"/>
+                <w:szCs w:val="20"/>
+              </w:rPr>
+              <w:t>Gabbouj</w:t>
+            </w:r>
+            <w:proofErr w:type="spellEnd"/>
+            <w:r>
+              <w:rPr>
+                <w:sz w:val="20"/>
+                <w:szCs w:val="20"/>
+              </w:rPr>
+              <w:t xml:space="preserve"> (2016)</w:t>
+            </w:r>
+          </w:p>
+        </w:tc>
+        <w:tc>
+          <w:tcPr>
+            <w:tcW w:w="1820" w:type="dxa"/>
             <w:tcMar>
-              <w:top w:w="60" w:type="dxa"/>
+              <w:top w:w="70" w:type="dxa"/>
               <w:left w:w="90" w:type="dxa"/>
-              <w:bottom w:w="60" w:type="dxa"/>
+              <w:bottom w:w="70" w:type="dxa"/>
               <w:right w:w="90" w:type="dxa"/>
             </w:tcMar>
           </w:tcPr>
@@ -3344,20 +3672,20 @@
             </w:pPr>
             <w:r>
               <w:rPr>
-                <w:sz w:val="22"/>
-                <w:szCs w:val="22"/>
-              </w:rPr>
-              <w:t>CNN-LSTM-attention hybrid</w:t>
-            </w:r>
-          </w:p>
-        </w:tc>
-        <w:tc>
-          <w:tcPr>
-            <w:tcW w:w="1150" w:type="dxa"/>
+                <w:sz w:val="20"/>
+                <w:szCs w:val="20"/>
+              </w:rPr>
+              <w:t>1-D CNN on raw beats</w:t>
+            </w:r>
+          </w:p>
+        </w:tc>
+        <w:tc>
+          <w:tcPr>
+            <w:tcW w:w="1480" w:type="dxa"/>
             <w:tcMar>
-              <w:top w:w="60" w:type="dxa"/>
+              <w:top w:w="70" w:type="dxa"/>
               <w:left w:w="90" w:type="dxa"/>
-              <w:bottom w:w="60" w:type="dxa"/>
+              <w:bottom w:w="70" w:type="dxa"/>
               <w:right w:w="90" w:type="dxa"/>
             </w:tcMar>
           </w:tcPr>
@@ -3367,20 +3695,20 @@
             </w:pPr>
             <w:r>
               <w:rPr>
-                <w:sz w:val="22"/>
-                <w:szCs w:val="22"/>
-              </w:rPr>
-              <w:t>MIT-BIH</w:t>
-            </w:r>
-          </w:p>
-        </w:tc>
-        <w:tc>
-          <w:tcPr>
-            <w:tcW w:w="2050" w:type="dxa"/>
+                <w:sz w:val="20"/>
+                <w:szCs w:val="20"/>
+              </w:rPr>
+              <w:t>MIT-BIH, patient-specific (some patient data in training)</w:t>
+            </w:r>
+          </w:p>
+        </w:tc>
+        <w:tc>
+          <w:tcPr>
+            <w:tcW w:w="2090" w:type="dxa"/>
             <w:tcMar>
-              <w:top w:w="60" w:type="dxa"/>
+              <w:top w:w="70" w:type="dxa"/>
               <w:left w:w="90" w:type="dxa"/>
-              <w:bottom w:w="60" w:type="dxa"/>
+              <w:bottom w:w="70" w:type="dxa"/>
               <w:right w:w="90" w:type="dxa"/>
             </w:tcMar>
           </w:tcPr>
@@ -3390,20 +3718,20 @@
             </w:pPr>
             <w:r>
               <w:rPr>
-                <w:sz w:val="22"/>
-                <w:szCs w:val="22"/>
-              </w:rPr>
-              <w:t>Attention improves minority-class recall.</w:t>
-            </w:r>
-          </w:p>
-        </w:tc>
-        <w:tc>
-          <w:tcPr>
-            <w:tcW w:w="2050" w:type="dxa"/>
+                <w:sz w:val="20"/>
+                <w:szCs w:val="20"/>
+              </w:rPr>
+              <w:t>First real-time 1-D CNN for beat classification; efficient and adaptive</w:t>
+            </w:r>
+          </w:p>
+        </w:tc>
+        <w:tc>
+          <w:tcPr>
+            <w:tcW w:w="2090" w:type="dxa"/>
             <w:tcMar>
-              <w:top w:w="60" w:type="dxa"/>
+              <w:top w:w="70" w:type="dxa"/>
               <w:left w:w="90" w:type="dxa"/>
-              <w:bottom w:w="60" w:type="dxa"/>
+              <w:bottom w:w="70" w:type="dxa"/>
               <w:right w:w="90" w:type="dxa"/>
             </w:tcMar>
           </w:tcPr>
@@ -3413,26 +3741,22 @@
             </w:pPr>
             <w:r>
               <w:rPr>
-                <w:sz w:val="22"/>
-                <w:szCs w:val="22"/>
-              </w:rPr>
-              <w:t>Single architecture; split and leakage control unclear.</w:t>
+                <w:sz w:val="20"/>
+                <w:szCs w:val="20"/>
+              </w:rPr>
+              <w:t>Patient-specific setup does not test cross-patient generalisation, which this project measures with patient-wise folds</w:t>
             </w:r>
           </w:p>
         </w:tc>
       </w:tr>
       <w:tr>
-        <w:trPr>
-          <w:jc w:val="center"/>
-        </w:trPr>
-        <w:tc>
-          <w:tcPr>
-            <w:tcW w:w="1500" w:type="dxa"/>
-            <w:shd w:val="clear" w:color="auto" w:fill="EEF2F4"/>
+        <w:tc>
+          <w:tcPr>
+            <w:tcW w:w="1720" w:type="dxa"/>
             <w:tcMar>
-              <w:top w:w="60" w:type="dxa"/>
+              <w:top w:w="70" w:type="dxa"/>
               <w:left w:w="90" w:type="dxa"/>
-              <w:bottom w:w="60" w:type="dxa"/>
+              <w:bottom w:w="70" w:type="dxa"/>
               <w:right w:w="90" w:type="dxa"/>
             </w:tcMar>
           </w:tcPr>
@@ -3440,23 +3764,31 @@
             <w:pPr>
               <w:spacing w:line="252" w:lineRule="auto"/>
             </w:pPr>
-            <w:r>
-              <w:rPr>
-                <w:sz w:val="22"/>
-                <w:szCs w:val="22"/>
-              </w:rPr>
-              <w:t>Sun et al. (2024)</w:t>
-            </w:r>
-          </w:p>
-        </w:tc>
-        <w:tc>
-          <w:tcPr>
-            <w:tcW w:w="2050" w:type="dxa"/>
-            <w:shd w:val="clear" w:color="auto" w:fill="EEF2F4"/>
+            <w:proofErr w:type="spellStart"/>
+            <w:r>
+              <w:rPr>
+                <w:sz w:val="20"/>
+                <w:szCs w:val="20"/>
+              </w:rPr>
+              <w:t>Hannun</w:t>
+            </w:r>
+            <w:proofErr w:type="spellEnd"/>
+            <w:r>
+              <w:rPr>
+                <w:sz w:val="20"/>
+                <w:szCs w:val="20"/>
+              </w:rPr>
+              <w:t xml:space="preserve"> et al. (2019)</w:t>
+            </w:r>
+          </w:p>
+        </w:tc>
+        <w:tc>
+          <w:tcPr>
+            <w:tcW w:w="1820" w:type="dxa"/>
             <w:tcMar>
-              <w:top w:w="60" w:type="dxa"/>
+              <w:top w:w="70" w:type="dxa"/>
               <w:left w:w="90" w:type="dxa"/>
-              <w:bottom w:w="60" w:type="dxa"/>
+              <w:bottom w:w="70" w:type="dxa"/>
               <w:right w:w="90" w:type="dxa"/>
             </w:tcMar>
           </w:tcPr>
@@ -3466,21 +3798,20 @@
             </w:pPr>
             <w:r>
               <w:rPr>
-                <w:sz w:val="22"/>
-                <w:szCs w:val="22"/>
-              </w:rPr>
-              <w:t>CNN-LSTM-SE</w:t>
-            </w:r>
-          </w:p>
-        </w:tc>
-        <w:tc>
-          <w:tcPr>
-            <w:tcW w:w="1150" w:type="dxa"/>
-            <w:shd w:val="clear" w:color="auto" w:fill="EEF2F4"/>
+                <w:sz w:val="20"/>
+                <w:szCs w:val="20"/>
+              </w:rPr>
+              <w:t>34-layer deep CNN</w:t>
+            </w:r>
+          </w:p>
+        </w:tc>
+        <w:tc>
+          <w:tcPr>
+            <w:tcW w:w="1480" w:type="dxa"/>
             <w:tcMar>
-              <w:top w:w="60" w:type="dxa"/>
+              <w:top w:w="70" w:type="dxa"/>
               <w:left w:w="90" w:type="dxa"/>
-              <w:bottom w:w="60" w:type="dxa"/>
+              <w:bottom w:w="70" w:type="dxa"/>
               <w:right w:w="90" w:type="dxa"/>
             </w:tcMar>
           </w:tcPr>
@@ -3490,21 +3821,20 @@
             </w:pPr>
             <w:r>
               <w:rPr>
-                <w:sz w:val="22"/>
-                <w:szCs w:val="22"/>
-              </w:rPr>
-              <w:t>MIT-BIH</w:t>
-            </w:r>
-          </w:p>
-        </w:tc>
-        <w:tc>
-          <w:tcPr>
-            <w:tcW w:w="2050" w:type="dxa"/>
-            <w:shd w:val="clear" w:color="auto" w:fill="EEF2F4"/>
+                <w:sz w:val="20"/>
+                <w:szCs w:val="20"/>
+              </w:rPr>
+              <w:t>Very large private single-lead ambulatory set (~53k patients)</w:t>
+            </w:r>
+          </w:p>
+        </w:tc>
+        <w:tc>
+          <w:tcPr>
+            <w:tcW w:w="2090" w:type="dxa"/>
             <w:tcMar>
-              <w:top w:w="60" w:type="dxa"/>
+              <w:top w:w="70" w:type="dxa"/>
               <w:left w:w="90" w:type="dxa"/>
-              <w:bottom w:w="60" w:type="dxa"/>
+              <w:bottom w:w="70" w:type="dxa"/>
               <w:right w:w="90" w:type="dxa"/>
             </w:tcMar>
           </w:tcPr>
@@ -3514,21 +3844,20 @@
             </w:pPr>
             <w:r>
               <w:rPr>
-                <w:sz w:val="22"/>
-                <w:szCs w:val="22"/>
-              </w:rPr>
-              <w:t>Squeeze-excitation sharpens feature channels.</w:t>
-            </w:r>
-          </w:p>
-        </w:tc>
-        <w:tc>
-          <w:tcPr>
-            <w:tcW w:w="2050" w:type="dxa"/>
-            <w:shd w:val="clear" w:color="auto" w:fill="EEF2F4"/>
+                <w:sz w:val="20"/>
+                <w:szCs w:val="20"/>
+              </w:rPr>
+              <w:t>Cardiologist-level rhythm detection at scale</w:t>
+            </w:r>
+          </w:p>
+        </w:tc>
+        <w:tc>
+          <w:tcPr>
+            <w:tcW w:w="2090" w:type="dxa"/>
             <w:tcMar>
-              <w:top w:w="60" w:type="dxa"/>
+              <w:top w:w="70" w:type="dxa"/>
               <w:left w:w="90" w:type="dxa"/>
-              <w:bottom w:w="60" w:type="dxa"/>
+              <w:bottom w:w="70" w:type="dxa"/>
               <w:right w:w="90" w:type="dxa"/>
             </w:tcMar>
           </w:tcPr>
@@ -3538,25 +3867,38 @@
             </w:pPr>
             <w:r>
               <w:rPr>
-                <w:sz w:val="22"/>
-                <w:szCs w:val="22"/>
-              </w:rPr>
-              <w:t>No like-for-like baseline; imbalance handling light.</w:t>
+                <w:sz w:val="20"/>
+                <w:szCs w:val="20"/>
+              </w:rPr>
+              <w:t xml:space="preserve">Needs </w:t>
+            </w:r>
+            <w:proofErr w:type="gramStart"/>
+            <w:r>
+              <w:rPr>
+                <w:sz w:val="20"/>
+                <w:szCs w:val="20"/>
+              </w:rPr>
+              <w:t>massive labelled</w:t>
+            </w:r>
+            <w:proofErr w:type="gramEnd"/>
+            <w:r>
+              <w:rPr>
+                <w:sz w:val="20"/>
+                <w:szCs w:val="20"/>
+              </w:rPr>
+              <w:t xml:space="preserve"> data and is not reproducible on MIT-BIH; an aspirational ceiling, not a comparable baseline</w:t>
             </w:r>
           </w:p>
         </w:tc>
       </w:tr>
       <w:tr>
-        <w:trPr>
-          <w:jc w:val="center"/>
-        </w:trPr>
-        <w:tc>
-          <w:tcPr>
-            <w:tcW w:w="1500" w:type="dxa"/>
+        <w:tc>
+          <w:tcPr>
+            <w:tcW w:w="1720" w:type="dxa"/>
             <w:tcMar>
-              <w:top w:w="60" w:type="dxa"/>
+              <w:top w:w="70" w:type="dxa"/>
               <w:left w:w="90" w:type="dxa"/>
-              <w:bottom w:w="60" w:type="dxa"/>
+              <w:bottom w:w="70" w:type="dxa"/>
               <w:right w:w="90" w:type="dxa"/>
             </w:tcMar>
           </w:tcPr>
@@ -3566,21 +3908,20 @@
             </w:pPr>
             <w:r>
               <w:rPr>
-                <w:sz w:val="22"/>
-                <w:szCs w:val="22"/>
-              </w:rPr>
-              <w:lastRenderedPageBreak/>
-              <w:t>Thota et al. (2025)</w:t>
-            </w:r>
-          </w:p>
-        </w:tc>
-        <w:tc>
-          <w:tcPr>
-            <w:tcW w:w="2050" w:type="dxa"/>
+                <w:sz w:val="20"/>
+                <w:szCs w:val="20"/>
+              </w:rPr>
+              <w:t>Rahman et al. (2022)</w:t>
+            </w:r>
+          </w:p>
+        </w:tc>
+        <w:tc>
+          <w:tcPr>
+            <w:tcW w:w="1820" w:type="dxa"/>
             <w:tcMar>
-              <w:top w:w="60" w:type="dxa"/>
+              <w:top w:w="70" w:type="dxa"/>
               <w:left w:w="90" w:type="dxa"/>
-              <w:bottom w:w="60" w:type="dxa"/>
+              <w:bottom w:w="70" w:type="dxa"/>
               <w:right w:w="90" w:type="dxa"/>
             </w:tcMar>
           </w:tcPr>
@@ -3590,20 +3931,20 @@
             </w:pPr>
             <w:r>
               <w:rPr>
-                <w:sz w:val="22"/>
-                <w:szCs w:val="22"/>
-              </w:rPr>
-              <w:t>Lightweight CNN-attention-BiLSTM</w:t>
-            </w:r>
-          </w:p>
-        </w:tc>
-        <w:tc>
-          <w:tcPr>
-            <w:tcW w:w="1150" w:type="dxa"/>
+                <w:sz w:val="20"/>
+                <w:szCs w:val="20"/>
+              </w:rPr>
+              <w:t>Deep-learning (CNN-based) classifier</w:t>
+            </w:r>
+          </w:p>
+        </w:tc>
+        <w:tc>
+          <w:tcPr>
+            <w:tcW w:w="1480" w:type="dxa"/>
             <w:tcMar>
-              <w:top w:w="60" w:type="dxa"/>
+              <w:top w:w="70" w:type="dxa"/>
               <w:left w:w="90" w:type="dxa"/>
-              <w:bottom w:w="60" w:type="dxa"/>
+              <w:bottom w:w="70" w:type="dxa"/>
               <w:right w:w="90" w:type="dxa"/>
             </w:tcMar>
           </w:tcPr>
@@ -3613,20 +3954,20 @@
             </w:pPr>
             <w:r>
               <w:rPr>
-                <w:sz w:val="22"/>
-                <w:szCs w:val="22"/>
-              </w:rPr>
-              <w:t>Standard + wearable ECG</w:t>
-            </w:r>
-          </w:p>
-        </w:tc>
-        <w:tc>
-          <w:tcPr>
-            <w:tcW w:w="2050" w:type="dxa"/>
+                <w:sz w:val="20"/>
+                <w:szCs w:val="20"/>
+              </w:rPr>
+              <w:t>MIT-BIH</w:t>
+            </w:r>
+          </w:p>
+        </w:tc>
+        <w:tc>
+          <w:tcPr>
+            <w:tcW w:w="2090" w:type="dxa"/>
             <w:tcMar>
-              <w:top w:w="60" w:type="dxa"/>
+              <w:top w:w="70" w:type="dxa"/>
               <w:left w:w="90" w:type="dxa"/>
-              <w:bottom w:w="60" w:type="dxa"/>
+              <w:bottom w:w="70" w:type="dxa"/>
               <w:right w:w="90" w:type="dxa"/>
             </w:tcMar>
           </w:tcPr>
@@ -3636,20 +3977,20 @@
             </w:pPr>
             <w:r>
               <w:rPr>
-                <w:sz w:val="22"/>
-                <w:szCs w:val="22"/>
-              </w:rPr>
-              <w:t>Small model works on wearable signals.</w:t>
-            </w:r>
-          </w:p>
-        </w:tc>
-        <w:tc>
-          <w:tcPr>
-            <w:tcW w:w="2050" w:type="dxa"/>
+                <w:sz w:val="20"/>
+                <w:szCs w:val="20"/>
+              </w:rPr>
+              <w:t>Reports strong deep-learning arrhythmia detection</w:t>
+            </w:r>
+          </w:p>
+        </w:tc>
+        <w:tc>
+          <w:tcPr>
+            <w:tcW w:w="2090" w:type="dxa"/>
             <w:tcMar>
-              <w:top w:w="60" w:type="dxa"/>
+              <w:top w:w="70" w:type="dxa"/>
               <w:left w:w="90" w:type="dxa"/>
-              <w:bottom w:w="60" w:type="dxa"/>
+              <w:bottom w:w="70" w:type="dxa"/>
               <w:right w:w="90" w:type="dxa"/>
             </w:tcMar>
           </w:tcPr>
@@ -3659,26 +4000,22 @@
             </w:pPr>
             <w:r>
               <w:rPr>
-                <w:sz w:val="22"/>
-                <w:szCs w:val="22"/>
-              </w:rPr>
-              <w:t>Reports overall accuracy; per-class detail thin.</w:t>
+                <w:sz w:val="20"/>
+                <w:szCs w:val="20"/>
+              </w:rPr>
+              <w:t>Single-architecture focus; limited like-for-like baseline and imbalance analysis</w:t>
             </w:r>
           </w:p>
         </w:tc>
       </w:tr>
       <w:tr>
-        <w:trPr>
-          <w:jc w:val="center"/>
-        </w:trPr>
-        <w:tc>
-          <w:tcPr>
-            <w:tcW w:w="1500" w:type="dxa"/>
-            <w:shd w:val="clear" w:color="auto" w:fill="EEF2F4"/>
+        <w:tc>
+          <w:tcPr>
+            <w:tcW w:w="1720" w:type="dxa"/>
             <w:tcMar>
-              <w:top w:w="60" w:type="dxa"/>
+              <w:top w:w="70" w:type="dxa"/>
               <w:left w:w="90" w:type="dxa"/>
-              <w:bottom w:w="60" w:type="dxa"/>
+              <w:bottom w:w="70" w:type="dxa"/>
               <w:right w:w="90" w:type="dxa"/>
             </w:tcMar>
           </w:tcPr>
@@ -3688,21 +4025,20 @@
             </w:pPr>
             <w:r>
               <w:rPr>
-                <w:sz w:val="22"/>
-                <w:szCs w:val="22"/>
-              </w:rPr>
-              <w:t>Mirdan (2025)</w:t>
-            </w:r>
-          </w:p>
-        </w:tc>
-        <w:tc>
-          <w:tcPr>
-            <w:tcW w:w="2050" w:type="dxa"/>
-            <w:shd w:val="clear" w:color="auto" w:fill="EEF2F4"/>
+                <w:sz w:val="20"/>
+                <w:szCs w:val="20"/>
+              </w:rPr>
+              <w:t>Sun et al. (2024)</w:t>
+            </w:r>
+          </w:p>
+        </w:tc>
+        <w:tc>
+          <w:tcPr>
+            <w:tcW w:w="1820" w:type="dxa"/>
             <w:tcMar>
-              <w:top w:w="60" w:type="dxa"/>
+              <w:top w:w="70" w:type="dxa"/>
               <w:left w:w="90" w:type="dxa"/>
-              <w:bottom w:w="60" w:type="dxa"/>
+              <w:bottom w:w="70" w:type="dxa"/>
               <w:right w:w="90" w:type="dxa"/>
             </w:tcMar>
           </w:tcPr>
@@ -3712,21 +4048,20 @@
             </w:pPr>
             <w:r>
               <w:rPr>
-                <w:sz w:val="22"/>
-                <w:szCs w:val="22"/>
-              </w:rPr>
-              <w:t>Deep attention model</w:t>
-            </w:r>
-          </w:p>
-        </w:tc>
-        <w:tc>
-          <w:tcPr>
-            <w:tcW w:w="1150" w:type="dxa"/>
-            <w:shd w:val="clear" w:color="auto" w:fill="EEF2F4"/>
+                <w:sz w:val="20"/>
+                <w:szCs w:val="20"/>
+              </w:rPr>
+              <w:t>CNN-LSTM with squeeze-and-excitation attention</w:t>
+            </w:r>
+          </w:p>
+        </w:tc>
+        <w:tc>
+          <w:tcPr>
+            <w:tcW w:w="1480" w:type="dxa"/>
             <w:tcMar>
-              <w:top w:w="60" w:type="dxa"/>
+              <w:top w:w="70" w:type="dxa"/>
               <w:left w:w="90" w:type="dxa"/>
-              <w:bottom w:w="60" w:type="dxa"/>
+              <w:bottom w:w="70" w:type="dxa"/>
               <w:right w:w="90" w:type="dxa"/>
             </w:tcMar>
           </w:tcPr>
@@ -3736,8 +4071,8 @@
             </w:pPr>
             <w:r>
               <w:rPr>
-                <w:sz w:val="22"/>
-                <w:szCs w:val="22"/>
+                <w:sz w:val="20"/>
+                <w:szCs w:val="20"/>
               </w:rPr>
               <w:t>MIT-BIH</w:t>
             </w:r>
@@ -3745,12 +4080,11 @@
         </w:tc>
         <w:tc>
           <w:tcPr>
-            <w:tcW w:w="2050" w:type="dxa"/>
-            <w:shd w:val="clear" w:color="auto" w:fill="EEF2F4"/>
+            <w:tcW w:w="2090" w:type="dxa"/>
             <w:tcMar>
-              <w:top w:w="60" w:type="dxa"/>
+              <w:top w:w="70" w:type="dxa"/>
               <w:left w:w="90" w:type="dxa"/>
-              <w:bottom w:w="60" w:type="dxa"/>
+              <w:bottom w:w="70" w:type="dxa"/>
               <w:right w:w="90" w:type="dxa"/>
             </w:tcMar>
           </w:tcPr>
@@ -3760,21 +4094,20 @@
             </w:pPr>
             <w:r>
               <w:rPr>
-                <w:sz w:val="22"/>
-                <w:szCs w:val="22"/>
-              </w:rPr>
-              <w:t>Attention-based gains on beat classification.</w:t>
-            </w:r>
-          </w:p>
-        </w:tc>
-        <w:tc>
-          <w:tcPr>
-            <w:tcW w:w="2050" w:type="dxa"/>
-            <w:shd w:val="clear" w:color="auto" w:fill="EEF2F4"/>
+                <w:sz w:val="20"/>
+                <w:szCs w:val="20"/>
+              </w:rPr>
+              <w:t>Channel attention sharpens feature use; strong reported accuracy</w:t>
+            </w:r>
+          </w:p>
+        </w:tc>
+        <w:tc>
+          <w:tcPr>
+            <w:tcW w:w="2090" w:type="dxa"/>
             <w:tcMar>
-              <w:top w:w="60" w:type="dxa"/>
+              <w:top w:w="70" w:type="dxa"/>
               <w:left w:w="90" w:type="dxa"/>
-              <w:bottom w:w="60" w:type="dxa"/>
+              <w:bottom w:w="70" w:type="dxa"/>
               <w:right w:w="90" w:type="dxa"/>
             </w:tcMar>
           </w:tcPr>
@@ -3784,25 +4117,22 @@
             </w:pPr>
             <w:r>
               <w:rPr>
-                <w:sz w:val="22"/>
-                <w:szCs w:val="22"/>
-              </w:rPr>
-              <w:t>Imbalance and patient-wise split not fully addressed.</w:t>
+                <w:sz w:val="20"/>
+                <w:szCs w:val="20"/>
+              </w:rPr>
+              <w:t>One hybrid architecture, no matched simple baseline; imbalance handling light</w:t>
             </w:r>
           </w:p>
         </w:tc>
       </w:tr>
       <w:tr>
-        <w:trPr>
-          <w:jc w:val="center"/>
-        </w:trPr>
-        <w:tc>
-          <w:tcPr>
-            <w:tcW w:w="1500" w:type="dxa"/>
+        <w:tc>
+          <w:tcPr>
+            <w:tcW w:w="1720" w:type="dxa"/>
             <w:tcMar>
-              <w:top w:w="60" w:type="dxa"/>
+              <w:top w:w="70" w:type="dxa"/>
               <w:left w:w="90" w:type="dxa"/>
-              <w:bottom w:w="60" w:type="dxa"/>
+              <w:bottom w:w="70" w:type="dxa"/>
               <w:right w:w="90" w:type="dxa"/>
             </w:tcMar>
           </w:tcPr>
@@ -3812,20 +4142,21 @@
             </w:pPr>
             <w:r>
               <w:rPr>
-                <w:sz w:val="22"/>
-                <w:szCs w:val="22"/>
-              </w:rPr>
-              <w:t>Shahnawaz et al. (2026)</w:t>
-            </w:r>
-          </w:p>
-        </w:tc>
-        <w:tc>
-          <w:tcPr>
-            <w:tcW w:w="2050" w:type="dxa"/>
+                <w:sz w:val="20"/>
+                <w:szCs w:val="20"/>
+              </w:rPr>
+              <w:lastRenderedPageBreak/>
+              <w:t>Jahan et al. (2025)</w:t>
+            </w:r>
+          </w:p>
+        </w:tc>
+        <w:tc>
+          <w:tcPr>
+            <w:tcW w:w="1820" w:type="dxa"/>
             <w:tcMar>
-              <w:top w:w="60" w:type="dxa"/>
+              <w:top w:w="70" w:type="dxa"/>
               <w:left w:w="90" w:type="dxa"/>
-              <w:bottom w:w="60" w:type="dxa"/>
+              <w:bottom w:w="70" w:type="dxa"/>
               <w:right w:w="90" w:type="dxa"/>
             </w:tcMar>
           </w:tcPr>
@@ -3835,20 +4166,20 @@
             </w:pPr>
             <w:r>
               <w:rPr>
-                <w:sz w:val="22"/>
-                <w:szCs w:val="22"/>
-              </w:rPr>
-              <w:t>Augmentation + optimal feature set</w:t>
-            </w:r>
-          </w:p>
-        </w:tc>
-        <w:tc>
-          <w:tcPr>
-            <w:tcW w:w="1150" w:type="dxa"/>
+                <w:sz w:val="20"/>
+                <w:szCs w:val="20"/>
+              </w:rPr>
+              <w:t>CNN-LSTM-attention hybrid</w:t>
+            </w:r>
+          </w:p>
+        </w:tc>
+        <w:tc>
+          <w:tcPr>
+            <w:tcW w:w="1480" w:type="dxa"/>
             <w:tcMar>
-              <w:top w:w="60" w:type="dxa"/>
+              <w:top w:w="70" w:type="dxa"/>
               <w:left w:w="90" w:type="dxa"/>
-              <w:bottom w:w="60" w:type="dxa"/>
+              <w:bottom w:w="70" w:type="dxa"/>
               <w:right w:w="90" w:type="dxa"/>
             </w:tcMar>
           </w:tcPr>
@@ -3858,20 +4189,20 @@
             </w:pPr>
             <w:r>
               <w:rPr>
-                <w:sz w:val="22"/>
-                <w:szCs w:val="22"/>
-              </w:rPr>
-              <w:t>MIT-BIH</w:t>
-            </w:r>
-          </w:p>
-        </w:tc>
-        <w:tc>
-          <w:tcPr>
-            <w:tcW w:w="2050" w:type="dxa"/>
+                <w:sz w:val="20"/>
+                <w:szCs w:val="20"/>
+              </w:rPr>
+              <w:t>Digitised ECG (MIT-BIH-style)</w:t>
+            </w:r>
+          </w:p>
+        </w:tc>
+        <w:tc>
+          <w:tcPr>
+            <w:tcW w:w="2090" w:type="dxa"/>
             <w:tcMar>
-              <w:top w:w="60" w:type="dxa"/>
+              <w:top w:w="70" w:type="dxa"/>
               <w:left w:w="90" w:type="dxa"/>
-              <w:bottom w:w="60" w:type="dxa"/>
+              <w:bottom w:w="70" w:type="dxa"/>
               <w:right w:w="90" w:type="dxa"/>
             </w:tcMar>
           </w:tcPr>
@@ -3881,20 +4212,20 @@
             </w:pPr>
             <w:r>
               <w:rPr>
-                <w:sz w:val="22"/>
-                <w:szCs w:val="22"/>
-              </w:rPr>
-              <w:t>Data augmentation lifts minority classes.</w:t>
-            </w:r>
-          </w:p>
-        </w:tc>
-        <w:tc>
-          <w:tcPr>
-            <w:tcW w:w="2050" w:type="dxa"/>
+                <w:sz w:val="20"/>
+                <w:szCs w:val="20"/>
+              </w:rPr>
+              <w:t>Attention improves minority-class recall</w:t>
+            </w:r>
+          </w:p>
+        </w:tc>
+        <w:tc>
+          <w:tcPr>
+            <w:tcW w:w="2090" w:type="dxa"/>
             <w:tcMar>
-              <w:top w:w="60" w:type="dxa"/>
+              <w:top w:w="70" w:type="dxa"/>
               <w:left w:w="90" w:type="dxa"/>
-              <w:bottom w:w="60" w:type="dxa"/>
+              <w:bottom w:w="70" w:type="dxa"/>
               <w:right w:w="90" w:type="dxa"/>
             </w:tcMar>
           </w:tcPr>
@@ -3904,26 +4235,22 @@
             </w:pPr>
             <w:r>
               <w:rPr>
-                <w:sz w:val="22"/>
-                <w:szCs w:val="22"/>
-              </w:rPr>
-              <w:t>Feature/augmentation focus, no architecture comparison.</w:t>
+                <w:sz w:val="20"/>
+                <w:szCs w:val="20"/>
+              </w:rPr>
+              <w:t>Single architecture; patient-wise split and leakage control not clearly established</w:t>
             </w:r>
           </w:p>
         </w:tc>
       </w:tr>
       <w:tr>
-        <w:trPr>
-          <w:jc w:val="center"/>
-        </w:trPr>
-        <w:tc>
-          <w:tcPr>
-            <w:tcW w:w="1500" w:type="dxa"/>
-            <w:shd w:val="clear" w:color="auto" w:fill="EEF2F4"/>
+        <w:tc>
+          <w:tcPr>
+            <w:tcW w:w="1720" w:type="dxa"/>
             <w:tcMar>
-              <w:top w:w="60" w:type="dxa"/>
+              <w:top w:w="70" w:type="dxa"/>
               <w:left w:w="90" w:type="dxa"/>
-              <w:bottom w:w="60" w:type="dxa"/>
+              <w:bottom w:w="70" w:type="dxa"/>
               <w:right w:w="90" w:type="dxa"/>
             </w:tcMar>
           </w:tcPr>
@@ -3931,23 +4258,31 @@
             <w:pPr>
               <w:spacing w:line="252" w:lineRule="auto"/>
             </w:pPr>
-            <w:r>
-              <w:rPr>
-                <w:sz w:val="22"/>
-                <w:szCs w:val="22"/>
-              </w:rPr>
-              <w:t>Jaya Prakash et al. (2025)</w:t>
-            </w:r>
-          </w:p>
-        </w:tc>
-        <w:tc>
-          <w:tcPr>
-            <w:tcW w:w="2050" w:type="dxa"/>
-            <w:shd w:val="clear" w:color="auto" w:fill="EEF2F4"/>
+            <w:proofErr w:type="spellStart"/>
+            <w:r>
+              <w:rPr>
+                <w:sz w:val="20"/>
+                <w:szCs w:val="20"/>
+              </w:rPr>
+              <w:t>Mirdan</w:t>
+            </w:r>
+            <w:proofErr w:type="spellEnd"/>
+            <w:r>
+              <w:rPr>
+                <w:sz w:val="20"/>
+                <w:szCs w:val="20"/>
+              </w:rPr>
+              <w:t xml:space="preserve"> (2025)</w:t>
+            </w:r>
+          </w:p>
+        </w:tc>
+        <w:tc>
+          <w:tcPr>
+            <w:tcW w:w="1820" w:type="dxa"/>
             <w:tcMar>
-              <w:top w:w="60" w:type="dxa"/>
+              <w:top w:w="70" w:type="dxa"/>
               <w:left w:w="90" w:type="dxa"/>
-              <w:bottom w:w="60" w:type="dxa"/>
+              <w:bottom w:w="70" w:type="dxa"/>
               <w:right w:w="90" w:type="dxa"/>
             </w:tcMar>
           </w:tcPr>
@@ -3957,21 +4292,20 @@
             </w:pPr>
             <w:r>
               <w:rPr>
-                <w:sz w:val="22"/>
-                <w:szCs w:val="22"/>
-              </w:rPr>
-              <w:t>Systematic review</w:t>
-            </w:r>
-          </w:p>
-        </w:tc>
-        <w:tc>
-          <w:tcPr>
-            <w:tcW w:w="1150" w:type="dxa"/>
-            <w:shd w:val="clear" w:color="auto" w:fill="EEF2F4"/>
+                <w:sz w:val="20"/>
+                <w:szCs w:val="20"/>
+              </w:rPr>
+              <w:t>Deep attention-based model</w:t>
+            </w:r>
+          </w:p>
+        </w:tc>
+        <w:tc>
+          <w:tcPr>
+            <w:tcW w:w="1480" w:type="dxa"/>
             <w:tcMar>
-              <w:top w:w="60" w:type="dxa"/>
+              <w:top w:w="70" w:type="dxa"/>
               <w:left w:w="90" w:type="dxa"/>
-              <w:bottom w:w="60" w:type="dxa"/>
+              <w:bottom w:w="70" w:type="dxa"/>
               <w:right w:w="90" w:type="dxa"/>
             </w:tcMar>
           </w:tcPr>
@@ -3981,21 +4315,20 @@
             </w:pPr>
             <w:r>
               <w:rPr>
-                <w:sz w:val="22"/>
-                <w:szCs w:val="22"/>
-              </w:rPr>
-              <w:t>Multiple</w:t>
-            </w:r>
-          </w:p>
-        </w:tc>
-        <w:tc>
-          <w:tcPr>
-            <w:tcW w:w="2050" w:type="dxa"/>
-            <w:shd w:val="clear" w:color="auto" w:fill="EEF2F4"/>
+                <w:sz w:val="20"/>
+                <w:szCs w:val="20"/>
+              </w:rPr>
+              <w:t>MIT-BIH</w:t>
+            </w:r>
+          </w:p>
+        </w:tc>
+        <w:tc>
+          <w:tcPr>
+            <w:tcW w:w="2090" w:type="dxa"/>
             <w:tcMar>
-              <w:top w:w="60" w:type="dxa"/>
+              <w:top w:w="70" w:type="dxa"/>
               <w:left w:w="90" w:type="dxa"/>
-              <w:bottom w:w="60" w:type="dxa"/>
+              <w:bottom w:w="70" w:type="dxa"/>
               <w:right w:w="90" w:type="dxa"/>
             </w:tcMar>
           </w:tcPr>
@@ -4005,21 +4338,20 @@
             </w:pPr>
             <w:r>
               <w:rPr>
-                <w:sz w:val="22"/>
-                <w:szCs w:val="22"/>
-              </w:rPr>
-              <w:t>Confirms imbalance is the main open problem.</w:t>
-            </w:r>
-          </w:p>
-        </w:tc>
-        <w:tc>
-          <w:tcPr>
-            <w:tcW w:w="2050" w:type="dxa"/>
-            <w:shd w:val="clear" w:color="auto" w:fill="EEF2F4"/>
+                <w:sz w:val="20"/>
+                <w:szCs w:val="20"/>
+              </w:rPr>
+              <w:t>Attention gains on beat classification</w:t>
+            </w:r>
+          </w:p>
+        </w:tc>
+        <w:tc>
+          <w:tcPr>
+            <w:tcW w:w="2090" w:type="dxa"/>
             <w:tcMar>
-              <w:top w:w="60" w:type="dxa"/>
+              <w:top w:w="70" w:type="dxa"/>
               <w:left w:w="90" w:type="dxa"/>
-              <w:bottom w:w="60" w:type="dxa"/>
+              <w:bottom w:w="70" w:type="dxa"/>
               <w:right w:w="90" w:type="dxa"/>
             </w:tcMar>
           </w:tcPr>
@@ -4029,10 +4361,370 @@
             </w:pPr>
             <w:r>
               <w:rPr>
-                <w:sz w:val="22"/>
-                <w:szCs w:val="22"/>
-              </w:rPr>
-              <w:t>Confirms, rather than resolves, the gap.</w:t>
+                <w:sz w:val="20"/>
+                <w:szCs w:val="20"/>
+              </w:rPr>
+              <w:t>Imbalance and patient-wise split not fully addressed</w:t>
+            </w:r>
+          </w:p>
+        </w:tc>
+      </w:tr>
+      <w:tr>
+        <w:tc>
+          <w:tcPr>
+            <w:tcW w:w="1720" w:type="dxa"/>
+            <w:tcMar>
+              <w:top w:w="70" w:type="dxa"/>
+              <w:left w:w="90" w:type="dxa"/>
+              <w:bottom w:w="70" w:type="dxa"/>
+              <w:right w:w="90" w:type="dxa"/>
+            </w:tcMar>
+          </w:tcPr>
+          <w:p>
+            <w:pPr>
+              <w:spacing w:line="252" w:lineRule="auto"/>
+            </w:pPr>
+            <w:r>
+              <w:rPr>
+                <w:sz w:val="20"/>
+                <w:szCs w:val="20"/>
+              </w:rPr>
+              <w:t>Thota et al. (2025)</w:t>
+            </w:r>
+          </w:p>
+        </w:tc>
+        <w:tc>
+          <w:tcPr>
+            <w:tcW w:w="1820" w:type="dxa"/>
+            <w:tcMar>
+              <w:top w:w="70" w:type="dxa"/>
+              <w:left w:w="90" w:type="dxa"/>
+              <w:bottom w:w="70" w:type="dxa"/>
+              <w:right w:w="90" w:type="dxa"/>
+            </w:tcMar>
+          </w:tcPr>
+          <w:p>
+            <w:pPr>
+              <w:spacing w:line="252" w:lineRule="auto"/>
+            </w:pPr>
+            <w:r>
+              <w:rPr>
+                <w:sz w:val="20"/>
+                <w:szCs w:val="20"/>
+              </w:rPr>
+              <w:t>Lightweight CNN-attention-</w:t>
+            </w:r>
+            <w:proofErr w:type="spellStart"/>
+            <w:r>
+              <w:rPr>
+                <w:sz w:val="20"/>
+                <w:szCs w:val="20"/>
+              </w:rPr>
+              <w:t>BiLSTM</w:t>
+            </w:r>
+            <w:proofErr w:type="spellEnd"/>
+          </w:p>
+        </w:tc>
+        <w:tc>
+          <w:tcPr>
+            <w:tcW w:w="1480" w:type="dxa"/>
+            <w:tcMar>
+              <w:top w:w="70" w:type="dxa"/>
+              <w:left w:w="90" w:type="dxa"/>
+              <w:bottom w:w="70" w:type="dxa"/>
+              <w:right w:w="90" w:type="dxa"/>
+            </w:tcMar>
+          </w:tcPr>
+          <w:p>
+            <w:pPr>
+              <w:spacing w:line="252" w:lineRule="auto"/>
+            </w:pPr>
+            <w:r>
+              <w:rPr>
+                <w:sz w:val="20"/>
+                <w:szCs w:val="20"/>
+              </w:rPr>
+              <w:t>Standard + wearable ECG</w:t>
+            </w:r>
+          </w:p>
+        </w:tc>
+        <w:tc>
+          <w:tcPr>
+            <w:tcW w:w="2090" w:type="dxa"/>
+            <w:tcMar>
+              <w:top w:w="70" w:type="dxa"/>
+              <w:left w:w="90" w:type="dxa"/>
+              <w:bottom w:w="70" w:type="dxa"/>
+              <w:right w:w="90" w:type="dxa"/>
+            </w:tcMar>
+          </w:tcPr>
+          <w:p>
+            <w:pPr>
+              <w:spacing w:line="252" w:lineRule="auto"/>
+            </w:pPr>
+            <w:r>
+              <w:rPr>
+                <w:sz w:val="20"/>
+                <w:szCs w:val="20"/>
+              </w:rPr>
+              <w:t>Small model that works on wearable signals</w:t>
+            </w:r>
+          </w:p>
+        </w:tc>
+        <w:tc>
+          <w:tcPr>
+            <w:tcW w:w="2090" w:type="dxa"/>
+            <w:tcMar>
+              <w:top w:w="70" w:type="dxa"/>
+              <w:left w:w="90" w:type="dxa"/>
+              <w:bottom w:w="70" w:type="dxa"/>
+              <w:right w:w="90" w:type="dxa"/>
+            </w:tcMar>
+          </w:tcPr>
+          <w:p>
+            <w:pPr>
+              <w:spacing w:line="252" w:lineRule="auto"/>
+            </w:pPr>
+            <w:r>
+              <w:rPr>
+                <w:sz w:val="20"/>
+                <w:szCs w:val="20"/>
+              </w:rPr>
+              <w:t>Reports overall accuracy; per-class (rare-class) detail thin</w:t>
+            </w:r>
+          </w:p>
+        </w:tc>
+      </w:tr>
+      <w:tr>
+        <w:tc>
+          <w:tcPr>
+            <w:tcW w:w="1720" w:type="dxa"/>
+            <w:tcMar>
+              <w:top w:w="70" w:type="dxa"/>
+              <w:left w:w="90" w:type="dxa"/>
+              <w:bottom w:w="70" w:type="dxa"/>
+              <w:right w:w="90" w:type="dxa"/>
+            </w:tcMar>
+          </w:tcPr>
+          <w:p>
+            <w:pPr>
+              <w:spacing w:line="252" w:lineRule="auto"/>
+            </w:pPr>
+            <w:r>
+              <w:rPr>
+                <w:sz w:val="20"/>
+                <w:szCs w:val="20"/>
+              </w:rPr>
+              <w:t>Shahnawaz et al. (2026)</w:t>
+            </w:r>
+          </w:p>
+        </w:tc>
+        <w:tc>
+          <w:tcPr>
+            <w:tcW w:w="1820" w:type="dxa"/>
+            <w:tcMar>
+              <w:top w:w="70" w:type="dxa"/>
+              <w:left w:w="90" w:type="dxa"/>
+              <w:bottom w:w="70" w:type="dxa"/>
+              <w:right w:w="90" w:type="dxa"/>
+            </w:tcMar>
+          </w:tcPr>
+          <w:p>
+            <w:pPr>
+              <w:spacing w:line="252" w:lineRule="auto"/>
+            </w:pPr>
+            <w:r>
+              <w:rPr>
+                <w:sz w:val="20"/>
+                <w:szCs w:val="20"/>
+              </w:rPr>
+              <w:t>Data augmentation + optimal feature selection</w:t>
+            </w:r>
+          </w:p>
+        </w:tc>
+        <w:tc>
+          <w:tcPr>
+            <w:tcW w:w="1480" w:type="dxa"/>
+            <w:tcMar>
+              <w:top w:w="70" w:type="dxa"/>
+              <w:left w:w="90" w:type="dxa"/>
+              <w:bottom w:w="70" w:type="dxa"/>
+              <w:right w:w="90" w:type="dxa"/>
+            </w:tcMar>
+          </w:tcPr>
+          <w:p>
+            <w:pPr>
+              <w:spacing w:line="252" w:lineRule="auto"/>
+            </w:pPr>
+            <w:r>
+              <w:rPr>
+                <w:sz w:val="20"/>
+                <w:szCs w:val="20"/>
+              </w:rPr>
+              <w:t>MIT-BIH</w:t>
+            </w:r>
+          </w:p>
+        </w:tc>
+        <w:tc>
+          <w:tcPr>
+            <w:tcW w:w="2090" w:type="dxa"/>
+            <w:tcMar>
+              <w:top w:w="70" w:type="dxa"/>
+              <w:left w:w="90" w:type="dxa"/>
+              <w:bottom w:w="70" w:type="dxa"/>
+              <w:right w:w="90" w:type="dxa"/>
+            </w:tcMar>
+          </w:tcPr>
+          <w:p>
+            <w:pPr>
+              <w:spacing w:line="252" w:lineRule="auto"/>
+            </w:pPr>
+            <w:r>
+              <w:rPr>
+                <w:sz w:val="20"/>
+                <w:szCs w:val="20"/>
+              </w:rPr>
+              <w:t>Augmentation and feature selection lift minority classes</w:t>
+            </w:r>
+          </w:p>
+        </w:tc>
+        <w:tc>
+          <w:tcPr>
+            <w:tcW w:w="2090" w:type="dxa"/>
+            <w:tcMar>
+              <w:top w:w="70" w:type="dxa"/>
+              <w:left w:w="90" w:type="dxa"/>
+              <w:bottom w:w="70" w:type="dxa"/>
+              <w:right w:w="90" w:type="dxa"/>
+            </w:tcMar>
+          </w:tcPr>
+          <w:p>
+            <w:pPr>
+              <w:spacing w:line="252" w:lineRule="auto"/>
+            </w:pPr>
+            <w:r>
+              <w:rPr>
+                <w:sz w:val="20"/>
+                <w:szCs w:val="20"/>
+              </w:rPr>
+              <w:t>Feature/augmentation focus rather than a controlled architecture comparison</w:t>
+            </w:r>
+          </w:p>
+        </w:tc>
+      </w:tr>
+      <w:tr>
+        <w:tc>
+          <w:tcPr>
+            <w:tcW w:w="1720" w:type="dxa"/>
+            <w:tcMar>
+              <w:top w:w="70" w:type="dxa"/>
+              <w:left w:w="90" w:type="dxa"/>
+              <w:bottom w:w="70" w:type="dxa"/>
+              <w:right w:w="90" w:type="dxa"/>
+            </w:tcMar>
+          </w:tcPr>
+          <w:p>
+            <w:pPr>
+              <w:spacing w:line="252" w:lineRule="auto"/>
+            </w:pPr>
+            <w:r>
+              <w:rPr>
+                <w:sz w:val="20"/>
+                <w:szCs w:val="20"/>
+              </w:rPr>
+              <w:t>Jaya Prakash et al. (2025)</w:t>
+            </w:r>
+          </w:p>
+        </w:tc>
+        <w:tc>
+          <w:tcPr>
+            <w:tcW w:w="1820" w:type="dxa"/>
+            <w:tcMar>
+              <w:top w:w="70" w:type="dxa"/>
+              <w:left w:w="90" w:type="dxa"/>
+              <w:bottom w:w="70" w:type="dxa"/>
+              <w:right w:w="90" w:type="dxa"/>
+            </w:tcMar>
+          </w:tcPr>
+          <w:p>
+            <w:pPr>
+              <w:spacing w:line="252" w:lineRule="auto"/>
+            </w:pPr>
+            <w:r>
+              <w:rPr>
+                <w:sz w:val="20"/>
+                <w:szCs w:val="20"/>
+              </w:rPr>
+              <w:t>Systematic review of ML/DL for ECG beat classification</w:t>
+            </w:r>
+          </w:p>
+        </w:tc>
+        <w:tc>
+          <w:tcPr>
+            <w:tcW w:w="1480" w:type="dxa"/>
+            <w:tcMar>
+              <w:top w:w="70" w:type="dxa"/>
+              <w:left w:w="90" w:type="dxa"/>
+              <w:bottom w:w="70" w:type="dxa"/>
+              <w:right w:w="90" w:type="dxa"/>
+            </w:tcMar>
+          </w:tcPr>
+          <w:p>
+            <w:pPr>
+              <w:spacing w:line="252" w:lineRule="auto"/>
+            </w:pPr>
+            <w:r>
+              <w:rPr>
+                <w:sz w:val="20"/>
+                <w:szCs w:val="20"/>
+              </w:rPr>
+              <w:t>Survey across many datasets incl. MIT-BIH</w:t>
+            </w:r>
+          </w:p>
+        </w:tc>
+        <w:tc>
+          <w:tcPr>
+            <w:tcW w:w="2090" w:type="dxa"/>
+            <w:tcMar>
+              <w:top w:w="70" w:type="dxa"/>
+              <w:left w:w="90" w:type="dxa"/>
+              <w:bottom w:w="70" w:type="dxa"/>
+              <w:right w:w="90" w:type="dxa"/>
+            </w:tcMar>
+          </w:tcPr>
+          <w:p>
+            <w:pPr>
+              <w:spacing w:line="252" w:lineRule="auto"/>
+            </w:pPr>
+            <w:r>
+              <w:rPr>
+                <w:sz w:val="20"/>
+                <w:szCs w:val="20"/>
+              </w:rPr>
+              <w:t>Synthesises the field; identifies class imbalance as the dominant open problem</w:t>
+            </w:r>
+          </w:p>
+        </w:tc>
+        <w:tc>
+          <w:tcPr>
+            <w:tcW w:w="2090" w:type="dxa"/>
+            <w:tcMar>
+              <w:top w:w="70" w:type="dxa"/>
+              <w:left w:w="90" w:type="dxa"/>
+              <w:bottom w:w="70" w:type="dxa"/>
+              <w:right w:w="90" w:type="dxa"/>
+            </w:tcMar>
+          </w:tcPr>
+          <w:p>
+            <w:pPr>
+              <w:spacing w:line="252" w:lineRule="auto"/>
+            </w:pPr>
+            <w:r>
+              <w:rPr>
+                <w:sz w:val="20"/>
+                <w:szCs w:val="20"/>
+              </w:rPr>
+              <w:t>Confirms the gap (imbalance, inconsistent evaluation) rather than resolving it</w:t>
             </w:r>
           </w:p>
         </w:tc>
@@ -4040,38 +4732,9 @@
     </w:tbl>
     <w:p>
       <w:pPr>
-        <w:spacing w:before="60" w:after="200"/>
-        <w:jc w:val="center"/>
-      </w:pPr>
-      <w:r>
-        <w:rPr>
-          <w:i/>
-          <w:iCs/>
-          <w:color w:val="555555"/>
-          <w:sz w:val="20"/>
-          <w:szCs w:val="20"/>
-        </w:rPr>
-        <w:t>Table 2.1 — Core literature: what each source contributes and where it leaves a gap. The shared weakness, single-architecture testing without leakage control, is what this project sets out to close.</w:t>
-      </w:r>
-    </w:p>
-    <w:p>
-      <w:pPr>
         <w:spacing w:after="160" w:line="276" w:lineRule="auto"/>
         <w:jc w:val="both"/>
       </w:pPr>
-      <w:r>
-        <w:t>Reading across the table, two things stand out. The first is that the field has largely moved from hand-crafted features towards representation learning: the older strand (Kiranyaz et al., 2016; de Chazal et al., 2004) leans on engineered inputs, while almost everything from 2024 onward stacks convolutional and recurrent layers, usually with an attention mechanism added on top. The second is that this shift has not been tested fairly. Very few of the recent papers pin down whether their reported gains come from the architecture or from a more forgiving experimental setup, and fewer still report per-class numbers for the rare classes where the clinical value actually sits. The systematic review (Jaya Prakash et al., 2025) says as much: imbalance, not architecture, is the real bottleneck. That is the reasoning behind keeping a feature-engineered MLP in the comparison rather than dropping it as old-fashioned. If a cheap baseline holds up against a raw-signal CNN under honest conditions, that is worth knowing, and none of the surveyed papers set up the experiment to find out.</w:t>
-      </w:r>
-    </w:p>
-    <w:p>
-      <w:pPr>
-        <w:pStyle w:val="Heading2"/>
-      </w:pPr>
-      <w:bookmarkStart w:id="15" w:name="_Toc234782266"/>
-      <w:r>
-        <w:t>2.2 Dataset Collection and Preparation</w:t>
-      </w:r>
-      <w:bookmarkEnd w:id="15"/>
     </w:p>
     <w:p>
       <w:pPr>
@@ -4079,16 +4742,16 @@
         <w:jc w:val="both"/>
       </w:pPr>
       <w:r>
-        <w:t>This stage is finished. All 48 MIT-BIH records were downloaded and verified through the wfdb package, with the 360 Hz sampling rate and two-channel layout (MLII and V5) confirmed on record 100. I started with a handful of records to prove the loading worked end to end before committing to the full set, which saved time when a couple of records needed their annotation files handled slightly differently.</w:t>
+        <w:t>Two conclusions follow, and they map onto the four research questions. First, almost no study compares a feature-engineered baseline against raw-signal deep models under one honest, patient-wise protocol, so the first two research questions target exactly that like-for-like comparison of the MLP, 1-D CNN and LSTM. Second, because imbalance is the real bottleneck, the third research question isolates the effect of SMOTE on minority-class recall and the fourth tests how much the feature representation itself contributes. The review therefore does more than survey prior work: it justifies keeping a cheap feature-engineered MLP in the comparison and building the whole evaluation around patient-wise folds and per-class metrics.</w:t>
       </w:r>
     </w:p>
     <w:p>
       <w:pPr>
         <w:pStyle w:val="Heading2"/>
       </w:pPr>
-      <w:bookmarkStart w:id="16" w:name="_Toc234782267"/>
-      <w:r>
-        <w:t>2.3 Exploratory Data Analysis</w:t>
+      <w:bookmarkStart w:id="16" w:name="_Toc234844860"/>
+      <w:r>
+        <w:t>2.2 Dataset Collection and Preparation</w:t>
       </w:r>
       <w:bookmarkEnd w:id="16"/>
     </w:p>
@@ -4098,7 +4761,34 @@
         <w:jc w:val="both"/>
       </w:pPr>
       <w:r>
-        <w:t>EDA is complete. Mapping every record’s raw annotation symbols onto the five AAMI classes gives 109,454 labelled beats, and the class split is as lopsided as the literature warned: N dominates at 82.8%, and the clinically important F class is barely there at 0.7%. This is the imbalance that motivates the SMOTE and class-weighting choices, so it is worth seeing plainly.</w:t>
+        <w:t>This stage is finished. All 48 MIT-BIH records were downloaded and verified through the wfdb package, with the 360 Hz sampling rate and two-channel layout (MLII and V5) confirmed on record 100. I started with a handful of records to prove the loading worked end to end before committing to the full set, which saved time when a couple of records needed their annotation files handled slightly differently.</w:t>
+      </w:r>
+    </w:p>
+    <w:p>
+      <w:pPr>
+        <w:pStyle w:val="Heading2"/>
+      </w:pPr>
+      <w:bookmarkStart w:id="17" w:name="_Toc234844861"/>
+      <w:r>
+        <w:t>2.3 Exploratory Data Analysis</w:t>
+      </w:r>
+      <w:bookmarkEnd w:id="17"/>
+    </w:p>
+    <w:p>
+      <w:pPr>
+        <w:spacing w:after="160" w:line="276" w:lineRule="auto"/>
+        <w:jc w:val="both"/>
+      </w:pPr>
+      <w:r>
+        <w:t xml:space="preserve">EDA is complete. Mapping every record’s raw annotation </w:t>
+      </w:r>
+      <w:proofErr w:type="gramStart"/>
+      <w:r>
+        <w:t>symbols</w:t>
+      </w:r>
+      <w:proofErr w:type="gramEnd"/>
+      <w:r>
+        <w:t xml:space="preserve"> onto the five AAMI classes gives 109,454 labelled beats, and the class split is as lopsided as the literature warned: N dominates at 82.8%, and the clinically important F class is barely there at 0.7%. This is the imbalance that motivates the SMOTE and class-weighting choices, so it is worth seeing plainly.</w:t>
       </w:r>
     </w:p>
     <w:p>
@@ -4173,18 +4863,18 @@
         <w:jc w:val="both"/>
       </w:pPr>
       <w:r>
-        <w:t>Signal quality was checked with a before/after comparison of the raw trace against the 0.5–40 Hz zero-phase Butterworth output, and R-peak detection was validated against the expert annotations on record 100 (2,272 detected against 2,273 true beats, giving a sensitivity of 0.9996 and a positive predictive value of 1.0000). Both figures are in Appendix B.</w:t>
+        <w:t>Signal quality was checked with a before/after comparison of the raw trace against the 0.5–40 Hz zero-phase Butterworth output and R-peak detection was validated against the expert annotations on record 100 (2,272 detected against 2,273 true beats, giving a sensitivity of 0.9996 and a positive predictive value of 1.0000). Both figures are in Appendix B.</w:t>
       </w:r>
     </w:p>
     <w:p>
       <w:pPr>
         <w:pStyle w:val="Heading2"/>
       </w:pPr>
-      <w:bookmarkStart w:id="17" w:name="_Toc234782268"/>
+      <w:bookmarkStart w:id="18" w:name="_Toc234844862"/>
       <w:r>
         <w:t>2.4 Feature Engineering</w:t>
       </w:r>
-      <w:bookmarkEnd w:id="17"/>
+      <w:bookmarkEnd w:id="18"/>
     </w:p>
     <w:p>
       <w:pPr>
@@ -4192,7 +4882,19 @@
         <w:jc w:val="both"/>
       </w:pPr>
       <w:r>
-        <w:t>Feature engineering for the MLP baseline is complete. Each beat is segmented into the shared 234-sample window and reduced to a 12-dimensional vector across three domains: five time-domain statistics (mean, standard deviation, skewness, kurtosis, RMS), two frequency-domain features (dominant frequency and spectral energy from the FFT), and five Daubechies-4 wavelet sub-band energies at level 4. A patient-wise GroupKFold split was implemented first, with zero patient overlap confirmed between folds, and SMOTE is applied to the training fold only so the balancing never leaks into evaluation. I trialled PCA on the feature set but dropped it: at twelve dimensions there is little to gain, and standardisation with a fold-fitted StandardScaler proved the cleaner choice.</w:t>
+        <w:t>Feature engineering for the MLP baseline is complete. Each beat is segmented into the shared 234-sample window and reduced to a 12-dimensional vector across three domains</w:t>
+      </w:r>
+      <w:r>
+        <w:t xml:space="preserve"> such as</w:t>
+      </w:r>
+      <w:r>
+        <w:t xml:space="preserve"> five time-domain statistics (mean, standard deviation, skewness, kurtosis, RMS), two frequency-domain features (dominant frequency and spectral energy from the FFT) and five Daubechies-4 wavelet sub-band energies at level 4. A patient-wise GroupKFold split was implemented first, with zero patient overlap confirmed between folds and SMOTE is applied to the training fold only so the balancing never leaks into evaluation. I trialled PCA on the feature set but dropped it</w:t>
+      </w:r>
+      <w:r>
+        <w:t xml:space="preserve"> because </w:t>
+      </w:r>
+      <w:r>
+        <w:t>at twelve dimensions there is little to gain and standardisation with a fold-fitted StandardScaler proved the cleaner choice.</w:t>
       </w:r>
     </w:p>
     <w:p>
@@ -4201,7 +4903,35 @@
         <w:jc w:val="both"/>
       </w:pPr>
       <w:r>
-        <w:t>The effect of SMOTE on the training fold is worth seeing directly. Before balancing, the minority classes are almost invisible next to N; after balancing, each class is brought up to the majority count so the MLP sees roughly equal numbers during training (Figure 2.1b). This only ever happens inside the training fold — the held-out fold keeps its natural, imbalanced distribution, so the evaluation still reflects real-world proportions.</w:t>
+        <w:t>The effect of SMOTE on the training fold is worth seeing directly. Before balancing, the minority classes are almost invisible next to N</w:t>
+      </w:r>
+      <w:r>
+        <w:t xml:space="preserve"> and A</w:t>
+      </w:r>
+      <w:r>
+        <w:t xml:space="preserve">fter balancing, each class is brought up to the majority </w:t>
+      </w:r>
+      <w:proofErr w:type="gramStart"/>
+      <w:r>
+        <w:t>count</w:t>
+      </w:r>
+      <w:proofErr w:type="gramEnd"/>
+      <w:r>
+        <w:t xml:space="preserve"> so the MLP sees roughly equal numbers during training (Figure 2.1b). This only ever happens inside the training </w:t>
+      </w:r>
+      <w:proofErr w:type="gramStart"/>
+      <w:r>
+        <w:t>fold</w:t>
+      </w:r>
+      <w:proofErr w:type="gramEnd"/>
+      <w:r>
+        <w:t xml:space="preserve"> </w:t>
+      </w:r>
+      <w:r>
+        <w:t>so</w:t>
+      </w:r>
+      <w:r>
+        <w:t xml:space="preserve"> the held-out fold keeps its natural, imbalanced distribution, so the evaluation still reflects real-world proportions.</w:t>
       </w:r>
     </w:p>
     <w:p>
@@ -4274,11 +5004,11 @@
       <w:pPr>
         <w:pStyle w:val="Heading2"/>
       </w:pPr>
-      <w:bookmarkStart w:id="18" w:name="_Toc234782269"/>
+      <w:bookmarkStart w:id="19" w:name="_Toc234844863"/>
       <w:r>
         <w:t>2.5 Machine Learning Model Development</w:t>
       </w:r>
-      <w:bookmarkEnd w:id="18"/>
+      <w:bookmarkEnd w:id="19"/>
     </w:p>
     <w:p>
       <w:pPr>
@@ -4286,18 +5016,26 @@
         <w:jc w:val="both"/>
       </w:pPr>
       <w:r>
-        <w:t>The MLP baseline is implemented and has completed a first cross-validation run. It takes the standardised 12-feature vector, uses two hidden layers with dropout, and trains on the SMOTE-balanced feature set with a sparse categorical loss. This is a working model producing preliminary numbers (Section 2.8), not a finished one — the systematic fine-tuning of its width, depth, and regularisation is still to come.</w:t>
+        <w:t xml:space="preserve">The MLP baseline is implemented and fully tuned. It takes the standardised 12-feature vector, uses two hidden layers with dropout, and trains on the SMOTE-balanced feature set with a sparse categorical loss. Its width, depth, dropout, and learning rate were selected through the grouped inner cross-validation search, and its </w:t>
+      </w:r>
+      <w:proofErr w:type="gramStart"/>
+      <w:r>
+        <w:t>final results</w:t>
+      </w:r>
+      <w:proofErr w:type="gramEnd"/>
+      <w:r>
+        <w:t xml:space="preserve"> are reported in Section 2.8.</w:t>
       </w:r>
     </w:p>
     <w:p>
       <w:pPr>
         <w:pStyle w:val="Heading2"/>
       </w:pPr>
-      <w:bookmarkStart w:id="19" w:name="_Toc234782270"/>
+      <w:bookmarkStart w:id="20" w:name="_Toc234844864"/>
       <w:r>
         <w:t>2.6 Deep Learning Model Development</w:t>
       </w:r>
-      <w:bookmarkEnd w:id="19"/>
+      <w:bookmarkEnd w:id="20"/>
     </w:p>
     <w:p>
       <w:pPr>
@@ -4305,18 +5043,32 @@
         <w:jc w:val="both"/>
       </w:pPr>
       <w:r>
-        <w:t>The 1D-CNN and the LSTM are both implemented and have each completed a first cross-validation run on the raw 234-sample sequences with class-weighted loss. The CNN uses two convolution-and-pooling blocks into a small dense head; the LSTM uses a single recurrent layer into a dense head. As with the MLP, these are first working versions: they run end to end and give preliminary results, but their hyperparameters have not yet been searched properly.</w:t>
+        <w:t>The 1D-CNN and the LSTM are both implemented and tuned on the raw 234-sample sequences with class-weighted loss. The CNN uses two convolution-and-pooling blocks into a small dense head</w:t>
+      </w:r>
+      <w:r>
+        <w:t>.</w:t>
+      </w:r>
+      <w:r>
+        <w:t xml:space="preserve"> LSTM uses a single recurrent layer into a dense head. As with the MLP, their hyperparameters were selected through the grouped inner cross-validation search, and their </w:t>
+      </w:r>
+      <w:proofErr w:type="gramStart"/>
+      <w:r>
+        <w:t>final results</w:t>
+      </w:r>
+      <w:proofErr w:type="gramEnd"/>
+      <w:r>
+        <w:t xml:space="preserve"> appear in Section 2.8.</w:t>
       </w:r>
     </w:p>
     <w:p>
       <w:pPr>
         <w:pStyle w:val="Heading2"/>
       </w:pPr>
-      <w:bookmarkStart w:id="20" w:name="_Toc234782271"/>
+      <w:bookmarkStart w:id="21" w:name="_Toc234844865"/>
       <w:r>
         <w:t>2.7 Prototype / Demonstration Design Progress</w:t>
       </w:r>
-      <w:bookmarkEnd w:id="20"/>
+      <w:bookmarkEnd w:id="21"/>
     </w:p>
     <w:p>
       <w:pPr>
@@ -4331,11 +5083,11 @@
       <w:pPr>
         <w:pStyle w:val="Heading2"/>
       </w:pPr>
-      <w:bookmarkStart w:id="21" w:name="_Toc234782272"/>
-      <w:r>
-        <w:t>2.8 Preliminary Results</w:t>
-      </w:r>
-      <w:bookmarkEnd w:id="21"/>
+      <w:bookmarkStart w:id="22" w:name="_Toc234844866"/>
+      <w:r>
+        <w:t>2.8 Results</w:t>
+      </w:r>
+      <w:bookmarkEnd w:id="22"/>
     </w:p>
     <w:p>
       <w:pPr>
@@ -4343,17 +5095,22 @@
         <w:jc w:val="both"/>
       </w:pPr>
       <w:r>
-        <w:t xml:space="preserve">These are first-pass numbers from the initial cross-validation runs, before any real fine-tuning, so I am treating them as a sanity check on the pipeline rather than as the project’s findings. On macro-F1 the MLP and the CNN come out almost level, with the LSTM trailing. That the cheap twelve-feature </w:t>
+        <w:t xml:space="preserve">These are the results of the completed comparative evaluation: the three fine-tuned architectures assessed over the full ten-fold patient-wise loop (StratifiedGroupKFold, so every fold holds out whole patients). On macro-F1 the MLP and the CNN come out almost level (0.328 and 0.327), with the LSTM trailing (0.269). The headline finding is that the cheap twelve-feature MLP holds its own </w:t>
       </w:r>
       <w:r>
         <w:lastRenderedPageBreak/>
-        <w:t>MLP is holding its own against a raw-signal CNN is already the most interesting thing the pipeline has shown, and it is the sort of result the full evaluation needs to confirm or overturn.</w:t>
+        <w:t>against the raw-signal CNN and as the significance testing below confirms</w:t>
+      </w:r>
+      <w:r>
+        <w:t xml:space="preserve"> that</w:t>
+      </w:r>
+      <w:r>
+        <w:t xml:space="preserve"> none of the three architectures separates from the others at α = 0.05.</w:t>
       </w:r>
     </w:p>
     <w:tbl>
       <w:tblPr>
-        <w:tblW w:w="8900" w:type="dxa"/>
-        <w:jc w:val="center"/>
+        <w:tblW w:w="9545" w:type="dxa"/>
         <w:tblBorders>
           <w:top w:val="single" w:sz="2" w:space="0" w:color="B9C4CC"/>
           <w:left w:val="single" w:sz="2" w:space="0" w:color="B9C4CC"/>
@@ -4369,19 +5126,19 @@
         <w:tblLook w:val="04A0" w:firstRow="1" w:lastRow="0" w:firstColumn="1" w:lastColumn="0" w:noHBand="0" w:noVBand="1"/>
       </w:tblPr>
       <w:tblGrid>
-        <w:gridCol w:w="2600"/>
-        <w:gridCol w:w="2100"/>
-        <w:gridCol w:w="2100"/>
-        <w:gridCol w:w="2100"/>
+        <w:gridCol w:w="2789"/>
+        <w:gridCol w:w="2252"/>
+        <w:gridCol w:w="2252"/>
+        <w:gridCol w:w="2252"/>
       </w:tblGrid>
       <w:tr>
         <w:trPr>
+          <w:trHeight w:val="611"/>
           <w:tblHeader/>
-          <w:jc w:val="center"/>
         </w:trPr>
         <w:tc>
           <w:tcPr>
-            <w:tcW w:w="2600" w:type="dxa"/>
+            <w:tcW w:w="2789" w:type="dxa"/>
             <w:shd w:val="clear" w:color="auto" w:fill="1F4E5F"/>
             <w:tcMar>
               <w:top w:w="60" w:type="dxa"/>
@@ -4408,7 +5165,7 @@
         </w:tc>
         <w:tc>
           <w:tcPr>
-            <w:tcW w:w="2100" w:type="dxa"/>
+            <w:tcW w:w="2252" w:type="dxa"/>
             <w:shd w:val="clear" w:color="auto" w:fill="1F4E5F"/>
             <w:tcMar>
               <w:top w:w="60" w:type="dxa"/>
@@ -4435,7 +5192,7 @@
         </w:tc>
         <w:tc>
           <w:tcPr>
-            <w:tcW w:w="2100" w:type="dxa"/>
+            <w:tcW w:w="2252" w:type="dxa"/>
             <w:shd w:val="clear" w:color="auto" w:fill="1F4E5F"/>
             <w:tcMar>
               <w:top w:w="60" w:type="dxa"/>
@@ -4462,7 +5219,7 @@
         </w:tc>
         <w:tc>
           <w:tcPr>
-            <w:tcW w:w="2100" w:type="dxa"/>
+            <w:tcW w:w="2252" w:type="dxa"/>
             <w:shd w:val="clear" w:color="auto" w:fill="1F4E5F"/>
             <w:tcMar>
               <w:top w:w="60" w:type="dxa"/>
@@ -4483,18 +5240,18 @@
                 <w:sz w:val="22"/>
                 <w:szCs w:val="22"/>
               </w:rPr>
-              <w:t>Status</w:t>
+              <w:t>Cohen’s Kappa</w:t>
             </w:r>
           </w:p>
         </w:tc>
       </w:tr>
       <w:tr>
         <w:trPr>
-          <w:jc w:val="center"/>
+          <w:trHeight w:val="598"/>
         </w:trPr>
         <w:tc>
           <w:tcPr>
-            <w:tcW w:w="2600" w:type="dxa"/>
+            <w:tcW w:w="2789" w:type="dxa"/>
             <w:tcMar>
               <w:top w:w="60" w:type="dxa"/>
               <w:left w:w="90" w:type="dxa"/>
@@ -4517,7 +5274,7 @@
         </w:tc>
         <w:tc>
           <w:tcPr>
-            <w:tcW w:w="2100" w:type="dxa"/>
+            <w:tcW w:w="2252" w:type="dxa"/>
             <w:tcMar>
               <w:top w:w="60" w:type="dxa"/>
               <w:left w:w="90" w:type="dxa"/>
@@ -4540,7 +5297,7 @@
         </w:tc>
         <w:tc>
           <w:tcPr>
-            <w:tcW w:w="2100" w:type="dxa"/>
+            <w:tcW w:w="2252" w:type="dxa"/>
             <w:tcMar>
               <w:top w:w="60" w:type="dxa"/>
               <w:left w:w="90" w:type="dxa"/>
@@ -4563,7 +5320,7 @@
         </w:tc>
         <w:tc>
           <w:tcPr>
-            <w:tcW w:w="2100" w:type="dxa"/>
+            <w:tcW w:w="2252" w:type="dxa"/>
             <w:tcMar>
               <w:top w:w="60" w:type="dxa"/>
               <w:left w:w="90" w:type="dxa"/>
@@ -4580,18 +5337,18 @@
                 <w:sz w:val="22"/>
                 <w:szCs w:val="22"/>
               </w:rPr>
-              <w:t>Preliminary</w:t>
+              <w:t>0.282</w:t>
             </w:r>
           </w:p>
         </w:tc>
       </w:tr>
       <w:tr>
         <w:trPr>
-          <w:jc w:val="center"/>
+          <w:trHeight w:val="299"/>
         </w:trPr>
         <w:tc>
           <w:tcPr>
-            <w:tcW w:w="2600" w:type="dxa"/>
+            <w:tcW w:w="2789" w:type="dxa"/>
             <w:shd w:val="clear" w:color="auto" w:fill="EEF2F4"/>
             <w:tcMar>
               <w:top w:w="60" w:type="dxa"/>
@@ -4615,7 +5372,7 @@
         </w:tc>
         <w:tc>
           <w:tcPr>
-            <w:tcW w:w="2100" w:type="dxa"/>
+            <w:tcW w:w="2252" w:type="dxa"/>
             <w:shd w:val="clear" w:color="auto" w:fill="EEF2F4"/>
             <w:tcMar>
               <w:top w:w="60" w:type="dxa"/>
@@ -4639,7 +5396,7 @@
         </w:tc>
         <w:tc>
           <w:tcPr>
-            <w:tcW w:w="2100" w:type="dxa"/>
+            <w:tcW w:w="2252" w:type="dxa"/>
             <w:shd w:val="clear" w:color="auto" w:fill="EEF2F4"/>
             <w:tcMar>
               <w:top w:w="60" w:type="dxa"/>
@@ -4663,7 +5420,7 @@
         </w:tc>
         <w:tc>
           <w:tcPr>
-            <w:tcW w:w="2100" w:type="dxa"/>
+            <w:tcW w:w="2252" w:type="dxa"/>
             <w:shd w:val="clear" w:color="auto" w:fill="EEF2F4"/>
             <w:tcMar>
               <w:top w:w="60" w:type="dxa"/>
@@ -4681,18 +5438,18 @@
                 <w:sz w:val="22"/>
                 <w:szCs w:val="22"/>
               </w:rPr>
-              <w:t>Preliminary</w:t>
+              <w:t>0.317</w:t>
             </w:r>
           </w:p>
         </w:tc>
       </w:tr>
       <w:tr>
         <w:trPr>
-          <w:jc w:val="center"/>
+          <w:trHeight w:val="312"/>
         </w:trPr>
         <w:tc>
           <w:tcPr>
-            <w:tcW w:w="2600" w:type="dxa"/>
+            <w:tcW w:w="2789" w:type="dxa"/>
             <w:tcMar>
               <w:top w:w="60" w:type="dxa"/>
               <w:left w:w="90" w:type="dxa"/>
@@ -4715,7 +5472,7 @@
         </w:tc>
         <w:tc>
           <w:tcPr>
-            <w:tcW w:w="2100" w:type="dxa"/>
+            <w:tcW w:w="2252" w:type="dxa"/>
             <w:tcMar>
               <w:top w:w="60" w:type="dxa"/>
               <w:left w:w="90" w:type="dxa"/>
@@ -4738,7 +5495,7 @@
         </w:tc>
         <w:tc>
           <w:tcPr>
-            <w:tcW w:w="2100" w:type="dxa"/>
+            <w:tcW w:w="2252" w:type="dxa"/>
             <w:tcMar>
               <w:top w:w="60" w:type="dxa"/>
               <w:left w:w="90" w:type="dxa"/>
@@ -4761,7 +5518,7 @@
         </w:tc>
         <w:tc>
           <w:tcPr>
-            <w:tcW w:w="2100" w:type="dxa"/>
+            <w:tcW w:w="2252" w:type="dxa"/>
             <w:tcMar>
               <w:top w:w="60" w:type="dxa"/>
               <w:left w:w="90" w:type="dxa"/>
@@ -4778,7 +5535,7 @@
                 <w:sz w:val="22"/>
                 <w:szCs w:val="22"/>
               </w:rPr>
-              <w:t>Preliminary</w:t>
+              <w:t>0.200</w:t>
             </w:r>
           </w:p>
         </w:tc>
@@ -4797,7 +5554,29 @@
           <w:sz w:val="20"/>
           <w:szCs w:val="20"/>
         </w:rPr>
-        <w:t>Table 2.2 — Preliminary macro-averaged results from the first cross-validation runs. Numbers are expected to move once fine-tuning and the full ten-fold evaluation are in place.</w:t>
+        <w:t xml:space="preserve">Table 2.2 — Macro-averaged results from the completed ten-fold patient-wise (StratifiedGroupKFold) evaluation of the fine-tuned models, with Cohen’s Kappa reported alongside macro-F1 and </w:t>
+      </w:r>
+      <w:proofErr w:type="gramStart"/>
+      <w:r>
+        <w:rPr>
+          <w:i/>
+          <w:iCs/>
+          <w:color w:val="555555"/>
+          <w:sz w:val="20"/>
+          <w:szCs w:val="20"/>
+        </w:rPr>
+        <w:t>macro AUC</w:t>
+      </w:r>
+      <w:proofErr w:type="gramEnd"/>
+      <w:r>
+        <w:rPr>
+          <w:i/>
+          <w:iCs/>
+          <w:color w:val="555555"/>
+          <w:sz w:val="20"/>
+          <w:szCs w:val="20"/>
+        </w:rPr>
+        <w:t>-ROC.</w:t>
       </w:r>
     </w:p>
     <w:p>
@@ -4810,9 +5589,9 @@
           <w:noProof/>
         </w:rPr>
         <w:drawing>
-          <wp:inline distT="0" distB="0" distL="0" distR="0" wp14:anchorId="221A891E" wp14:editId="6F0B0801">
-            <wp:extent cx="4933950" cy="2619375"/>
-            <wp:effectExtent l="0" t="0" r="0" b="0"/>
+          <wp:inline distT="0" distB="0" distL="0" distR="0" wp14:anchorId="221A891E" wp14:editId="75D218B5">
+            <wp:extent cx="5956623" cy="3162300"/>
+            <wp:effectExtent l="0" t="0" r="6350" b="0"/>
             <wp:docPr id="1082297200" name="Picture 1082297200"/>
             <wp:cNvGraphicFramePr>
               <a:graphicFrameLocks xmlns:a="http://schemas.openxmlformats.org/drawingml/2006/main" noChangeAspect="1"/>
@@ -4836,7 +5615,7 @@
                   <pic:spPr bwMode="auto">
                     <a:xfrm>
                       <a:off x="0" y="0"/>
-                      <a:ext cx="4933950" cy="2619375"/>
+                      <a:ext cx="5968007" cy="3168343"/>
                     </a:xfrm>
                     <a:prstGeom prst="rect">
                       <a:avLst/>
@@ -4871,7 +5650,13 @@
         <w:jc w:val="both"/>
       </w:pPr>
       <w:r>
-        <w:t>Looking at where the errors fall is more informative than the headline score at this stage. The preliminary confusion matrix for the CNN on a held-out fold (Figure 2.3) shows the pattern I expected from the class distribution: the model is confident on N and V, but a large slice of true N beats leak into V, and the two smallest classes, S and F, are mostly absorbed into their nearest neighbours. This is not a tuning problem so much as a data problem, and it is exactly what the error-analysis phase is meant to quantify properly once the models are fine-tuned. I am flagging it now because it already tells me the interesting question is not “which model wins” but “how far can any of them get on the rare classes given how little F data exists.”</w:t>
+        <w:t>Looking at where the errors fall is more informative than the headline score. The confusion matrix for the CNN on a held-out fold (Figure 2.3) shows the pattern the class distribution predicts: the model is confident on V (91% of true V beats correct) but recovers only 63% of true N beats</w:t>
+      </w:r>
+      <w:r>
+        <w:t xml:space="preserve"> </w:t>
+      </w:r>
+      <w:r>
+        <w:t>and the largest single error is true N misclassified as V (6,144 beats in this fold). The two smallest classes, S and F, are mostly absorbed into their neighbours, with F essentially unrecoverable. This is a data problem rather than a tuning one, and the formal error analysis in Phase 6 will quantify it in detail. It already reframes the interesting question from “which model wins” to “how far can any of them get on the rare classes given how little F data exists.”</w:t>
       </w:r>
     </w:p>
     <w:p>
@@ -4937,18 +5722,8 @@
           <w:sz w:val="20"/>
           <w:szCs w:val="20"/>
         </w:rPr>
-        <w:t>Figure 2.3 — Preliminary confusion matrix for the 1D-CNN on a held-out fold (row-normalised). The heavy N-to-V leakage and the near-total loss of F are visible off the diagonal.</w:t>
-      </w:r>
-    </w:p>
-    <w:p>
-      <w:pPr>
-        <w:pStyle w:val="Heading2"/>
-      </w:pPr>
-      <w:bookmarkStart w:id="22" w:name="_Toc234782273"/>
-      <w:r>
-        <w:t>2.9 Problems Encountered</w:t>
-      </w:r>
-      <w:bookmarkEnd w:id="22"/>
+        <w:t>Figure 2.3 — Confusion matrix for the 1D-CNN on a held-out fold (row-normalised). The heavy N-to-V leakage and the near-total loss of F are visible off the diagonal.</w:t>
+      </w:r>
     </w:p>
     <w:p>
       <w:pPr>
@@ -4956,7 +5731,7 @@
         <w:jc w:val="both"/>
       </w:pPr>
       <w:r>
-        <w:t>Most of the real work in the last few weeks has been debugging rather than modelling, and a few problems are worth recording. The first was an execution-order bug: run out of order, the notebook quietly reused a stale split, so I consolidated the clean-and-split logic into a single ordered step that rebuilds everything in dependency order. The second was the AAMI label ordering. scikit-learn’s encoder sorts the class names alphabetically, which did not match the clinical order I had assumed, so early plots attached colours to the wrong class until I started reading the class order back from the encoder. The third was SMOTE failing on the sparsest folds, where a minority class had too few samples for the default neighbour count; capping the neighbours at the available count fixed it.</w:t>
+        <w:t>Across the ten folds the three architectures are statistically indistinguishable on macro-F1. A paired Wilcoxon signed-rank test with Holm correction returns no significant difference for any pair — CNN versus MLP p = 0.70, CNN versus LSTM p = 0.19, and MLP versus LSTM p = 0.19, all at α = 0.05. Cohen’s Kappa tells the same story of only moderate agreement (CNN 0.317, MLP 0.282, LSTM 0.200). Per class the picture is consistent: the CNN reaches the best V sensitivity (0.87) and the MLP the strongest hold on the majority N class, but all three collapse on the rare F class (sensitivity ≤ 0.17), which confirms that the performance ceiling is set by data scarcity rather than by the choice of architecture.</w:t>
       </w:r>
     </w:p>
     <w:p>
@@ -4965,31 +5740,55 @@
         <w:jc w:val="both"/>
       </w:pPr>
       <w:r>
-        <w:t>Three more were subtler and cost more time. When some records turned out to carry non-beat annotation symbols (the +, ~, and | markers), a handful of beats came through with no valid class label and crashed both the encoder and SMOTE; I added an explicit validity mask that drops them at source before anything downstream sees them. Keras then threw a dtype error during training because the string labels were reaching the loss function unencoded, which I traced to a missing transform step and fixed by encoding once, up front, with the same fitted encoder used everywhere else. Finally, the AUC-ROC calculation warned and returned nonsense on folds where a rare class was absent from the test set; I now compute AUC only over the classes actually present in a fold and average with a NaN-aware mean. None of these were conceptually hard, but each one was quietly corrupting results until it was found, which is exactly why they are worth flagging in a progress report rather than hiding.</w:t>
-      </w:r>
+        <w:t>A feature-domain ablation on the MLP feeds it each input domain in isolation. The wavelet sub-band energies carry most of the discriminative signal (macro-F1 0.30 on their own), with the time- and frequency-domain features weaker at 0.23 each; using all three domains together is best at 0.32. This is the evidence behind keeping the full multi-domain feature vector rather than pruning it, and it begins to answer the fourth research question on how much the feature representation matters.</w:t>
+      </w:r>
+    </w:p>
+    <w:p>
+      <w:pPr>
+        <w:pStyle w:val="Heading2"/>
+      </w:pPr>
+      <w:bookmarkStart w:id="23" w:name="_Toc234844867"/>
+      <w:r>
+        <w:t>2.9 Problems Encountered</w:t>
+      </w:r>
+      <w:bookmarkEnd w:id="23"/>
     </w:p>
     <w:p>
       <w:pPr>
         <w:spacing w:after="160" w:line="276" w:lineRule="auto"/>
         <w:jc w:val="both"/>
       </w:pPr>
+      <w:r>
+        <w:t>Most of the real work in the last few weeks has been debugging rather than modelling, and a few problems are worth recording. The first was an execution-order bug: run out of order, the notebook quietly reused a stale split, so I consolidated the clean-and-split logic into a single ordered step that rebuilds everything in dependency order. The second was the AAMI label ordering. scikit-learn’s encoder sorts the class names alphabetically, which did not match the clinical order I had assumed, so early plots attached colours to the wrong class until I started reading the class order back from the encoder. The third was SMOTE failing on the sparsest folds, where a minority class had too few samples for the default neighbour count; capping the neighbours at the available count fixed it.</w:t>
+      </w:r>
     </w:p>
     <w:p>
       <w:pPr>
         <w:spacing w:after="160" w:line="276" w:lineRule="auto"/>
         <w:jc w:val="both"/>
       </w:pPr>
+      <w:r>
+        <w:lastRenderedPageBreak/>
+        <w:t xml:space="preserve">Three more were subtler and cost more time. When some records turned out to carry non-beat annotation symbols (the +, ~, and | markers), a handful of beats came through with no valid class label and crashed both the encoder and SMOTE; I added an explicit validity mask that drops them at source before anything downstream sees them. Keras then threw a dtype error during training because the string labels were reaching the loss function unencoded, which I traced to a missing transform step and fixed by encoding once, up front, with the same fitted encoder used everywhere else. Finally, the AUC-ROC calculation warned and returned nonsense on folds where a rare class was absent from the test set; I now compute AUC only over the classes </w:t>
+      </w:r>
+      <w:proofErr w:type="gramStart"/>
+      <w:r>
+        <w:t>actually present</w:t>
+      </w:r>
+      <w:proofErr w:type="gramEnd"/>
+      <w:r>
+        <w:t xml:space="preserve"> in a fold and average with a NaN-aware mean. None of these were conceptually hard, but each one was quietly corrupting results until it was found, which is exactly why they are worth flagging in a progress report rather than hiding.</w:t>
+      </w:r>
     </w:p>
     <w:p>
       <w:pPr>
         <w:pStyle w:val="Heading2"/>
       </w:pPr>
-      <w:bookmarkStart w:id="23" w:name="_Toc234782274"/>
-      <w:r>
-        <w:lastRenderedPageBreak/>
+      <w:bookmarkStart w:id="24" w:name="_Toc234844868"/>
+      <w:r>
         <w:t>2.10 Evidence of Work Completed</w:t>
       </w:r>
-      <w:bookmarkEnd w:id="23"/>
+      <w:bookmarkEnd w:id="24"/>
     </w:p>
     <w:p>
       <w:pPr>
@@ -5086,7 +5885,7 @@
         <w:jc w:val="both"/>
       </w:pPr>
       <w:r>
-        <w:t>Implemented all three models (MLP, 1D-CNN, LSTM) and completed a first cross-validation run producing preliminary results.</w:t>
+        <w:t>Implemented, tuned, and evaluated all three models (MLP, 1D-CNN, LSTM) over the full ten-fold patient-wise loop, including per-class metrics and the Wilcoxon significance test.</w:t>
       </w:r>
     </w:p>
     <w:p>
@@ -5108,21 +5907,21 @@
         <w:pStyle w:val="Heading1"/>
         <w:jc w:val="center"/>
       </w:pPr>
-      <w:bookmarkStart w:id="24" w:name="_Toc234782275"/>
+      <w:bookmarkStart w:id="25" w:name="_Toc234844869"/>
       <w:r>
         <w:t>Chapter III — Planned Work</w:t>
       </w:r>
-      <w:bookmarkEnd w:id="24"/>
+      <w:bookmarkEnd w:id="25"/>
     </w:p>
     <w:p>
       <w:pPr>
         <w:pStyle w:val="Heading2"/>
       </w:pPr>
-      <w:bookmarkStart w:id="25" w:name="_Toc234782276"/>
+      <w:bookmarkStart w:id="26" w:name="_Toc234844870"/>
       <w:r>
         <w:t>3.1 Remaining Tasks</w:t>
       </w:r>
-      <w:bookmarkEnd w:id="25"/>
+      <w:bookmarkEnd w:id="26"/>
     </w:p>
     <w:p>
       <w:pPr>
@@ -5130,7 +5929,7 @@
         <w:jc w:val="both"/>
       </w:pPr>
       <w:r>
-        <w:t>The pipeline is built and the models run, so the remaining work is about turning preliminary numbers into defensible findings and packaging the project up. The main items are:</w:t>
+        <w:t>With the pipeline built, all three architectures have now been fine-tuned using the grouped inner cross-validation search over width, depth, dropout, and learning rate, and the full ten-fold patient-wise comparative evaluation has been run (per-class sensitivity and specificity, macro-F1, AUC-ROC, Cohen’s Kappa, confusion matrices, and the paired Wilcoxon signed-rank test with Holm correction). This completes Phase 5. The remaining work is about interpreting those results and packaging the project up. The main items are:</w:t>
       </w:r>
     </w:p>
     <w:p>
@@ -5144,7 +5943,7 @@
         <w:jc w:val="both"/>
       </w:pPr>
       <w:r>
-        <w:t>Fine-tune all three architectures properly, using a grouped inner cross-validation search over width, depth, dropout, and learning rate, rather than relying on the first working configuration (Phase 5).</w:t>
+        <w:t>Carry out the error analysis, focusing on the dominant confusions and the near-total loss of the rare F class (Phase 6).</w:t>
       </w:r>
     </w:p>
     <w:p>
@@ -5158,7 +5957,15 @@
         <w:jc w:val="both"/>
       </w:pPr>
       <w:r>
-        <w:t>Run the full comparative evaluation: the complete ten-fold patient-wise loop with per-class sensitivity and specificity, macro-F1, AUC-ROC, Cohen’s Kappa, confusion matrices, and the paired Wilcoxon signed-rank test (Phase 5).</w:t>
+        <w:t xml:space="preserve">Build the browser-based demonstration application described in Section 2.7, driven by the saved </w:t>
+      </w:r>
+      <w:proofErr w:type="gramStart"/>
+      <w:r>
+        <w:t>final results</w:t>
+      </w:r>
+      <w:proofErr w:type="gramEnd"/>
+      <w:r>
+        <w:t xml:space="preserve"> (Phase 6).</w:t>
       </w:r>
     </w:p>
     <w:p>
@@ -5172,46 +5979,27 @@
         <w:jc w:val="both"/>
       </w:pPr>
       <w:r>
-        <w:t>Carry out the error analysis, focusing on the dominant confusions and the near-total loss of the rare F class (Phase 6).</w:t>
+        <w:t>Write up the dissertation (methodology, results, error analysis, and documented code) and prepare the GitHub release. This has not started yet (Phase 7).</w:t>
       </w:r>
     </w:p>
     <w:p>
       <w:pPr>
         <w:pStyle w:val="ListParagraph"/>
-        <w:numPr>
-          <w:ilvl w:val="0"/>
-          <w:numId w:val="5"/>
-        </w:numPr>
         <w:spacing w:after="80" w:line="276" w:lineRule="auto"/>
+        <w:ind w:left="460"/>
         <w:jc w:val="both"/>
       </w:pPr>
-      <w:r>
-        <w:t>Build the browser-based demonstration application described in Section 2.7, driven by the saved final results (Phase 6).</w:t>
-      </w:r>
-    </w:p>
-    <w:p>
-      <w:pPr>
-        <w:pStyle w:val="ListParagraph"/>
-        <w:numPr>
-          <w:ilvl w:val="0"/>
-          <w:numId w:val="5"/>
-        </w:numPr>
-        <w:spacing w:after="80" w:line="276" w:lineRule="auto"/>
-        <w:jc w:val="both"/>
-      </w:pPr>
-      <w:r>
-        <w:t>Write up the dissertation (methodology, results, error analysis, and documented code) and prepare the GitHub release. This has not started yet (Phase 7).</w:t>
-      </w:r>
     </w:p>
     <w:p>
       <w:pPr>
         <w:pStyle w:val="Heading2"/>
       </w:pPr>
-      <w:bookmarkStart w:id="26" w:name="_Toc234782277"/>
-      <w:r>
+      <w:bookmarkStart w:id="27" w:name="_Toc234844871"/>
+      <w:r>
+        <w:lastRenderedPageBreak/>
         <w:t>3.2 Project Timeline</w:t>
       </w:r>
-      <w:bookmarkEnd w:id="26"/>
+      <w:bookmarkEnd w:id="27"/>
     </w:p>
     <w:p>
       <w:pPr>
@@ -5224,8 +6012,7 @@
     </w:p>
     <w:tbl>
       <w:tblPr>
-        <w:tblW w:w="9614" w:type="dxa"/>
-        <w:jc w:val="center"/>
+        <w:tblW w:w="9458" w:type="dxa"/>
         <w:tblBorders>
           <w:top w:val="single" w:sz="2" w:space="0" w:color="B9C4CC"/>
           <w:left w:val="single" w:sz="2" w:space="0" w:color="B9C4CC"/>
@@ -5241,19 +6028,18 @@
         <w:tblLook w:val="04A0" w:firstRow="1" w:lastRow="0" w:firstColumn="1" w:lastColumn="0" w:noHBand="0" w:noVBand="1"/>
       </w:tblPr>
       <w:tblGrid>
-        <w:gridCol w:w="1479"/>
-        <w:gridCol w:w="1479"/>
-        <w:gridCol w:w="6656"/>
+        <w:gridCol w:w="1455"/>
+        <w:gridCol w:w="1455"/>
+        <w:gridCol w:w="6548"/>
       </w:tblGrid>
       <w:tr>
         <w:trPr>
-          <w:trHeight w:val="380"/>
+          <w:trHeight w:val="340"/>
           <w:tblHeader/>
-          <w:jc w:val="center"/>
         </w:trPr>
         <w:tc>
           <w:tcPr>
-            <w:tcW w:w="1479" w:type="dxa"/>
+            <w:tcW w:w="1455" w:type="dxa"/>
             <w:shd w:val="clear" w:color="auto" w:fill="1F4E5F"/>
             <w:tcMar>
               <w:top w:w="60" w:type="dxa"/>
@@ -5280,7 +6066,7 @@
         </w:tc>
         <w:tc>
           <w:tcPr>
-            <w:tcW w:w="1479" w:type="dxa"/>
+            <w:tcW w:w="1455" w:type="dxa"/>
             <w:shd w:val="clear" w:color="auto" w:fill="1F4E5F"/>
             <w:tcMar>
               <w:top w:w="60" w:type="dxa"/>
@@ -5307,7 +6093,7 @@
         </w:tc>
         <w:tc>
           <w:tcPr>
-            <w:tcW w:w="6656" w:type="dxa"/>
+            <w:tcW w:w="6548" w:type="dxa"/>
             <w:shd w:val="clear" w:color="auto" w:fill="1F4E5F"/>
             <w:tcMar>
               <w:top w:w="60" w:type="dxa"/>
@@ -5335,12 +6121,11 @@
       </w:tr>
       <w:tr>
         <w:trPr>
-          <w:trHeight w:val="727"/>
-          <w:jc w:val="center"/>
+          <w:trHeight w:val="652"/>
         </w:trPr>
         <w:tc>
           <w:tcPr>
-            <w:tcW w:w="1479" w:type="dxa"/>
+            <w:tcW w:w="1455" w:type="dxa"/>
             <w:shd w:val="clear" w:color="auto" w:fill="EEF2F4"/>
             <w:tcMar>
               <w:top w:w="60" w:type="dxa"/>
@@ -5364,7 +6149,7 @@
         </w:tc>
         <w:tc>
           <w:tcPr>
-            <w:tcW w:w="1479" w:type="dxa"/>
+            <w:tcW w:w="1455" w:type="dxa"/>
             <w:shd w:val="clear" w:color="auto" w:fill="EEF2F4"/>
             <w:tcMar>
               <w:top w:w="60" w:type="dxa"/>
@@ -5382,20 +6167,13 @@
                 <w:sz w:val="22"/>
                 <w:szCs w:val="22"/>
               </w:rPr>
-              <w:t>9</w:t>
-            </w:r>
-            <w:r>
-              <w:rPr>
-                <w:sz w:val="22"/>
-                <w:szCs w:val="22"/>
-              </w:rPr>
-              <w:t>–11</w:t>
-            </w:r>
-          </w:p>
-        </w:tc>
-        <w:tc>
-          <w:tcPr>
-            <w:tcW w:w="6656" w:type="dxa"/>
+              <w:t>9–11</w:t>
+            </w:r>
+          </w:p>
+        </w:tc>
+        <w:tc>
+          <w:tcPr>
+            <w:tcW w:w="6548" w:type="dxa"/>
             <w:shd w:val="clear" w:color="auto" w:fill="EEF2F4"/>
             <w:tcMar>
               <w:top w:w="60" w:type="dxa"/>
@@ -5413,26 +6191,18 @@
                 <w:sz w:val="22"/>
                 <w:szCs w:val="22"/>
               </w:rPr>
-              <w:t>Fine-Tuning, Error</w:t>
-            </w:r>
-            <w:r>
-              <w:rPr>
-                <w:sz w:val="22"/>
-                <w:szCs w:val="22"/>
-              </w:rPr>
-              <w:t xml:space="preserve"> analysis and the browser-based demonstration application.</w:t>
+              <w:t>Fine-Tuning, Error analysis and the browser-based demonstration application.</w:t>
             </w:r>
           </w:p>
         </w:tc>
       </w:tr>
       <w:tr>
         <w:trPr>
-          <w:trHeight w:val="380"/>
-          <w:jc w:val="center"/>
+          <w:trHeight w:val="340"/>
         </w:trPr>
         <w:tc>
           <w:tcPr>
-            <w:tcW w:w="1479" w:type="dxa"/>
+            <w:tcW w:w="1455" w:type="dxa"/>
             <w:tcMar>
               <w:top w:w="60" w:type="dxa"/>
               <w:left w:w="90" w:type="dxa"/>
@@ -5455,7 +6225,7 @@
         </w:tc>
         <w:tc>
           <w:tcPr>
-            <w:tcW w:w="1479" w:type="dxa"/>
+            <w:tcW w:w="1455" w:type="dxa"/>
             <w:tcMar>
               <w:top w:w="60" w:type="dxa"/>
               <w:left w:w="90" w:type="dxa"/>
@@ -5478,7 +6248,7 @@
         </w:tc>
         <w:tc>
           <w:tcPr>
-            <w:tcW w:w="6656" w:type="dxa"/>
+            <w:tcW w:w="6548" w:type="dxa"/>
             <w:tcMar>
               <w:top w:w="60" w:type="dxa"/>
               <w:left w:w="90" w:type="dxa"/>
@@ -5505,12 +6275,11 @@
       <w:pPr>
         <w:pStyle w:val="Heading2"/>
       </w:pPr>
-      <w:bookmarkStart w:id="27" w:name="_Toc234782278"/>
-      <w:r>
-        <w:lastRenderedPageBreak/>
+      <w:bookmarkStart w:id="28" w:name="_Toc234844872"/>
+      <w:r>
         <w:t>3.3 Evaluation Plan</w:t>
       </w:r>
-      <w:bookmarkEnd w:id="27"/>
+      <w:bookmarkEnd w:id="28"/>
     </w:p>
     <w:p>
       <w:pPr>
@@ -5518,18 +6287,26 @@
         <w:jc w:val="both"/>
       </w:pPr>
       <w:r>
-        <w:t>Each model will be assessed with the ten-fold patient-wise loop already in the code, so class proportions stay consistent across folds while patient separation is respected. For every fold I will record per-class sensitivity and specificity, especially for the minority S, V, F, and Q classes, alongside macro-F1, AUC-ROC, Cohen’s Kappa, and confusion matrices. To compare the three architectures, and to compare performance with and without SMOTE, I will run a paired Wilcoxon signed-rank test at α = 0.05 on the per-fold macro-F1, with Holm correction across the three pairwise comparisons so the multiple testing does not manufacture significance.</w:t>
+        <w:t xml:space="preserve">Each model was assessed with the ten-fold patient-wise loop, so class proportions stay consistent across folds while patient separation is respected. For every fold I recorded per-class sensitivity and specificity, especially for the minority S, V, F, and Q classes, alongside macro-F1, AUC-ROC, Cohen’s Kappa, and confusion matrices. To compare the three </w:t>
+      </w:r>
+      <w:proofErr w:type="gramStart"/>
+      <w:r>
+        <w:t>architectures</w:t>
+      </w:r>
+      <w:proofErr w:type="gramEnd"/>
+      <w:r>
+        <w:t xml:space="preserve"> I ran a paired Wilcoxon signed-rank test at α = 0.05 on the per-fold macro-F1, with Holm correction across the three pairwise comparisons so the multiple testing does not manufacture significance; the outcome is reported in Section 2.8. The effect of SMOTE on minority-class recall along the feature path is examined separately as part of the Phase 6 imbalance analysis.</w:t>
       </w:r>
     </w:p>
     <w:p>
       <w:pPr>
         <w:pStyle w:val="Heading2"/>
       </w:pPr>
-      <w:bookmarkStart w:id="28" w:name="_Toc234782279"/>
+      <w:bookmarkStart w:id="29" w:name="_Toc234844873"/>
       <w:r>
         <w:t>3.4 Success Criteria</w:t>
       </w:r>
-      <w:bookmarkEnd w:id="28"/>
+      <w:bookmarkEnd w:id="29"/>
     </w:p>
     <w:p>
       <w:pPr>
@@ -5544,16 +6321,15 @@
       <w:pPr>
         <w:pStyle w:val="Heading2"/>
       </w:pPr>
-      <w:bookmarkStart w:id="29" w:name="_Toc234782280"/>
+      <w:bookmarkStart w:id="30" w:name="_Toc234844874"/>
       <w:r>
         <w:t>3.5 Risk Management and Contingency Planning</w:t>
       </w:r>
-      <w:bookmarkEnd w:id="29"/>
+      <w:bookmarkEnd w:id="30"/>
     </w:p>
     <w:tbl>
       <w:tblPr>
-        <w:tblW w:w="9748" w:type="dxa"/>
-        <w:jc w:val="center"/>
+        <w:tblW w:w="9619" w:type="dxa"/>
         <w:tblBorders>
           <w:top w:val="single" w:sz="2" w:space="0" w:color="B9C4CC"/>
           <w:left w:val="single" w:sz="2" w:space="0" w:color="B9C4CC"/>
@@ -5569,19 +6345,18 @@
         <w:tblLook w:val="04A0" w:firstRow="1" w:lastRow="0" w:firstColumn="1" w:lastColumn="0" w:noHBand="0" w:noVBand="1"/>
       </w:tblPr>
       <w:tblGrid>
-        <w:gridCol w:w="2755"/>
-        <w:gridCol w:w="1695"/>
-        <w:gridCol w:w="5298"/>
+        <w:gridCol w:w="2718"/>
+        <w:gridCol w:w="1673"/>
+        <w:gridCol w:w="5228"/>
       </w:tblGrid>
       <w:tr>
         <w:trPr>
-          <w:trHeight w:val="561"/>
+          <w:trHeight w:val="603"/>
           <w:tblHeader/>
-          <w:jc w:val="center"/>
         </w:trPr>
         <w:tc>
           <w:tcPr>
-            <w:tcW w:w="2755" w:type="dxa"/>
+            <w:tcW w:w="2718" w:type="dxa"/>
             <w:shd w:val="clear" w:color="auto" w:fill="1F4E5F"/>
             <w:tcMar>
               <w:top w:w="60" w:type="dxa"/>
@@ -5608,7 +6383,7 @@
         </w:tc>
         <w:tc>
           <w:tcPr>
-            <w:tcW w:w="1695" w:type="dxa"/>
+            <w:tcW w:w="1673" w:type="dxa"/>
             <w:shd w:val="clear" w:color="auto" w:fill="1F4E5F"/>
             <w:tcMar>
               <w:top w:w="60" w:type="dxa"/>
@@ -5635,7 +6410,7 @@
         </w:tc>
         <w:tc>
           <w:tcPr>
-            <w:tcW w:w="5298" w:type="dxa"/>
+            <w:tcW w:w="5228" w:type="dxa"/>
             <w:shd w:val="clear" w:color="auto" w:fill="1F4E5F"/>
             <w:tcMar>
               <w:top w:w="60" w:type="dxa"/>
@@ -5663,12 +6438,11 @@
       </w:tr>
       <w:tr>
         <w:trPr>
-          <w:trHeight w:val="824"/>
-          <w:jc w:val="center"/>
+          <w:trHeight w:val="885"/>
         </w:trPr>
         <w:tc>
           <w:tcPr>
-            <w:tcW w:w="2755" w:type="dxa"/>
+            <w:tcW w:w="2718" w:type="dxa"/>
             <w:tcMar>
               <w:top w:w="60" w:type="dxa"/>
               <w:left w:w="90" w:type="dxa"/>
@@ -5691,7 +6465,7 @@
         </w:tc>
         <w:tc>
           <w:tcPr>
-            <w:tcW w:w="1695" w:type="dxa"/>
+            <w:tcW w:w="1673" w:type="dxa"/>
             <w:tcMar>
               <w:top w:w="60" w:type="dxa"/>
               <w:left w:w="90" w:type="dxa"/>
@@ -5714,7 +6488,7 @@
         </w:tc>
         <w:tc>
           <w:tcPr>
-            <w:tcW w:w="5298" w:type="dxa"/>
+            <w:tcW w:w="5228" w:type="dxa"/>
             <w:tcMar>
               <w:top w:w="60" w:type="dxa"/>
               <w:left w:w="90" w:type="dxa"/>
@@ -5738,12 +6512,11 @@
       </w:tr>
       <w:tr>
         <w:trPr>
-          <w:trHeight w:val="836"/>
-          <w:jc w:val="center"/>
+          <w:trHeight w:val="899"/>
         </w:trPr>
         <w:tc>
           <w:tcPr>
-            <w:tcW w:w="2755" w:type="dxa"/>
+            <w:tcW w:w="2718" w:type="dxa"/>
             <w:shd w:val="clear" w:color="auto" w:fill="EEF2F4"/>
             <w:tcMar>
               <w:top w:w="60" w:type="dxa"/>
@@ -5761,13 +6534,29 @@
                 <w:sz w:val="22"/>
                 <w:szCs w:val="22"/>
               </w:rPr>
-              <w:t>Minority classes (F, S) stay near-unlearnable after tuning.</w:t>
-            </w:r>
-          </w:p>
-        </w:tc>
-        <w:tc>
-          <w:tcPr>
-            <w:tcW w:w="1695" w:type="dxa"/>
+              <w:t xml:space="preserve">Minority classes (F, S) stay </w:t>
+            </w:r>
+            <w:proofErr w:type="gramStart"/>
+            <w:r>
+              <w:rPr>
+                <w:sz w:val="22"/>
+                <w:szCs w:val="22"/>
+              </w:rPr>
+              <w:t>near-unlearnable</w:t>
+            </w:r>
+            <w:proofErr w:type="gramEnd"/>
+            <w:r>
+              <w:rPr>
+                <w:sz w:val="22"/>
+                <w:szCs w:val="22"/>
+              </w:rPr>
+              <w:t xml:space="preserve"> after tuning.</w:t>
+            </w:r>
+          </w:p>
+        </w:tc>
+        <w:tc>
+          <w:tcPr>
+            <w:tcW w:w="1673" w:type="dxa"/>
             <w:shd w:val="clear" w:color="auto" w:fill="EEF2F4"/>
             <w:tcMar>
               <w:top w:w="60" w:type="dxa"/>
@@ -5791,7 +6580,7 @@
         </w:tc>
         <w:tc>
           <w:tcPr>
-            <w:tcW w:w="5298" w:type="dxa"/>
+            <w:tcW w:w="5228" w:type="dxa"/>
             <w:shd w:val="clear" w:color="auto" w:fill="EEF2F4"/>
             <w:tcMar>
               <w:top w:w="60" w:type="dxa"/>
@@ -5816,12 +6605,11 @@
       </w:tr>
       <w:tr>
         <w:trPr>
-          <w:trHeight w:val="824"/>
-          <w:jc w:val="center"/>
+          <w:trHeight w:val="885"/>
         </w:trPr>
         <w:tc>
           <w:tcPr>
-            <w:tcW w:w="2755" w:type="dxa"/>
+            <w:tcW w:w="2718" w:type="dxa"/>
             <w:tcMar>
               <w:top w:w="60" w:type="dxa"/>
               <w:left w:w="90" w:type="dxa"/>
@@ -5844,7 +6632,7 @@
         </w:tc>
         <w:tc>
           <w:tcPr>
-            <w:tcW w:w="1695" w:type="dxa"/>
+            <w:tcW w:w="1673" w:type="dxa"/>
             <w:tcMar>
               <w:top w:w="60" w:type="dxa"/>
               <w:left w:w="90" w:type="dxa"/>
@@ -5867,7 +6655,7 @@
         </w:tc>
         <w:tc>
           <w:tcPr>
-            <w:tcW w:w="5298" w:type="dxa"/>
+            <w:tcW w:w="5228" w:type="dxa"/>
             <w:tcMar>
               <w:top w:w="60" w:type="dxa"/>
               <w:left w:w="90" w:type="dxa"/>
@@ -5891,12 +6679,11 @@
       </w:tr>
       <w:tr>
         <w:trPr>
-          <w:trHeight w:val="561"/>
-          <w:jc w:val="center"/>
+          <w:trHeight w:val="603"/>
         </w:trPr>
         <w:tc>
           <w:tcPr>
-            <w:tcW w:w="2755" w:type="dxa"/>
+            <w:tcW w:w="2718" w:type="dxa"/>
             <w:shd w:val="clear" w:color="auto" w:fill="EEF2F4"/>
             <w:tcMar>
               <w:top w:w="60" w:type="dxa"/>
@@ -5920,7 +6707,7 @@
         </w:tc>
         <w:tc>
           <w:tcPr>
-            <w:tcW w:w="1695" w:type="dxa"/>
+            <w:tcW w:w="1673" w:type="dxa"/>
             <w:shd w:val="clear" w:color="auto" w:fill="EEF2F4"/>
             <w:tcMar>
               <w:top w:w="60" w:type="dxa"/>
@@ -5944,7 +6731,7 @@
         </w:tc>
         <w:tc>
           <w:tcPr>
-            <w:tcW w:w="5298" w:type="dxa"/>
+            <w:tcW w:w="5228" w:type="dxa"/>
             <w:shd w:val="clear" w:color="auto" w:fill="EEF2F4"/>
             <w:tcMar>
               <w:top w:w="60" w:type="dxa"/>
@@ -5968,32 +6755,30 @@
         </w:tc>
       </w:tr>
     </w:tbl>
+    <w:p/>
     <w:p>
       <w:pPr>
         <w:pStyle w:val="Heading1"/>
       </w:pPr>
-      <w:bookmarkStart w:id="30" w:name="_Toc234782281"/>
+      <w:bookmarkStart w:id="31" w:name="_Toc234844875"/>
       <w:r>
         <w:t>Bibliography</w:t>
       </w:r>
-      <w:bookmarkEnd w:id="30"/>
-    </w:p>
-    <w:p>
-      <w:pPr>
-        <w:pStyle w:val="ListParagraph"/>
-        <w:numPr>
-          <w:ilvl w:val="0"/>
-          <w:numId w:val="6"/>
-        </w:numPr>
+      <w:bookmarkEnd w:id="31"/>
+    </w:p>
+    <w:p>
+      <w:pPr>
         <w:spacing w:after="120" w:line="276" w:lineRule="auto"/>
         <w:jc w:val="both"/>
       </w:pPr>
       <w:r>
         <w:t xml:space="preserve">Shahnawaz, M., Kumawat, N., Singh, T., Satakshi and Kumar, M. (2026) 'An augmented ECG </w:t>
       </w:r>
-      <w:r>
-        <w:t>data-based</w:t>
-      </w:r>
+      <w:proofErr w:type="gramStart"/>
+      <w:r>
+        <w:t>data based</w:t>
+      </w:r>
+      <w:proofErr w:type="gramEnd"/>
       <w:r>
         <w:t xml:space="preserve"> classification for arrhythmia using optimal feature set', </w:t>
       </w:r>
@@ -6021,11 +6806,6 @@
     </w:p>
     <w:p>
       <w:pPr>
-        <w:pStyle w:val="ListParagraph"/>
-        <w:numPr>
-          <w:ilvl w:val="0"/>
-          <w:numId w:val="6"/>
-        </w:numPr>
         <w:spacing w:after="120" w:line="276" w:lineRule="auto"/>
         <w:jc w:val="both"/>
       </w:pPr>
@@ -6040,11 +6820,7 @@
         <w:t>Innovations in Data Analytics — ICIDA 2024</w:t>
       </w:r>
       <w:r>
-        <w:t xml:space="preserve">. Lecture Notes in Networks and </w:t>
-      </w:r>
-      <w:r>
-        <w:lastRenderedPageBreak/>
-        <w:t xml:space="preserve">Systems, vol. 1408. Singapore: Springer, pp. 245–258. </w:t>
+        <w:t xml:space="preserve">. Lecture Notes in Networks and Systems, vol. 1408. Singapore: Springer, pp. 245–258. </w:t>
       </w:r>
       <w:hyperlink r:id="rId13" w:tgtFrame="_blank" w:history="1">
         <w:r>
@@ -6060,11 +6836,6 @@
     </w:p>
     <w:p>
       <w:pPr>
-        <w:pStyle w:val="ListParagraph"/>
-        <w:numPr>
-          <w:ilvl w:val="0"/>
-          <w:numId w:val="6"/>
-        </w:numPr>
         <w:spacing w:after="120" w:line="276" w:lineRule="auto"/>
         <w:jc w:val="both"/>
       </w:pPr>
@@ -6095,11 +6866,6 @@
     </w:p>
     <w:p>
       <w:pPr>
-        <w:pStyle w:val="ListParagraph"/>
-        <w:numPr>
-          <w:ilvl w:val="0"/>
-          <w:numId w:val="6"/>
-        </w:numPr>
         <w:spacing w:after="120" w:line="276" w:lineRule="auto"/>
         <w:jc w:val="both"/>
       </w:pPr>
@@ -6130,11 +6896,6 @@
     </w:p>
     <w:p>
       <w:pPr>
-        <w:pStyle w:val="ListParagraph"/>
-        <w:numPr>
-          <w:ilvl w:val="0"/>
-          <w:numId w:val="6"/>
-        </w:numPr>
         <w:spacing w:after="120" w:line="276" w:lineRule="auto"/>
         <w:jc w:val="both"/>
       </w:pPr>
@@ -6165,11 +6926,6 @@
     </w:p>
     <w:p>
       <w:pPr>
-        <w:pStyle w:val="ListParagraph"/>
-        <w:numPr>
-          <w:ilvl w:val="0"/>
-          <w:numId w:val="6"/>
-        </w:numPr>
         <w:spacing w:after="120" w:line="276" w:lineRule="auto"/>
         <w:jc w:val="both"/>
       </w:pPr>
@@ -6195,16 +6951,11 @@
         </w:r>
       </w:hyperlink>
       <w:r>
-        <w:t xml:space="preserve"> (Accessed: 12 July 2026).</w:t>
-      </w:r>
-    </w:p>
-    <w:p>
-      <w:pPr>
-        <w:pStyle w:val="ListParagraph"/>
-        <w:numPr>
-          <w:ilvl w:val="0"/>
-          <w:numId w:val="6"/>
-        </w:numPr>
+        <w:t>.</w:t>
+      </w:r>
+    </w:p>
+    <w:p>
+      <w:pPr>
         <w:spacing w:after="120" w:line="276" w:lineRule="auto"/>
         <w:jc w:val="both"/>
       </w:pPr>
@@ -6235,11 +6986,6 @@
     </w:p>
     <w:p>
       <w:pPr>
-        <w:pStyle w:val="ListParagraph"/>
-        <w:numPr>
-          <w:ilvl w:val="0"/>
-          <w:numId w:val="6"/>
-        </w:numPr>
         <w:spacing w:after="120" w:line="276" w:lineRule="auto"/>
         <w:jc w:val="both"/>
       </w:pPr>
@@ -6265,16 +7011,11 @@
         </w:r>
       </w:hyperlink>
       <w:r>
-        <w:t xml:space="preserve"> (Accessed: 12 July 2026).</w:t>
-      </w:r>
-    </w:p>
-    <w:p>
-      <w:pPr>
-        <w:pStyle w:val="ListParagraph"/>
-        <w:numPr>
-          <w:ilvl w:val="0"/>
-          <w:numId w:val="6"/>
-        </w:numPr>
+        <w:t>.</w:t>
+      </w:r>
+    </w:p>
+    <w:p>
+      <w:pPr>
         <w:spacing w:after="120" w:line="276" w:lineRule="auto"/>
         <w:jc w:val="both"/>
       </w:pPr>
@@ -6305,11 +7046,6 @@
     </w:p>
     <w:p>
       <w:pPr>
-        <w:pStyle w:val="ListParagraph"/>
-        <w:numPr>
-          <w:ilvl w:val="0"/>
-          <w:numId w:val="6"/>
-        </w:numPr>
         <w:spacing w:after="120" w:line="276" w:lineRule="auto"/>
         <w:jc w:val="both"/>
       </w:pPr>
@@ -6340,15 +7076,40 @@
     </w:p>
     <w:p>
       <w:pPr>
-        <w:pStyle w:val="ListParagraph"/>
-        <w:numPr>
-          <w:ilvl w:val="0"/>
-          <w:numId w:val="6"/>
-        </w:numPr>
         <w:spacing w:after="120" w:line="276" w:lineRule="auto"/>
         <w:jc w:val="both"/>
       </w:pPr>
       <w:r>
+        <w:t>Oh, S.L., Ng, E.Y.K., Tan, R.S. and Acharya, U.R. (2018) 'Automated diagnosis of arrhythmia using combination of CNN and LSTM techniques with variable length heart beats', Computers in</w:t>
+      </w:r>
+      <w:r>
+        <w:t xml:space="preserve"> </w:t>
+      </w:r>
+      <w:r>
+        <w:t xml:space="preserve">Biology and Medicine, 102, pp. 278–287. </w:t>
+      </w:r>
+      <w:hyperlink r:id="rId22" w:history="1">
+        <w:r>
+          <w:rPr>
+            <w:rStyle w:val="Hyperlink"/>
+          </w:rPr>
+          <w:t>https://doi.org/10.1016/j.compbiomed.2018.06.002</w:t>
+        </w:r>
+      </w:hyperlink>
+      <w:r>
+        <w:t>.</w:t>
+      </w:r>
+      <w:r>
+        <w:t>.</w:t>
+      </w:r>
+    </w:p>
+    <w:p>
+      <w:pPr>
+        <w:spacing w:after="120" w:line="276" w:lineRule="auto"/>
+        <w:jc w:val="both"/>
+      </w:pPr>
+      <w:r>
+        <w:lastRenderedPageBreak/>
         <w:t xml:space="preserve">Quan, W., Chen, Z., Gao, J. and Hu, X. (2018) 'Comparative study of CNN and LSTM based attention neural networks for aspect-level opinion mining', in </w:t>
       </w:r>
       <w:r>
@@ -6361,7 +7122,7 @@
       <w:r>
         <w:t xml:space="preserve">. IEEE, pp. 2141–2150. </w:t>
       </w:r>
-      <w:hyperlink r:id="rId22" w:tgtFrame="_blank" w:history="1">
+      <w:hyperlink r:id="rId23" w:tgtFrame="_blank" w:history="1">
         <w:r>
           <w:rPr>
             <w:rStyle w:val="Hyperlink"/>
@@ -6375,11 +7136,6 @@
     </w:p>
     <w:p>
       <w:pPr>
-        <w:pStyle w:val="ListParagraph"/>
-        <w:numPr>
-          <w:ilvl w:val="0"/>
-          <w:numId w:val="6"/>
-        </w:numPr>
         <w:spacing w:after="120" w:line="276" w:lineRule="auto"/>
         <w:jc w:val="both"/>
       </w:pPr>
@@ -6396,7 +7152,7 @@
       <w:r>
         <w:t xml:space="preserve">, 63(3), pp. 664–675. </w:t>
       </w:r>
-      <w:hyperlink r:id="rId23" w:tgtFrame="_blank" w:history="1">
+      <w:hyperlink r:id="rId24" w:tgtFrame="_blank" w:history="1">
         <w:r>
           <w:rPr>
             <w:rStyle w:val="Hyperlink"/>
@@ -6410,11 +7166,6 @@
     </w:p>
     <w:p>
       <w:pPr>
-        <w:pStyle w:val="ListParagraph"/>
-        <w:numPr>
-          <w:ilvl w:val="0"/>
-          <w:numId w:val="6"/>
-        </w:numPr>
         <w:spacing w:after="120" w:line="276" w:lineRule="auto"/>
         <w:jc w:val="both"/>
       </w:pPr>
@@ -6431,7 +7182,7 @@
       <w:r>
         <w:t xml:space="preserve">, 51(7), pp. 1196–1206. </w:t>
       </w:r>
-      <w:hyperlink r:id="rId24" w:tgtFrame="_blank" w:history="1">
+      <w:hyperlink r:id="rId25" w:tgtFrame="_blank" w:history="1">
         <w:r>
           <w:rPr>
             <w:rStyle w:val="Hyperlink"/>
@@ -6445,11 +7196,6 @@
     </w:p>
     <w:p>
       <w:pPr>
-        <w:pStyle w:val="ListParagraph"/>
-        <w:numPr>
-          <w:ilvl w:val="0"/>
-          <w:numId w:val="6"/>
-        </w:numPr>
         <w:spacing w:after="120" w:line="276" w:lineRule="auto"/>
         <w:jc w:val="both"/>
       </w:pPr>
@@ -6466,7 +7212,7 @@
       <w:r>
         <w:t xml:space="preserve">, 20(3), pp. 45–50. </w:t>
       </w:r>
-      <w:hyperlink r:id="rId25" w:tgtFrame="_blank" w:history="1">
+      <w:hyperlink r:id="rId26" w:tgtFrame="_blank" w:history="1">
         <w:r>
           <w:rPr>
             <w:rStyle w:val="Hyperlink"/>
@@ -6482,22 +7228,21 @@
       <w:pPr>
         <w:pStyle w:val="Heading1"/>
       </w:pPr>
-      <w:bookmarkStart w:id="31" w:name="_Toc234782282"/>
-      <w:r>
-        <w:lastRenderedPageBreak/>
+      <w:bookmarkStart w:id="32" w:name="_Toc234844876"/>
+      <w:r>
         <w:t>Appendices</w:t>
       </w:r>
-      <w:bookmarkEnd w:id="31"/>
+      <w:bookmarkEnd w:id="32"/>
     </w:p>
     <w:p>
       <w:pPr>
         <w:pStyle w:val="Heading2"/>
       </w:pPr>
-      <w:bookmarkStart w:id="32" w:name="_Toc234782283"/>
+      <w:bookmarkStart w:id="33" w:name="_Toc234844877"/>
       <w:r>
         <w:t>Appendix A: 12-Week Project Gantt Chart</w:t>
       </w:r>
-      <w:bookmarkEnd w:id="32"/>
+      <w:bookmarkEnd w:id="33"/>
     </w:p>
     <w:p>
       <w:pPr>
@@ -6510,7 +7255,7 @@
     </w:p>
     <w:tbl>
       <w:tblPr>
-        <w:tblW w:w="9994" w:type="dxa"/>
+        <w:tblW w:w="9868" w:type="dxa"/>
         <w:tblBorders>
           <w:top w:val="single" w:sz="1" w:space="0" w:color="B9C4CC"/>
           <w:left w:val="single" w:sz="1" w:space="0" w:color="B9C4CC"/>
@@ -6526,28 +7271,28 @@
         <w:tblLook w:val="04A0" w:firstRow="1" w:lastRow="0" w:firstColumn="1" w:lastColumn="0" w:noHBand="0" w:noVBand="1"/>
       </w:tblPr>
       <w:tblGrid>
-        <w:gridCol w:w="3334"/>
-        <w:gridCol w:w="555"/>
-        <w:gridCol w:w="555"/>
-        <w:gridCol w:w="555"/>
-        <w:gridCol w:w="555"/>
-        <w:gridCol w:w="555"/>
-        <w:gridCol w:w="555"/>
-        <w:gridCol w:w="555"/>
-        <w:gridCol w:w="555"/>
-        <w:gridCol w:w="555"/>
-        <w:gridCol w:w="555"/>
-        <w:gridCol w:w="555"/>
-        <w:gridCol w:w="555"/>
+        <w:gridCol w:w="3292"/>
+        <w:gridCol w:w="548"/>
+        <w:gridCol w:w="548"/>
+        <w:gridCol w:w="548"/>
+        <w:gridCol w:w="548"/>
+        <w:gridCol w:w="548"/>
+        <w:gridCol w:w="548"/>
+        <w:gridCol w:w="548"/>
+        <w:gridCol w:w="548"/>
+        <w:gridCol w:w="548"/>
+        <w:gridCol w:w="548"/>
+        <w:gridCol w:w="548"/>
+        <w:gridCol w:w="548"/>
       </w:tblGrid>
       <w:tr>
         <w:trPr>
-          <w:trHeight w:val="237"/>
+          <w:trHeight w:val="305"/>
           <w:tblHeader/>
         </w:trPr>
         <w:tc>
           <w:tcPr>
-            <w:tcW w:w="3334" w:type="dxa"/>
+            <w:tcW w:w="3292" w:type="dxa"/>
             <w:shd w:val="clear" w:color="auto" w:fill="1F4E5F"/>
             <w:tcMar>
               <w:top w:w="40" w:type="dxa"/>
@@ -6571,7 +7316,7 @@
         </w:tc>
         <w:tc>
           <w:tcPr>
-            <w:tcW w:w="555" w:type="dxa"/>
+            <w:tcW w:w="548" w:type="dxa"/>
             <w:shd w:val="clear" w:color="auto" w:fill="1F4E5F"/>
             <w:tcMar>
               <w:top w:w="40" w:type="dxa"/>
@@ -6598,7 +7343,7 @@
         </w:tc>
         <w:tc>
           <w:tcPr>
-            <w:tcW w:w="555" w:type="dxa"/>
+            <w:tcW w:w="548" w:type="dxa"/>
             <w:shd w:val="clear" w:color="auto" w:fill="1F4E5F"/>
             <w:tcMar>
               <w:top w:w="40" w:type="dxa"/>
@@ -6625,7 +7370,7 @@
         </w:tc>
         <w:tc>
           <w:tcPr>
-            <w:tcW w:w="555" w:type="dxa"/>
+            <w:tcW w:w="548" w:type="dxa"/>
             <w:shd w:val="clear" w:color="auto" w:fill="1F4E5F"/>
             <w:tcMar>
               <w:top w:w="40" w:type="dxa"/>
@@ -6652,7 +7397,7 @@
         </w:tc>
         <w:tc>
           <w:tcPr>
-            <w:tcW w:w="555" w:type="dxa"/>
+            <w:tcW w:w="548" w:type="dxa"/>
             <w:shd w:val="clear" w:color="auto" w:fill="1F4E5F"/>
             <w:tcMar>
               <w:top w:w="40" w:type="dxa"/>
@@ -6679,7 +7424,7 @@
         </w:tc>
         <w:tc>
           <w:tcPr>
-            <w:tcW w:w="555" w:type="dxa"/>
+            <w:tcW w:w="548" w:type="dxa"/>
             <w:shd w:val="clear" w:color="auto" w:fill="1F4E5F"/>
             <w:tcMar>
               <w:top w:w="40" w:type="dxa"/>
@@ -6706,7 +7451,7 @@
         </w:tc>
         <w:tc>
           <w:tcPr>
-            <w:tcW w:w="555" w:type="dxa"/>
+            <w:tcW w:w="548" w:type="dxa"/>
             <w:shd w:val="clear" w:color="auto" w:fill="1F4E5F"/>
             <w:tcMar>
               <w:top w:w="40" w:type="dxa"/>
@@ -6733,7 +7478,7 @@
         </w:tc>
         <w:tc>
           <w:tcPr>
-            <w:tcW w:w="555" w:type="dxa"/>
+            <w:tcW w:w="548" w:type="dxa"/>
             <w:shd w:val="clear" w:color="auto" w:fill="1F4E5F"/>
             <w:tcMar>
               <w:top w:w="40" w:type="dxa"/>
@@ -6760,7 +7505,7 @@
         </w:tc>
         <w:tc>
           <w:tcPr>
-            <w:tcW w:w="555" w:type="dxa"/>
+            <w:tcW w:w="548" w:type="dxa"/>
             <w:shd w:val="clear" w:color="auto" w:fill="1F4E5F"/>
             <w:tcMar>
               <w:top w:w="40" w:type="dxa"/>
@@ -6787,7 +7532,7 @@
         </w:tc>
         <w:tc>
           <w:tcPr>
-            <w:tcW w:w="555" w:type="dxa"/>
+            <w:tcW w:w="548" w:type="dxa"/>
             <w:shd w:val="clear" w:color="auto" w:fill="1F4E5F"/>
             <w:tcMar>
               <w:top w:w="40" w:type="dxa"/>
@@ -6814,7 +7559,7 @@
         </w:tc>
         <w:tc>
           <w:tcPr>
-            <w:tcW w:w="555" w:type="dxa"/>
+            <w:tcW w:w="548" w:type="dxa"/>
             <w:shd w:val="clear" w:color="auto" w:fill="1F4E5F"/>
             <w:tcMar>
               <w:top w:w="40" w:type="dxa"/>
@@ -6841,7 +7586,7 @@
         </w:tc>
         <w:tc>
           <w:tcPr>
-            <w:tcW w:w="555" w:type="dxa"/>
+            <w:tcW w:w="548" w:type="dxa"/>
             <w:shd w:val="clear" w:color="auto" w:fill="1F4E5F"/>
             <w:tcMar>
               <w:top w:w="40" w:type="dxa"/>
@@ -6868,7 +7613,7 @@
         </w:tc>
         <w:tc>
           <w:tcPr>
-            <w:tcW w:w="555" w:type="dxa"/>
+            <w:tcW w:w="548" w:type="dxa"/>
             <w:shd w:val="clear" w:color="auto" w:fill="1F4E5F"/>
             <w:tcMar>
               <w:top w:w="40" w:type="dxa"/>
@@ -6896,11 +7641,11 @@
       </w:tr>
       <w:tr>
         <w:trPr>
-          <w:trHeight w:val="475"/>
+          <w:trHeight w:val="611"/>
         </w:trPr>
         <w:tc>
           <w:tcPr>
-            <w:tcW w:w="3334" w:type="dxa"/>
+            <w:tcW w:w="3292" w:type="dxa"/>
             <w:tcMar>
               <w:top w:w="40" w:type="dxa"/>
               <w:left w:w="80" w:type="dxa"/>
@@ -6922,7 +7667,7 @@
         </w:tc>
         <w:tc>
           <w:tcPr>
-            <w:tcW w:w="555" w:type="dxa"/>
+            <w:tcW w:w="548" w:type="dxa"/>
             <w:shd w:val="clear" w:color="auto" w:fill="3F9B6D"/>
           </w:tcPr>
           <w:p>
@@ -6940,7 +7685,7 @@
         </w:tc>
         <w:tc>
           <w:tcPr>
-            <w:tcW w:w="555" w:type="dxa"/>
+            <w:tcW w:w="548" w:type="dxa"/>
             <w:shd w:val="clear" w:color="auto" w:fill="3F9B6D"/>
           </w:tcPr>
           <w:p>
@@ -6958,7 +7703,7 @@
         </w:tc>
         <w:tc>
           <w:tcPr>
-            <w:tcW w:w="555" w:type="dxa"/>
+            <w:tcW w:w="548" w:type="dxa"/>
           </w:tcPr>
           <w:p>
             <w:pPr>
@@ -6975,7 +7720,7 @@
         </w:tc>
         <w:tc>
           <w:tcPr>
-            <w:tcW w:w="555" w:type="dxa"/>
+            <w:tcW w:w="548" w:type="dxa"/>
           </w:tcPr>
           <w:p>
             <w:pPr>
@@ -6992,7 +7737,7 @@
         </w:tc>
         <w:tc>
           <w:tcPr>
-            <w:tcW w:w="555" w:type="dxa"/>
+            <w:tcW w:w="548" w:type="dxa"/>
           </w:tcPr>
           <w:p>
             <w:pPr>
@@ -7009,7 +7754,7 @@
         </w:tc>
         <w:tc>
           <w:tcPr>
-            <w:tcW w:w="555" w:type="dxa"/>
+            <w:tcW w:w="548" w:type="dxa"/>
           </w:tcPr>
           <w:p>
             <w:pPr>
@@ -7026,7 +7771,7 @@
         </w:tc>
         <w:tc>
           <w:tcPr>
-            <w:tcW w:w="555" w:type="dxa"/>
+            <w:tcW w:w="548" w:type="dxa"/>
           </w:tcPr>
           <w:p>
             <w:pPr>
@@ -7043,7 +7788,7 @@
         </w:tc>
         <w:tc>
           <w:tcPr>
-            <w:tcW w:w="555" w:type="dxa"/>
+            <w:tcW w:w="548" w:type="dxa"/>
           </w:tcPr>
           <w:p>
             <w:pPr>
@@ -7060,7 +7805,7 @@
         </w:tc>
         <w:tc>
           <w:tcPr>
-            <w:tcW w:w="555" w:type="dxa"/>
+            <w:tcW w:w="548" w:type="dxa"/>
           </w:tcPr>
           <w:p>
             <w:pPr>
@@ -7077,7 +7822,7 @@
         </w:tc>
         <w:tc>
           <w:tcPr>
-            <w:tcW w:w="555" w:type="dxa"/>
+            <w:tcW w:w="548" w:type="dxa"/>
           </w:tcPr>
           <w:p>
             <w:pPr>
@@ -7094,7 +7839,7 @@
         </w:tc>
         <w:tc>
           <w:tcPr>
-            <w:tcW w:w="555" w:type="dxa"/>
+            <w:tcW w:w="548" w:type="dxa"/>
           </w:tcPr>
           <w:p>
             <w:pPr>
@@ -7111,7 +7856,7 @@
         </w:tc>
         <w:tc>
           <w:tcPr>
-            <w:tcW w:w="555" w:type="dxa"/>
+            <w:tcW w:w="548" w:type="dxa"/>
           </w:tcPr>
           <w:p>
             <w:pPr>
@@ -7129,11 +7874,11 @@
       </w:tr>
       <w:tr>
         <w:trPr>
-          <w:trHeight w:val="489"/>
+          <w:trHeight w:val="629"/>
         </w:trPr>
         <w:tc>
           <w:tcPr>
-            <w:tcW w:w="3334" w:type="dxa"/>
+            <w:tcW w:w="3292" w:type="dxa"/>
             <w:tcMar>
               <w:top w:w="40" w:type="dxa"/>
               <w:left w:w="80" w:type="dxa"/>
@@ -7155,7 +7900,7 @@
         </w:tc>
         <w:tc>
           <w:tcPr>
-            <w:tcW w:w="555" w:type="dxa"/>
+            <w:tcW w:w="548" w:type="dxa"/>
           </w:tcPr>
           <w:p>
             <w:pPr>
@@ -7172,7 +7917,7 @@
         </w:tc>
         <w:tc>
           <w:tcPr>
-            <w:tcW w:w="555" w:type="dxa"/>
+            <w:tcW w:w="548" w:type="dxa"/>
             <w:shd w:val="clear" w:color="auto" w:fill="3F9B6D"/>
           </w:tcPr>
           <w:p>
@@ -7190,7 +7935,7 @@
         </w:tc>
         <w:tc>
           <w:tcPr>
-            <w:tcW w:w="555" w:type="dxa"/>
+            <w:tcW w:w="548" w:type="dxa"/>
             <w:shd w:val="clear" w:color="auto" w:fill="3F9B6D"/>
           </w:tcPr>
           <w:p>
@@ -7208,7 +7953,7 @@
         </w:tc>
         <w:tc>
           <w:tcPr>
-            <w:tcW w:w="555" w:type="dxa"/>
+            <w:tcW w:w="548" w:type="dxa"/>
             <w:shd w:val="clear" w:color="auto" w:fill="3F9B6D"/>
           </w:tcPr>
           <w:p>
@@ -7226,7 +7971,7 @@
         </w:tc>
         <w:tc>
           <w:tcPr>
-            <w:tcW w:w="555" w:type="dxa"/>
+            <w:tcW w:w="548" w:type="dxa"/>
           </w:tcPr>
           <w:p>
             <w:pPr>
@@ -7243,7 +7988,7 @@
         </w:tc>
         <w:tc>
           <w:tcPr>
-            <w:tcW w:w="555" w:type="dxa"/>
+            <w:tcW w:w="548" w:type="dxa"/>
           </w:tcPr>
           <w:p>
             <w:pPr>
@@ -7260,7 +8005,7 @@
         </w:tc>
         <w:tc>
           <w:tcPr>
-            <w:tcW w:w="555" w:type="dxa"/>
+            <w:tcW w:w="548" w:type="dxa"/>
           </w:tcPr>
           <w:p>
             <w:pPr>
@@ -7277,7 +8022,7 @@
         </w:tc>
         <w:tc>
           <w:tcPr>
-            <w:tcW w:w="555" w:type="dxa"/>
+            <w:tcW w:w="548" w:type="dxa"/>
           </w:tcPr>
           <w:p>
             <w:pPr>
@@ -7294,7 +8039,7 @@
         </w:tc>
         <w:tc>
           <w:tcPr>
-            <w:tcW w:w="555" w:type="dxa"/>
+            <w:tcW w:w="548" w:type="dxa"/>
           </w:tcPr>
           <w:p>
             <w:pPr>
@@ -7311,7 +8056,7 @@
         </w:tc>
         <w:tc>
           <w:tcPr>
-            <w:tcW w:w="555" w:type="dxa"/>
+            <w:tcW w:w="548" w:type="dxa"/>
           </w:tcPr>
           <w:p>
             <w:pPr>
@@ -7328,7 +8073,7 @@
         </w:tc>
         <w:tc>
           <w:tcPr>
-            <w:tcW w:w="555" w:type="dxa"/>
+            <w:tcW w:w="548" w:type="dxa"/>
           </w:tcPr>
           <w:p>
             <w:pPr>
@@ -7345,7 +8090,7 @@
         </w:tc>
         <w:tc>
           <w:tcPr>
-            <w:tcW w:w="555" w:type="dxa"/>
+            <w:tcW w:w="548" w:type="dxa"/>
           </w:tcPr>
           <w:p>
             <w:pPr>
@@ -7363,11 +8108,11 @@
       </w:tr>
       <w:tr>
         <w:trPr>
-          <w:trHeight w:val="475"/>
+          <w:trHeight w:val="611"/>
         </w:trPr>
         <w:tc>
           <w:tcPr>
-            <w:tcW w:w="3334" w:type="dxa"/>
+            <w:tcW w:w="3292" w:type="dxa"/>
             <w:tcMar>
               <w:top w:w="40" w:type="dxa"/>
               <w:left w:w="80" w:type="dxa"/>
@@ -7389,7 +8134,7 @@
         </w:tc>
         <w:tc>
           <w:tcPr>
-            <w:tcW w:w="555" w:type="dxa"/>
+            <w:tcW w:w="548" w:type="dxa"/>
           </w:tcPr>
           <w:p>
             <w:pPr>
@@ -7406,7 +8151,7 @@
         </w:tc>
         <w:tc>
           <w:tcPr>
-            <w:tcW w:w="555" w:type="dxa"/>
+            <w:tcW w:w="548" w:type="dxa"/>
           </w:tcPr>
           <w:p>
             <w:pPr>
@@ -7423,7 +8168,7 @@
         </w:tc>
         <w:tc>
           <w:tcPr>
-            <w:tcW w:w="555" w:type="dxa"/>
+            <w:tcW w:w="548" w:type="dxa"/>
           </w:tcPr>
           <w:p>
             <w:pPr>
@@ -7440,7 +8185,7 @@
         </w:tc>
         <w:tc>
           <w:tcPr>
-            <w:tcW w:w="555" w:type="dxa"/>
+            <w:tcW w:w="548" w:type="dxa"/>
             <w:shd w:val="clear" w:color="auto" w:fill="3F9B6D"/>
           </w:tcPr>
           <w:p>
@@ -7458,7 +8203,7 @@
         </w:tc>
         <w:tc>
           <w:tcPr>
-            <w:tcW w:w="555" w:type="dxa"/>
+            <w:tcW w:w="548" w:type="dxa"/>
             <w:shd w:val="clear" w:color="auto" w:fill="3F9B6D"/>
           </w:tcPr>
           <w:p>
@@ -7476,7 +8221,7 @@
         </w:tc>
         <w:tc>
           <w:tcPr>
-            <w:tcW w:w="555" w:type="dxa"/>
+            <w:tcW w:w="548" w:type="dxa"/>
           </w:tcPr>
           <w:p>
             <w:pPr>
@@ -7493,7 +8238,7 @@
         </w:tc>
         <w:tc>
           <w:tcPr>
-            <w:tcW w:w="555" w:type="dxa"/>
+            <w:tcW w:w="548" w:type="dxa"/>
           </w:tcPr>
           <w:p>
             <w:pPr>
@@ -7510,7 +8255,7 @@
         </w:tc>
         <w:tc>
           <w:tcPr>
-            <w:tcW w:w="555" w:type="dxa"/>
+            <w:tcW w:w="548" w:type="dxa"/>
           </w:tcPr>
           <w:p>
             <w:pPr>
@@ -7527,7 +8272,7 @@
         </w:tc>
         <w:tc>
           <w:tcPr>
-            <w:tcW w:w="555" w:type="dxa"/>
+            <w:tcW w:w="548" w:type="dxa"/>
           </w:tcPr>
           <w:p>
             <w:pPr>
@@ -7544,7 +8289,7 @@
         </w:tc>
         <w:tc>
           <w:tcPr>
-            <w:tcW w:w="555" w:type="dxa"/>
+            <w:tcW w:w="548" w:type="dxa"/>
           </w:tcPr>
           <w:p>
             <w:pPr>
@@ -7561,7 +8306,7 @@
         </w:tc>
         <w:tc>
           <w:tcPr>
-            <w:tcW w:w="555" w:type="dxa"/>
+            <w:tcW w:w="548" w:type="dxa"/>
           </w:tcPr>
           <w:p>
             <w:pPr>
@@ -7578,7 +8323,7 @@
         </w:tc>
         <w:tc>
           <w:tcPr>
-            <w:tcW w:w="555" w:type="dxa"/>
+            <w:tcW w:w="548" w:type="dxa"/>
           </w:tcPr>
           <w:p>
             <w:pPr>
@@ -7596,11 +8341,11 @@
       </w:tr>
       <w:tr>
         <w:trPr>
-          <w:trHeight w:val="475"/>
+          <w:trHeight w:val="611"/>
         </w:trPr>
         <w:tc>
           <w:tcPr>
-            <w:tcW w:w="3334" w:type="dxa"/>
+            <w:tcW w:w="3292" w:type="dxa"/>
             <w:tcMar>
               <w:top w:w="40" w:type="dxa"/>
               <w:left w:w="80" w:type="dxa"/>
@@ -7622,7 +8367,7 @@
         </w:tc>
         <w:tc>
           <w:tcPr>
-            <w:tcW w:w="555" w:type="dxa"/>
+            <w:tcW w:w="548" w:type="dxa"/>
           </w:tcPr>
           <w:p>
             <w:pPr>
@@ -7639,7 +8384,7 @@
         </w:tc>
         <w:tc>
           <w:tcPr>
-            <w:tcW w:w="555" w:type="dxa"/>
+            <w:tcW w:w="548" w:type="dxa"/>
           </w:tcPr>
           <w:p>
             <w:pPr>
@@ -7656,7 +8401,7 @@
         </w:tc>
         <w:tc>
           <w:tcPr>
-            <w:tcW w:w="555" w:type="dxa"/>
+            <w:tcW w:w="548" w:type="dxa"/>
           </w:tcPr>
           <w:p>
             <w:pPr>
@@ -7673,7 +8418,7 @@
         </w:tc>
         <w:tc>
           <w:tcPr>
-            <w:tcW w:w="555" w:type="dxa"/>
+            <w:tcW w:w="548" w:type="dxa"/>
           </w:tcPr>
           <w:p>
             <w:pPr>
@@ -7690,7 +8435,7 @@
         </w:tc>
         <w:tc>
           <w:tcPr>
-            <w:tcW w:w="555" w:type="dxa"/>
+            <w:tcW w:w="548" w:type="dxa"/>
             <w:shd w:val="clear" w:color="auto" w:fill="3F9B6D"/>
           </w:tcPr>
           <w:p>
@@ -7708,7 +8453,7 @@
         </w:tc>
         <w:tc>
           <w:tcPr>
-            <w:tcW w:w="555" w:type="dxa"/>
+            <w:tcW w:w="548" w:type="dxa"/>
             <w:shd w:val="clear" w:color="auto" w:fill="3F9B6D"/>
           </w:tcPr>
           <w:p>
@@ -7726,7 +8471,7 @@
         </w:tc>
         <w:tc>
           <w:tcPr>
-            <w:tcW w:w="555" w:type="dxa"/>
+            <w:tcW w:w="548" w:type="dxa"/>
             <w:shd w:val="clear" w:color="auto" w:fill="3F9B6D"/>
           </w:tcPr>
           <w:p>
@@ -7744,7 +8489,7 @@
         </w:tc>
         <w:tc>
           <w:tcPr>
-            <w:tcW w:w="555" w:type="dxa"/>
+            <w:tcW w:w="548" w:type="dxa"/>
           </w:tcPr>
           <w:p>
             <w:pPr>
@@ -7761,7 +8506,7 @@
         </w:tc>
         <w:tc>
           <w:tcPr>
-            <w:tcW w:w="555" w:type="dxa"/>
+            <w:tcW w:w="548" w:type="dxa"/>
           </w:tcPr>
           <w:p>
             <w:pPr>
@@ -7778,7 +8523,7 @@
         </w:tc>
         <w:tc>
           <w:tcPr>
-            <w:tcW w:w="555" w:type="dxa"/>
+            <w:tcW w:w="548" w:type="dxa"/>
           </w:tcPr>
           <w:p>
             <w:pPr>
@@ -7795,7 +8540,7 @@
         </w:tc>
         <w:tc>
           <w:tcPr>
-            <w:tcW w:w="555" w:type="dxa"/>
+            <w:tcW w:w="548" w:type="dxa"/>
           </w:tcPr>
           <w:p>
             <w:pPr>
@@ -7812,7 +8557,7 @@
         </w:tc>
         <w:tc>
           <w:tcPr>
-            <w:tcW w:w="555" w:type="dxa"/>
+            <w:tcW w:w="548" w:type="dxa"/>
           </w:tcPr>
           <w:p>
             <w:pPr>
@@ -7830,11 +8575,11 @@
       </w:tr>
       <w:tr>
         <w:trPr>
-          <w:trHeight w:val="489"/>
+          <w:trHeight w:val="629"/>
         </w:trPr>
         <w:tc>
           <w:tcPr>
-            <w:tcW w:w="3334" w:type="dxa"/>
+            <w:tcW w:w="3292" w:type="dxa"/>
             <w:tcMar>
               <w:top w:w="40" w:type="dxa"/>
               <w:left w:w="80" w:type="dxa"/>
@@ -7856,7 +8601,7 @@
         </w:tc>
         <w:tc>
           <w:tcPr>
-            <w:tcW w:w="555" w:type="dxa"/>
+            <w:tcW w:w="548" w:type="dxa"/>
           </w:tcPr>
           <w:p>
             <w:pPr>
@@ -7873,7 +8618,7 @@
         </w:tc>
         <w:tc>
           <w:tcPr>
-            <w:tcW w:w="555" w:type="dxa"/>
+            <w:tcW w:w="548" w:type="dxa"/>
           </w:tcPr>
           <w:p>
             <w:pPr>
@@ -7890,7 +8635,7 @@
         </w:tc>
         <w:tc>
           <w:tcPr>
-            <w:tcW w:w="555" w:type="dxa"/>
+            <w:tcW w:w="548" w:type="dxa"/>
           </w:tcPr>
           <w:p>
             <w:pPr>
@@ -7907,7 +8652,7 @@
         </w:tc>
         <w:tc>
           <w:tcPr>
-            <w:tcW w:w="555" w:type="dxa"/>
+            <w:tcW w:w="548" w:type="dxa"/>
           </w:tcPr>
           <w:p>
             <w:pPr>
@@ -7924,7 +8669,7 @@
         </w:tc>
         <w:tc>
           <w:tcPr>
-            <w:tcW w:w="555" w:type="dxa"/>
+            <w:tcW w:w="548" w:type="dxa"/>
           </w:tcPr>
           <w:p>
             <w:pPr>
@@ -7941,7 +8686,7 @@
         </w:tc>
         <w:tc>
           <w:tcPr>
-            <w:tcW w:w="555" w:type="dxa"/>
+            <w:tcW w:w="548" w:type="dxa"/>
           </w:tcPr>
           <w:p>
             <w:pPr>
@@ -7958,7 +8703,7 @@
         </w:tc>
         <w:tc>
           <w:tcPr>
-            <w:tcW w:w="555" w:type="dxa"/>
+            <w:tcW w:w="548" w:type="dxa"/>
             <w:shd w:val="clear" w:color="auto" w:fill="3F9B6D"/>
           </w:tcPr>
           <w:p>
@@ -7976,7 +8721,7 @@
         </w:tc>
         <w:tc>
           <w:tcPr>
-            <w:tcW w:w="555" w:type="dxa"/>
+            <w:tcW w:w="548" w:type="dxa"/>
             <w:shd w:val="clear" w:color="auto" w:fill="3F9B6D"/>
           </w:tcPr>
           <w:p>
@@ -7994,7 +8739,7 @@
         </w:tc>
         <w:tc>
           <w:tcPr>
-            <w:tcW w:w="555" w:type="dxa"/>
+            <w:tcW w:w="548" w:type="dxa"/>
             <w:shd w:val="clear" w:color="auto" w:fill="3F9B6D"/>
           </w:tcPr>
           <w:p>
@@ -8012,7 +8757,7 @@
         </w:tc>
         <w:tc>
           <w:tcPr>
-            <w:tcW w:w="555" w:type="dxa"/>
+            <w:tcW w:w="548" w:type="dxa"/>
           </w:tcPr>
           <w:p>
             <w:pPr>
@@ -8029,7 +8774,7 @@
         </w:tc>
         <w:tc>
           <w:tcPr>
-            <w:tcW w:w="555" w:type="dxa"/>
+            <w:tcW w:w="548" w:type="dxa"/>
           </w:tcPr>
           <w:p>
             <w:pPr>
@@ -8046,7 +8791,7 @@
         </w:tc>
         <w:tc>
           <w:tcPr>
-            <w:tcW w:w="555" w:type="dxa"/>
+            <w:tcW w:w="548" w:type="dxa"/>
           </w:tcPr>
           <w:p>
             <w:pPr>
@@ -8064,11 +8809,11 @@
       </w:tr>
       <w:tr>
         <w:trPr>
-          <w:trHeight w:val="475"/>
+          <w:trHeight w:val="611"/>
         </w:trPr>
         <w:tc>
           <w:tcPr>
-            <w:tcW w:w="3334" w:type="dxa"/>
+            <w:tcW w:w="3292" w:type="dxa"/>
             <w:tcMar>
               <w:top w:w="40" w:type="dxa"/>
               <w:left w:w="80" w:type="dxa"/>
@@ -8090,7 +8835,7 @@
         </w:tc>
         <w:tc>
           <w:tcPr>
-            <w:tcW w:w="555" w:type="dxa"/>
+            <w:tcW w:w="548" w:type="dxa"/>
           </w:tcPr>
           <w:p>
             <w:pPr>
@@ -8107,7 +8852,7 @@
         </w:tc>
         <w:tc>
           <w:tcPr>
-            <w:tcW w:w="555" w:type="dxa"/>
+            <w:tcW w:w="548" w:type="dxa"/>
           </w:tcPr>
           <w:p>
             <w:pPr>
@@ -8124,7 +8869,7 @@
         </w:tc>
         <w:tc>
           <w:tcPr>
-            <w:tcW w:w="555" w:type="dxa"/>
+            <w:tcW w:w="548" w:type="dxa"/>
           </w:tcPr>
           <w:p>
             <w:pPr>
@@ -8141,7 +8886,7 @@
         </w:tc>
         <w:tc>
           <w:tcPr>
-            <w:tcW w:w="555" w:type="dxa"/>
+            <w:tcW w:w="548" w:type="dxa"/>
           </w:tcPr>
           <w:p>
             <w:pPr>
@@ -8158,7 +8903,7 @@
         </w:tc>
         <w:tc>
           <w:tcPr>
-            <w:tcW w:w="555" w:type="dxa"/>
+            <w:tcW w:w="548" w:type="dxa"/>
           </w:tcPr>
           <w:p>
             <w:pPr>
@@ -8175,7 +8920,7 @@
         </w:tc>
         <w:tc>
           <w:tcPr>
-            <w:tcW w:w="555" w:type="dxa"/>
+            <w:tcW w:w="548" w:type="dxa"/>
           </w:tcPr>
           <w:p>
             <w:pPr>
@@ -8192,7 +8937,7 @@
         </w:tc>
         <w:tc>
           <w:tcPr>
-            <w:tcW w:w="555" w:type="dxa"/>
+            <w:tcW w:w="548" w:type="dxa"/>
           </w:tcPr>
           <w:p>
             <w:pPr>
@@ -8209,7 +8954,7 @@
         </w:tc>
         <w:tc>
           <w:tcPr>
-            <w:tcW w:w="555" w:type="dxa"/>
+            <w:tcW w:w="548" w:type="dxa"/>
           </w:tcPr>
           <w:p>
             <w:pPr>
@@ -8226,7 +8971,7 @@
         </w:tc>
         <w:tc>
           <w:tcPr>
-            <w:tcW w:w="555" w:type="dxa"/>
+            <w:tcW w:w="548" w:type="dxa"/>
             <w:shd w:val="clear" w:color="auto" w:fill="3A6EA5"/>
           </w:tcPr>
           <w:p>
@@ -8244,7 +8989,7 @@
         </w:tc>
         <w:tc>
           <w:tcPr>
-            <w:tcW w:w="555" w:type="dxa"/>
+            <w:tcW w:w="548" w:type="dxa"/>
             <w:shd w:val="clear" w:color="auto" w:fill="3A6EA5"/>
           </w:tcPr>
           <w:p>
@@ -8262,7 +9007,7 @@
         </w:tc>
         <w:tc>
           <w:tcPr>
-            <w:tcW w:w="555" w:type="dxa"/>
+            <w:tcW w:w="548" w:type="dxa"/>
             <w:shd w:val="clear" w:color="auto" w:fill="3A6EA5"/>
           </w:tcPr>
           <w:p>
@@ -8280,7 +9025,7 @@
         </w:tc>
         <w:tc>
           <w:tcPr>
-            <w:tcW w:w="555" w:type="dxa"/>
+            <w:tcW w:w="548" w:type="dxa"/>
           </w:tcPr>
           <w:p>
             <w:pPr>
@@ -8298,11 +9043,11 @@
       </w:tr>
       <w:tr>
         <w:trPr>
-          <w:trHeight w:val="475"/>
+          <w:trHeight w:val="611"/>
         </w:trPr>
         <w:tc>
           <w:tcPr>
-            <w:tcW w:w="3334" w:type="dxa"/>
+            <w:tcW w:w="3292" w:type="dxa"/>
             <w:tcMar>
               <w:top w:w="40" w:type="dxa"/>
               <w:left w:w="80" w:type="dxa"/>
@@ -8324,7 +9069,7 @@
         </w:tc>
         <w:tc>
           <w:tcPr>
-            <w:tcW w:w="555" w:type="dxa"/>
+            <w:tcW w:w="548" w:type="dxa"/>
           </w:tcPr>
           <w:p>
             <w:pPr>
@@ -8341,7 +9086,7 @@
         </w:tc>
         <w:tc>
           <w:tcPr>
-            <w:tcW w:w="555" w:type="dxa"/>
+            <w:tcW w:w="548" w:type="dxa"/>
           </w:tcPr>
           <w:p>
             <w:pPr>
@@ -8358,7 +9103,7 @@
         </w:tc>
         <w:tc>
           <w:tcPr>
-            <w:tcW w:w="555" w:type="dxa"/>
+            <w:tcW w:w="548" w:type="dxa"/>
           </w:tcPr>
           <w:p>
             <w:pPr>
@@ -8375,7 +9120,7 @@
         </w:tc>
         <w:tc>
           <w:tcPr>
-            <w:tcW w:w="555" w:type="dxa"/>
+            <w:tcW w:w="548" w:type="dxa"/>
           </w:tcPr>
           <w:p>
             <w:pPr>
@@ -8392,7 +9137,7 @@
         </w:tc>
         <w:tc>
           <w:tcPr>
-            <w:tcW w:w="555" w:type="dxa"/>
+            <w:tcW w:w="548" w:type="dxa"/>
           </w:tcPr>
           <w:p>
             <w:pPr>
@@ -8409,7 +9154,7 @@
         </w:tc>
         <w:tc>
           <w:tcPr>
-            <w:tcW w:w="555" w:type="dxa"/>
+            <w:tcW w:w="548" w:type="dxa"/>
           </w:tcPr>
           <w:p>
             <w:pPr>
@@ -8426,7 +9171,7 @@
         </w:tc>
         <w:tc>
           <w:tcPr>
-            <w:tcW w:w="555" w:type="dxa"/>
+            <w:tcW w:w="548" w:type="dxa"/>
           </w:tcPr>
           <w:p>
             <w:pPr>
@@ -8443,7 +9188,7 @@
         </w:tc>
         <w:tc>
           <w:tcPr>
-            <w:tcW w:w="555" w:type="dxa"/>
+            <w:tcW w:w="548" w:type="dxa"/>
           </w:tcPr>
           <w:p>
             <w:pPr>
@@ -8460,7 +9205,7 @@
         </w:tc>
         <w:tc>
           <w:tcPr>
-            <w:tcW w:w="555" w:type="dxa"/>
+            <w:tcW w:w="548" w:type="dxa"/>
           </w:tcPr>
           <w:p>
             <w:pPr>
@@ -8477,7 +9222,7 @@
         </w:tc>
         <w:tc>
           <w:tcPr>
-            <w:tcW w:w="555" w:type="dxa"/>
+            <w:tcW w:w="548" w:type="dxa"/>
           </w:tcPr>
           <w:p>
             <w:pPr>
@@ -8494,7 +9239,7 @@
         </w:tc>
         <w:tc>
           <w:tcPr>
-            <w:tcW w:w="555" w:type="dxa"/>
+            <w:tcW w:w="548" w:type="dxa"/>
             <w:shd w:val="clear" w:color="auto" w:fill="3A6EA5"/>
           </w:tcPr>
           <w:p>
@@ -8512,7 +9257,7 @@
         </w:tc>
         <w:tc>
           <w:tcPr>
-            <w:tcW w:w="555" w:type="dxa"/>
+            <w:tcW w:w="548" w:type="dxa"/>
             <w:shd w:val="clear" w:color="auto" w:fill="3A6EA5"/>
           </w:tcPr>
           <w:p>
@@ -8569,11 +9314,11 @@
       <w:pPr>
         <w:pStyle w:val="Heading2"/>
       </w:pPr>
-      <w:bookmarkStart w:id="33" w:name="_Toc234782284"/>
+      <w:bookmarkStart w:id="34" w:name="_Toc234844878"/>
       <w:r>
         <w:t>Appendix B: Preprocessing Validation Figures</w:t>
       </w:r>
-      <w:bookmarkEnd w:id="33"/>
+      <w:bookmarkEnd w:id="34"/>
     </w:p>
     <w:p>
       <w:pPr>
@@ -8582,81 +9327,6 @@
       </w:pPr>
       <w:r>
         <w:t>These figures support the dataset and EDA sections. The first shows the raw ECG against the zero-phase Butterworth-filtered signal; the second shows GQRS R-peak detection against the expert annotations on record 100.</w:t>
-      </w:r>
-    </w:p>
-    <w:p>
-      <w:pPr>
-        <w:spacing w:before="120" w:after="20"/>
-        <w:jc w:val="center"/>
-      </w:pPr>
-      <w:r>
-        <w:rPr>
-          <w:noProof/>
-        </w:rPr>
-        <w:drawing>
-          <wp:inline distT="0" distB="0" distL="0" distR="0" wp14:anchorId="52F49D7D" wp14:editId="115F8803">
-            <wp:extent cx="6303830" cy="2682240"/>
-            <wp:effectExtent l="0" t="0" r="1905" b="3810"/>
-            <wp:docPr id="1698788493" name="Picture 1698788493"/>
-            <wp:cNvGraphicFramePr>
-              <a:graphicFrameLocks xmlns:a="http://schemas.openxmlformats.org/drawingml/2006/main" noChangeAspect="1"/>
-            </wp:cNvGraphicFramePr>
-            <a:graphic xmlns:a="http://schemas.openxmlformats.org/drawingml/2006/main">
-              <a:graphicData uri="http://schemas.openxmlformats.org/drawingml/2006/picture">
-                <pic:pic xmlns:pic="http://schemas.openxmlformats.org/drawingml/2006/picture">
-                  <pic:nvPicPr>
-                    <pic:cNvPr id="0" name=""/>
-                    <pic:cNvPicPr>
-                      <a:picLocks noChangeAspect="1" noChangeArrowheads="1"/>
-                    </pic:cNvPicPr>
-                  </pic:nvPicPr>
-                  <pic:blipFill>
-                    <a:blip r:embed="rId26"/>
-                    <a:srcRect/>
-                    <a:stretch>
-                      <a:fillRect/>
-                    </a:stretch>
-                  </pic:blipFill>
-                  <pic:spPr bwMode="auto">
-                    <a:xfrm>
-                      <a:off x="0" y="0"/>
-                      <a:ext cx="6315258" cy="2687103"/>
-                    </a:xfrm>
-                    <a:prstGeom prst="rect">
-                      <a:avLst/>
-                    </a:prstGeom>
-                  </pic:spPr>
-                </pic:pic>
-              </a:graphicData>
-            </a:graphic>
-          </wp:inline>
-        </w:drawing>
-      </w:r>
-    </w:p>
-    <w:p>
-      <w:pPr>
-        <w:spacing w:before="60" w:after="200"/>
-        <w:jc w:val="center"/>
-      </w:pPr>
-      <w:r>
-        <w:rPr>
-          <w:i/>
-          <w:iCs/>
-          <w:color w:val="555555"/>
-          <w:sz w:val="20"/>
-          <w:szCs w:val="20"/>
-        </w:rPr>
-        <w:t xml:space="preserve">  </w:t>
-      </w:r>
-      <w:r>
-        <w:rPr>
-          <w:i/>
-          <w:iCs/>
-          <w:color w:val="555555"/>
-          <w:sz w:val="20"/>
-          <w:szCs w:val="20"/>
-        </w:rPr>
-        <w:t>Figure B.1 — Raw versus 0.5–40 Hz zero-phase Butterworth-filtered ECG. Baseline wander and high-frequency noise are removed without shifting the QRS in time.</w:t>
       </w:r>
     </w:p>
     <w:p>
@@ -8670,10 +9340,10 @@
         </w:rPr>
         <w:lastRenderedPageBreak/>
         <w:drawing>
-          <wp:inline distT="0" distB="0" distL="0" distR="0" wp14:anchorId="041B7E1D" wp14:editId="7A91DB12">
-            <wp:extent cx="6295771" cy="2034540"/>
-            <wp:effectExtent l="0" t="0" r="0" b="3810"/>
-            <wp:docPr id="1621356473" name="Picture 1621356473"/>
+          <wp:inline distT="0" distB="0" distL="0" distR="0" wp14:anchorId="52F49D7D" wp14:editId="0D4AA7FE">
+            <wp:extent cx="5305425" cy="2257425"/>
+            <wp:effectExtent l="0" t="0" r="0" b="0"/>
+            <wp:docPr id="1698788493" name="Picture 1698788493"/>
             <wp:cNvGraphicFramePr>
               <a:graphicFrameLocks xmlns:a="http://schemas.openxmlformats.org/drawingml/2006/main" noChangeAspect="1"/>
             </wp:cNvGraphicFramePr>
@@ -8696,7 +9366,7 @@
                   <pic:spPr bwMode="auto">
                     <a:xfrm>
                       <a:off x="0" y="0"/>
-                      <a:ext cx="6306776" cy="2038096"/>
+                      <a:ext cx="5305425" cy="2257425"/>
                     </a:xfrm>
                     <a:prstGeom prst="rect">
                       <a:avLst/>
@@ -8722,6 +9392,71 @@
           <w:sz w:val="20"/>
           <w:szCs w:val="20"/>
         </w:rPr>
+        <w:t>Figure B.1 — Raw versus 0.5–40 Hz zero-phase Butterworth-filtered ECG. Baseline wander and high-frequency noise are removed without shifting the QRS in time.</w:t>
+      </w:r>
+    </w:p>
+    <w:p>
+      <w:pPr>
+        <w:spacing w:before="120" w:after="20"/>
+        <w:jc w:val="center"/>
+      </w:pPr>
+      <w:r>
+        <w:rPr>
+          <w:noProof/>
+        </w:rPr>
+        <w:drawing>
+          <wp:inline distT="0" distB="0" distL="0" distR="0" wp14:anchorId="041B7E1D" wp14:editId="2DC1D2E9">
+            <wp:extent cx="5305425" cy="1714500"/>
+            <wp:effectExtent l="0" t="0" r="0" b="0"/>
+            <wp:docPr id="1621356473" name="Picture 1621356473"/>
+            <wp:cNvGraphicFramePr>
+              <a:graphicFrameLocks xmlns:a="http://schemas.openxmlformats.org/drawingml/2006/main" noChangeAspect="1"/>
+            </wp:cNvGraphicFramePr>
+            <a:graphic xmlns:a="http://schemas.openxmlformats.org/drawingml/2006/main">
+              <a:graphicData uri="http://schemas.openxmlformats.org/drawingml/2006/picture">
+                <pic:pic xmlns:pic="http://schemas.openxmlformats.org/drawingml/2006/picture">
+                  <pic:nvPicPr>
+                    <pic:cNvPr id="0" name=""/>
+                    <pic:cNvPicPr>
+                      <a:picLocks noChangeAspect="1" noChangeArrowheads="1"/>
+                    </pic:cNvPicPr>
+                  </pic:nvPicPr>
+                  <pic:blipFill>
+                    <a:blip r:embed="rId28"/>
+                    <a:srcRect/>
+                    <a:stretch>
+                      <a:fillRect/>
+                    </a:stretch>
+                  </pic:blipFill>
+                  <pic:spPr bwMode="auto">
+                    <a:xfrm>
+                      <a:off x="0" y="0"/>
+                      <a:ext cx="5305425" cy="1714500"/>
+                    </a:xfrm>
+                    <a:prstGeom prst="rect">
+                      <a:avLst/>
+                    </a:prstGeom>
+                  </pic:spPr>
+                </pic:pic>
+              </a:graphicData>
+            </a:graphic>
+          </wp:inline>
+        </w:drawing>
+      </w:r>
+    </w:p>
+    <w:p>
+      <w:pPr>
+        <w:spacing w:before="60" w:after="200"/>
+        <w:jc w:val="center"/>
+      </w:pPr>
+      <w:r>
+        <w:rPr>
+          <w:i/>
+          <w:iCs/>
+          <w:color w:val="555555"/>
+          <w:sz w:val="20"/>
+          <w:szCs w:val="20"/>
+        </w:rPr>
         <w:t>Figure B.2 — GQRS R-peak detection on record 100: 2,272 detected against 2,273 true beats (Se = 0.9996, PPV = 1.0000).</w:t>
       </w:r>
     </w:p>
@@ -8729,11 +9464,11 @@
       <w:pPr>
         <w:pStyle w:val="Heading2"/>
       </w:pPr>
-      <w:bookmarkStart w:id="34" w:name="_Toc234782285"/>
+      <w:bookmarkStart w:id="35" w:name="_Toc234844879"/>
       <w:r>
         <w:t>Appendix C: Key Code Listings</w:t>
       </w:r>
-      <w:bookmarkEnd w:id="34"/>
+      <w:bookmarkEnd w:id="35"/>
     </w:p>
     <w:p>
       <w:pPr>
@@ -8748,15 +9483,17 @@
       <w:pPr>
         <w:pStyle w:val="Heading3"/>
       </w:pPr>
-      <w:bookmarkStart w:id="35" w:name="_Toc234782286"/>
+      <w:bookmarkStart w:id="36" w:name="_Toc234782286"/>
+      <w:bookmarkStart w:id="37" w:name="_Toc234844880"/>
       <w:r>
         <w:t>C.1 Beat segmentation into the shared 234-sample window</w:t>
       </w:r>
-      <w:bookmarkEnd w:id="35"/>
+      <w:bookmarkEnd w:id="36"/>
+      <w:bookmarkEnd w:id="37"/>
     </w:p>
     <w:tbl>
       <w:tblPr>
-        <w:tblW w:w="9673" w:type="dxa"/>
+        <w:tblW w:w="9697" w:type="dxa"/>
         <w:tblBorders>
           <w:top w:val="single" w:sz="4" w:space="0" w:color="auto"/>
           <w:left w:val="single" w:sz="4" w:space="0" w:color="auto"/>
@@ -8772,15 +9509,15 @@
         <w:tblLook w:val="04A0" w:firstRow="1" w:lastRow="0" w:firstColumn="1" w:lastColumn="0" w:noHBand="0" w:noVBand="1"/>
       </w:tblPr>
       <w:tblGrid>
-        <w:gridCol w:w="9673"/>
+        <w:gridCol w:w="9697"/>
       </w:tblGrid>
       <w:tr>
         <w:trPr>
-          <w:trHeight w:val="2752"/>
+          <w:trHeight w:val="3156"/>
         </w:trPr>
         <w:tc>
           <w:tcPr>
-            <w:tcW w:w="9673" w:type="dxa"/>
+            <w:tcW w:w="9697" w:type="dxa"/>
             <w:tcBorders>
               <w:top w:val="single" w:sz="2" w:space="0" w:color="DDE5E8"/>
               <w:left w:val="single" w:sz="14" w:space="0" w:color="3F9B6D"/>
@@ -8806,13 +9543,9 @@
                 <w:sz w:val="17"/>
                 <w:szCs w:val="17"/>
               </w:rPr>
-              <w:t>def segment_beats(signal, r_peaks, labels, fs=360, pre_ms=250, post_ms=400):</w:t>
-            </w:r>
-          </w:p>
-          <w:p>
-            <w:pPr>
-              <w:spacing w:line="234" w:lineRule="auto"/>
-            </w:pPr>
+              <w:t>def segment_</w:t>
+            </w:r>
+            <w:proofErr w:type="gramStart"/>
             <w:r>
               <w:rPr>
                 <w:rFonts w:ascii="Consolas" w:eastAsia="Consolas" w:hAnsi="Consolas" w:cs="Consolas"/>
@@ -8820,13 +9553,9 @@
                 <w:sz w:val="17"/>
                 <w:szCs w:val="17"/>
               </w:rPr>
-              <w:t xml:space="preserve">    pre = int(pre_ms / 1000 * fs)</w:t>
-            </w:r>
-          </w:p>
-          <w:p>
-            <w:pPr>
-              <w:spacing w:line="234" w:lineRule="auto"/>
-            </w:pPr>
+              <w:t>beats(</w:t>
+            </w:r>
+            <w:proofErr w:type="gramEnd"/>
             <w:r>
               <w:rPr>
                 <w:rFonts w:ascii="Consolas" w:eastAsia="Consolas" w:hAnsi="Consolas" w:cs="Consolas"/>
@@ -8834,7 +9563,7 @@
                 <w:sz w:val="17"/>
                 <w:szCs w:val="17"/>
               </w:rPr>
-              <w:t xml:space="preserve">    post = int(post_ms / 1000 * fs)</w:t>
+              <w:t>signal, r_peaks, labels, fs=360, pre_ms=250, post_ms=400):</w:t>
             </w:r>
           </w:p>
           <w:p>
@@ -8848,13 +9577,9 @@
                 <w:sz w:val="17"/>
                 <w:szCs w:val="17"/>
               </w:rPr>
-              <w:t xml:space="preserve">    beats, beat_labels = [], []</w:t>
-            </w:r>
-          </w:p>
-          <w:p>
-            <w:pPr>
-              <w:spacing w:line="234" w:lineRule="auto"/>
-            </w:pPr>
+              <w:t xml:space="preserve">    pre = </w:t>
+            </w:r>
+            <w:proofErr w:type="gramStart"/>
             <w:r>
               <w:rPr>
                 <w:rFonts w:ascii="Consolas" w:eastAsia="Consolas" w:hAnsi="Consolas" w:cs="Consolas"/>
@@ -8862,13 +9587,9 @@
                 <w:sz w:val="17"/>
                 <w:szCs w:val="17"/>
               </w:rPr>
-              <w:t xml:space="preserve">    for peak, label in zip(r_peaks, labels):</w:t>
-            </w:r>
-          </w:p>
-          <w:p>
-            <w:pPr>
-              <w:spacing w:line="234" w:lineRule="auto"/>
-            </w:pPr>
+              <w:t>int(</w:t>
+            </w:r>
+            <w:proofErr w:type="gramEnd"/>
             <w:r>
               <w:rPr>
                 <w:rFonts w:ascii="Consolas" w:eastAsia="Consolas" w:hAnsi="Consolas" w:cs="Consolas"/>
@@ -8876,7 +9597,7 @@
                 <w:sz w:val="17"/>
                 <w:szCs w:val="17"/>
               </w:rPr>
-              <w:t xml:space="preserve">        if label is None:</w:t>
+              <w:t>pre_ms / 1000 * fs)</w:t>
             </w:r>
           </w:p>
           <w:p>
@@ -8890,13 +9611,9 @@
                 <w:sz w:val="17"/>
                 <w:szCs w:val="17"/>
               </w:rPr>
-              <w:t xml:space="preserve">            continue                            # skip non-beat annotations (+, ~, |, x, etc.)</w:t>
-            </w:r>
-          </w:p>
-          <w:p>
-            <w:pPr>
-              <w:spacing w:line="234" w:lineRule="auto"/>
-            </w:pPr>
+              <w:t xml:space="preserve">    post = </w:t>
+            </w:r>
+            <w:proofErr w:type="gramStart"/>
             <w:r>
               <w:rPr>
                 <w:rFonts w:ascii="Consolas" w:eastAsia="Consolas" w:hAnsi="Consolas" w:cs="Consolas"/>
@@ -8904,13 +9621,9 @@
                 <w:sz w:val="17"/>
                 <w:szCs w:val="17"/>
               </w:rPr>
-              <w:t xml:space="preserve">        start, end = peak - pre, peak + post</w:t>
-            </w:r>
-          </w:p>
-          <w:p>
-            <w:pPr>
-              <w:spacing w:line="234" w:lineRule="auto"/>
-            </w:pPr>
+              <w:t>int(</w:t>
+            </w:r>
+            <w:proofErr w:type="gramEnd"/>
             <w:r>
               <w:rPr>
                 <w:rFonts w:ascii="Consolas" w:eastAsia="Consolas" w:hAnsi="Consolas" w:cs="Consolas"/>
@@ -8918,7 +9631,7 @@
                 <w:sz w:val="17"/>
                 <w:szCs w:val="17"/>
               </w:rPr>
-              <w:t xml:space="preserve">        if start &lt; 0 or end &gt; len(signal):</w:t>
+              <w:t>post_ms / 1000 * fs)</w:t>
             </w:r>
           </w:p>
           <w:p>
@@ -8932,7 +9645,7 @@
                 <w:sz w:val="17"/>
                 <w:szCs w:val="17"/>
               </w:rPr>
-              <w:t xml:space="preserve">            continue                            # skip incomplete beats at signal edges</w:t>
+              <w:t xml:space="preserve">    beats, beat_labels = [], []</w:t>
             </w:r>
           </w:p>
           <w:p>
@@ -8946,13 +9659,9 @@
                 <w:sz w:val="17"/>
                 <w:szCs w:val="17"/>
               </w:rPr>
-              <w:t xml:space="preserve">        beats.append(signal[start:end])</w:t>
-            </w:r>
-          </w:p>
-          <w:p>
-            <w:pPr>
-              <w:spacing w:line="234" w:lineRule="auto"/>
-            </w:pPr>
+              <w:t xml:space="preserve">    for peak, label in </w:t>
+            </w:r>
+            <w:proofErr w:type="gramStart"/>
             <w:r>
               <w:rPr>
                 <w:rFonts w:ascii="Consolas" w:eastAsia="Consolas" w:hAnsi="Consolas" w:cs="Consolas"/>
@@ -8960,13 +9669,9 @@
                 <w:sz w:val="17"/>
                 <w:szCs w:val="17"/>
               </w:rPr>
-              <w:t xml:space="preserve">        beat_labels.append(label)</w:t>
-            </w:r>
-          </w:p>
-          <w:p>
-            <w:pPr>
-              <w:spacing w:line="234" w:lineRule="auto"/>
-            </w:pPr>
+              <w:t>zip(</w:t>
+            </w:r>
+            <w:proofErr w:type="gramEnd"/>
             <w:r>
               <w:rPr>
                 <w:rFonts w:ascii="Consolas" w:eastAsia="Consolas" w:hAnsi="Consolas" w:cs="Consolas"/>
@@ -8974,7 +9679,219 @@
                 <w:sz w:val="17"/>
                 <w:szCs w:val="17"/>
               </w:rPr>
-              <w:t xml:space="preserve">    return np.array(beats), np.array(beat_labels)</w:t>
+              <w:t>r_peaks, labels):</w:t>
+            </w:r>
+          </w:p>
+          <w:p>
+            <w:pPr>
+              <w:spacing w:line="234" w:lineRule="auto"/>
+            </w:pPr>
+            <w:r>
+              <w:rPr>
+                <w:rFonts w:ascii="Consolas" w:eastAsia="Consolas" w:hAnsi="Consolas" w:cs="Consolas"/>
+                <w:color w:val="1B2B34"/>
+                <w:sz w:val="17"/>
+                <w:szCs w:val="17"/>
+              </w:rPr>
+              <w:t xml:space="preserve">        if label is None:</w:t>
+            </w:r>
+          </w:p>
+          <w:p>
+            <w:pPr>
+              <w:spacing w:line="234" w:lineRule="auto"/>
+            </w:pPr>
+            <w:r>
+              <w:rPr>
+                <w:rFonts w:ascii="Consolas" w:eastAsia="Consolas" w:hAnsi="Consolas" w:cs="Consolas"/>
+                <w:color w:val="1B2B34"/>
+                <w:sz w:val="17"/>
+                <w:szCs w:val="17"/>
+              </w:rPr>
+              <w:t xml:space="preserve">            continue                            # skip non-beat annotations (+, ~, |, x, etc.)</w:t>
+            </w:r>
+          </w:p>
+          <w:p>
+            <w:pPr>
+              <w:spacing w:line="234" w:lineRule="auto"/>
+            </w:pPr>
+            <w:r>
+              <w:rPr>
+                <w:rFonts w:ascii="Consolas" w:eastAsia="Consolas" w:hAnsi="Consolas" w:cs="Consolas"/>
+                <w:color w:val="1B2B34"/>
+                <w:sz w:val="17"/>
+                <w:szCs w:val="17"/>
+              </w:rPr>
+              <w:t xml:space="preserve">        start, end = peak - pre, peak + post</w:t>
+            </w:r>
+          </w:p>
+          <w:p>
+            <w:pPr>
+              <w:spacing w:line="234" w:lineRule="auto"/>
+            </w:pPr>
+            <w:r>
+              <w:rPr>
+                <w:rFonts w:ascii="Consolas" w:eastAsia="Consolas" w:hAnsi="Consolas" w:cs="Consolas"/>
+                <w:color w:val="1B2B34"/>
+                <w:sz w:val="17"/>
+                <w:szCs w:val="17"/>
+              </w:rPr>
+              <w:t xml:space="preserve">        if start &lt; 0 or end &gt; len(signal):</w:t>
+            </w:r>
+          </w:p>
+          <w:p>
+            <w:pPr>
+              <w:spacing w:line="234" w:lineRule="auto"/>
+            </w:pPr>
+            <w:r>
+              <w:rPr>
+                <w:rFonts w:ascii="Consolas" w:eastAsia="Consolas" w:hAnsi="Consolas" w:cs="Consolas"/>
+                <w:color w:val="1B2B34"/>
+                <w:sz w:val="17"/>
+                <w:szCs w:val="17"/>
+              </w:rPr>
+              <w:t xml:space="preserve">            continue                            # skip incomplete beats at signal edges</w:t>
+            </w:r>
+          </w:p>
+          <w:p>
+            <w:pPr>
+              <w:spacing w:line="234" w:lineRule="auto"/>
+            </w:pPr>
+            <w:r>
+              <w:rPr>
+                <w:rFonts w:ascii="Consolas" w:eastAsia="Consolas" w:hAnsi="Consolas" w:cs="Consolas"/>
+                <w:color w:val="1B2B34"/>
+                <w:sz w:val="17"/>
+                <w:szCs w:val="17"/>
+              </w:rPr>
+              <w:t xml:space="preserve">        </w:t>
+            </w:r>
+            <w:proofErr w:type="gramStart"/>
+            <w:r>
+              <w:rPr>
+                <w:rFonts w:ascii="Consolas" w:eastAsia="Consolas" w:hAnsi="Consolas" w:cs="Consolas"/>
+                <w:color w:val="1B2B34"/>
+                <w:sz w:val="17"/>
+                <w:szCs w:val="17"/>
+              </w:rPr>
+              <w:t>beats.append</w:t>
+            </w:r>
+            <w:proofErr w:type="gramEnd"/>
+            <w:r>
+              <w:rPr>
+                <w:rFonts w:ascii="Consolas" w:eastAsia="Consolas" w:hAnsi="Consolas" w:cs="Consolas"/>
+                <w:color w:val="1B2B34"/>
+                <w:sz w:val="17"/>
+                <w:szCs w:val="17"/>
+              </w:rPr>
+              <w:t>(signal[</w:t>
+            </w:r>
+            <w:proofErr w:type="gramStart"/>
+            <w:r>
+              <w:rPr>
+                <w:rFonts w:ascii="Consolas" w:eastAsia="Consolas" w:hAnsi="Consolas" w:cs="Consolas"/>
+                <w:color w:val="1B2B34"/>
+                <w:sz w:val="17"/>
+                <w:szCs w:val="17"/>
+              </w:rPr>
+              <w:t>start:end</w:t>
+            </w:r>
+            <w:proofErr w:type="gramEnd"/>
+            <w:r>
+              <w:rPr>
+                <w:rFonts w:ascii="Consolas" w:eastAsia="Consolas" w:hAnsi="Consolas" w:cs="Consolas"/>
+                <w:color w:val="1B2B34"/>
+                <w:sz w:val="17"/>
+                <w:szCs w:val="17"/>
+              </w:rPr>
+              <w:t>])</w:t>
+            </w:r>
+          </w:p>
+          <w:p>
+            <w:pPr>
+              <w:spacing w:line="234" w:lineRule="auto"/>
+            </w:pPr>
+            <w:r>
+              <w:rPr>
+                <w:rFonts w:ascii="Consolas" w:eastAsia="Consolas" w:hAnsi="Consolas" w:cs="Consolas"/>
+                <w:color w:val="1B2B34"/>
+                <w:sz w:val="17"/>
+                <w:szCs w:val="17"/>
+              </w:rPr>
+              <w:t xml:space="preserve">        beat_</w:t>
+            </w:r>
+            <w:proofErr w:type="gramStart"/>
+            <w:r>
+              <w:rPr>
+                <w:rFonts w:ascii="Consolas" w:eastAsia="Consolas" w:hAnsi="Consolas" w:cs="Consolas"/>
+                <w:color w:val="1B2B34"/>
+                <w:sz w:val="17"/>
+                <w:szCs w:val="17"/>
+              </w:rPr>
+              <w:t>labels.append</w:t>
+            </w:r>
+            <w:proofErr w:type="gramEnd"/>
+            <w:r>
+              <w:rPr>
+                <w:rFonts w:ascii="Consolas" w:eastAsia="Consolas" w:hAnsi="Consolas" w:cs="Consolas"/>
+                <w:color w:val="1B2B34"/>
+                <w:sz w:val="17"/>
+                <w:szCs w:val="17"/>
+              </w:rPr>
+              <w:t>(label)</w:t>
+            </w:r>
+          </w:p>
+          <w:p>
+            <w:pPr>
+              <w:spacing w:line="234" w:lineRule="auto"/>
+            </w:pPr>
+            <w:r>
+              <w:rPr>
+                <w:rFonts w:ascii="Consolas" w:eastAsia="Consolas" w:hAnsi="Consolas" w:cs="Consolas"/>
+                <w:color w:val="1B2B34"/>
+                <w:sz w:val="17"/>
+                <w:szCs w:val="17"/>
+              </w:rPr>
+              <w:t xml:space="preserve">    return </w:t>
+            </w:r>
+            <w:proofErr w:type="gramStart"/>
+            <w:r>
+              <w:rPr>
+                <w:rFonts w:ascii="Consolas" w:eastAsia="Consolas" w:hAnsi="Consolas" w:cs="Consolas"/>
+                <w:color w:val="1B2B34"/>
+                <w:sz w:val="17"/>
+                <w:szCs w:val="17"/>
+              </w:rPr>
+              <w:t>np.array</w:t>
+            </w:r>
+            <w:proofErr w:type="gramEnd"/>
+            <w:r>
+              <w:rPr>
+                <w:rFonts w:ascii="Consolas" w:eastAsia="Consolas" w:hAnsi="Consolas" w:cs="Consolas"/>
+                <w:color w:val="1B2B34"/>
+                <w:sz w:val="17"/>
+                <w:szCs w:val="17"/>
+              </w:rPr>
+              <w:t xml:space="preserve">(beats), </w:t>
+            </w:r>
+            <w:proofErr w:type="gramStart"/>
+            <w:r>
+              <w:rPr>
+                <w:rFonts w:ascii="Consolas" w:eastAsia="Consolas" w:hAnsi="Consolas" w:cs="Consolas"/>
+                <w:color w:val="1B2B34"/>
+                <w:sz w:val="17"/>
+                <w:szCs w:val="17"/>
+              </w:rPr>
+              <w:t>np.array</w:t>
+            </w:r>
+            <w:proofErr w:type="gramEnd"/>
+            <w:r>
+              <w:rPr>
+                <w:rFonts w:ascii="Consolas" w:eastAsia="Consolas" w:hAnsi="Consolas" w:cs="Consolas"/>
+                <w:color w:val="1B2B34"/>
+                <w:sz w:val="17"/>
+                <w:szCs w:val="17"/>
+              </w:rPr>
+              <w:t>(beat_labels)</w:t>
             </w:r>
           </w:p>
         </w:tc>
@@ -8982,10 +9899,17 @@
     </w:tbl>
     <w:p>
       <w:pPr>
+        <w:spacing w:after="160"/>
+      </w:pPr>
+    </w:p>
+    <w:p>
+      <w:pPr>
         <w:pStyle w:val="Heading3"/>
       </w:pPr>
-      <w:bookmarkStart w:id="36" w:name="_Toc234782287"/>
-      <w:r>
+      <w:bookmarkStart w:id="38" w:name="_Toc234782287"/>
+      <w:bookmarkStart w:id="39" w:name="_Toc234844881"/>
+      <w:r>
+        <w:lastRenderedPageBreak/>
         <w:t xml:space="preserve">C.2 </w:t>
       </w:r>
       <w:proofErr w:type="gramStart"/>
@@ -8996,7 +9920,8 @@
       <w:r>
         <w:t xml:space="preserve"> feature extraction (time, frequency, wavelet)</w:t>
       </w:r>
-      <w:bookmarkEnd w:id="36"/>
+      <w:bookmarkEnd w:id="38"/>
+      <w:bookmarkEnd w:id="39"/>
     </w:p>
     <w:tbl>
       <w:tblPr>
@@ -9047,13 +9972,9 @@
                 <w:sz w:val="17"/>
                 <w:szCs w:val="17"/>
               </w:rPr>
-              <w:t>from scipy.stats import skew, kurtosis</w:t>
-            </w:r>
-          </w:p>
-          <w:p>
-            <w:pPr>
-              <w:spacing w:line="234" w:lineRule="auto"/>
-            </w:pPr>
+              <w:t xml:space="preserve">from </w:t>
+            </w:r>
+            <w:proofErr w:type="gramStart"/>
             <w:r>
               <w:rPr>
                 <w:rFonts w:ascii="Consolas" w:eastAsia="Consolas" w:hAnsi="Consolas" w:cs="Consolas"/>
@@ -9061,13 +9982,9 @@
                 <w:sz w:val="17"/>
                 <w:szCs w:val="17"/>
               </w:rPr>
-              <w:t>import pywt</w:t>
-            </w:r>
-          </w:p>
-          <w:p>
-            <w:pPr>
-              <w:spacing w:line="234" w:lineRule="auto"/>
-            </w:pPr>
+              <w:t>scipy.stats</w:t>
+            </w:r>
+            <w:proofErr w:type="gramEnd"/>
             <w:r>
               <w:rPr>
                 <w:rFonts w:ascii="Consolas" w:eastAsia="Consolas" w:hAnsi="Consolas" w:cs="Consolas"/>
@@ -9075,7 +9992,7 @@
                 <w:sz w:val="17"/>
                 <w:szCs w:val="17"/>
               </w:rPr>
-              <w:t>import pandas as pd</w:t>
+              <w:t xml:space="preserve"> import skew, kurtosis</w:t>
             </w:r>
           </w:p>
           <w:p>
@@ -9089,7 +10006,7 @@
                 <w:sz w:val="17"/>
                 <w:szCs w:val="17"/>
               </w:rPr>
-              <w:t xml:space="preserve"> </w:t>
+              <w:t>import pywt</w:t>
             </w:r>
           </w:p>
           <w:p>
@@ -9103,7 +10020,7 @@
                 <w:sz w:val="17"/>
                 <w:szCs w:val="17"/>
               </w:rPr>
-              <w:t>def extract_features(beat, fs=360):</w:t>
+              <w:t>import pandas as pd</w:t>
             </w:r>
           </w:p>
           <w:p>
@@ -9117,7 +10034,7 @@
                 <w:sz w:val="17"/>
                 <w:szCs w:val="17"/>
               </w:rPr>
-              <w:t xml:space="preserve">    feats = {}</w:t>
+              <w:t xml:space="preserve"> </w:t>
             </w:r>
           </w:p>
           <w:p>
@@ -9131,13 +10048,9 @@
                 <w:sz w:val="17"/>
                 <w:szCs w:val="17"/>
               </w:rPr>
-              <w:t xml:space="preserve">    # 1. Time-domain</w:t>
-            </w:r>
-          </w:p>
-          <w:p>
-            <w:pPr>
-              <w:spacing w:line="234" w:lineRule="auto"/>
-            </w:pPr>
+              <w:t>def extract_</w:t>
+            </w:r>
+            <w:proofErr w:type="gramStart"/>
             <w:r>
               <w:rPr>
                 <w:rFonts w:ascii="Consolas" w:eastAsia="Consolas" w:hAnsi="Consolas" w:cs="Consolas"/>
@@ -9145,13 +10058,9 @@
                 <w:sz w:val="17"/>
                 <w:szCs w:val="17"/>
               </w:rPr>
-              <w:t xml:space="preserve">    feats['mean'] = np.mean(beat)</w:t>
-            </w:r>
-          </w:p>
-          <w:p>
-            <w:pPr>
-              <w:spacing w:line="234" w:lineRule="auto"/>
-            </w:pPr>
+              <w:t>features(</w:t>
+            </w:r>
+            <w:proofErr w:type="gramEnd"/>
             <w:r>
               <w:rPr>
                 <w:rFonts w:ascii="Consolas" w:eastAsia="Consolas" w:hAnsi="Consolas" w:cs="Consolas"/>
@@ -9159,7 +10068,7 @@
                 <w:sz w:val="17"/>
                 <w:szCs w:val="17"/>
               </w:rPr>
-              <w:t xml:space="preserve">    feats['std'] = np.std(beat)</w:t>
+              <w:t>beat, fs=360):</w:t>
             </w:r>
           </w:p>
           <w:p>
@@ -9173,7 +10082,7 @@
                 <w:sz w:val="17"/>
                 <w:szCs w:val="17"/>
               </w:rPr>
-              <w:t xml:space="preserve">    feats['skew'] = skew(beat)</w:t>
+              <w:t xml:space="preserve">    feats = {}</w:t>
             </w:r>
           </w:p>
           <w:p>
@@ -9187,7 +10096,7 @@
                 <w:sz w:val="17"/>
                 <w:szCs w:val="17"/>
               </w:rPr>
-              <w:t xml:space="preserve">    feats['kurtosis'] = kurtosis(beat)</w:t>
+              <w:t xml:space="preserve">    # 1. Time-domain</w:t>
             </w:r>
           </w:p>
           <w:p>
@@ -9201,13 +10110,9 @@
                 <w:sz w:val="17"/>
                 <w:szCs w:val="17"/>
               </w:rPr>
-              <w:t xml:space="preserve">    feats['rms'] = np.sqrt(np.mean(beat**2))</w:t>
-            </w:r>
-          </w:p>
-          <w:p>
-            <w:pPr>
-              <w:spacing w:line="234" w:lineRule="auto"/>
-            </w:pPr>
+              <w:t xml:space="preserve">    feats['mean'] = </w:t>
+            </w:r>
+            <w:proofErr w:type="gramStart"/>
             <w:r>
               <w:rPr>
                 <w:rFonts w:ascii="Consolas" w:eastAsia="Consolas" w:hAnsi="Consolas" w:cs="Consolas"/>
@@ -9215,13 +10120,9 @@
                 <w:sz w:val="17"/>
                 <w:szCs w:val="17"/>
               </w:rPr>
-              <w:t xml:space="preserve"> </w:t>
-            </w:r>
-          </w:p>
-          <w:p>
-            <w:pPr>
-              <w:spacing w:line="234" w:lineRule="auto"/>
-            </w:pPr>
+              <w:t>np.mean</w:t>
+            </w:r>
+            <w:proofErr w:type="gramEnd"/>
             <w:r>
               <w:rPr>
                 <w:rFonts w:ascii="Consolas" w:eastAsia="Consolas" w:hAnsi="Consolas" w:cs="Consolas"/>
@@ -9229,7 +10130,7 @@
                 <w:sz w:val="17"/>
                 <w:szCs w:val="17"/>
               </w:rPr>
-              <w:t xml:space="preserve">    # 2. Frequency-domain</w:t>
+              <w:t>(beat)</w:t>
             </w:r>
           </w:p>
           <w:p>
@@ -9243,7 +10144,7 @@
                 <w:sz w:val="17"/>
                 <w:szCs w:val="17"/>
               </w:rPr>
-              <w:t xml:space="preserve">    fft_vals = np.abs(np.fft.rfft(beat))</w:t>
+              <w:t xml:space="preserve">    feats['std'] = np.std(beat)</w:t>
             </w:r>
           </w:p>
           <w:p>
@@ -9257,7 +10158,7 @@
                 <w:sz w:val="17"/>
                 <w:szCs w:val="17"/>
               </w:rPr>
-              <w:t xml:space="preserve">    feats['dominant_freq'] = np.argmax(fft_vals)</w:t>
+              <w:t xml:space="preserve">    feats['skew'] = skew(beat)</w:t>
             </w:r>
           </w:p>
           <w:p>
@@ -9271,7 +10172,7 @@
                 <w:sz w:val="17"/>
                 <w:szCs w:val="17"/>
               </w:rPr>
-              <w:t xml:space="preserve">    feats['spectral_energy'] = np.sum(fft_vals**2)</w:t>
+              <w:t xml:space="preserve">    feats['kurtosis'] = kurtosis(beat)</w:t>
             </w:r>
           </w:p>
           <w:p>
@@ -9285,13 +10186,9 @@
                 <w:sz w:val="17"/>
                 <w:szCs w:val="17"/>
               </w:rPr>
-              <w:t xml:space="preserve"> </w:t>
-            </w:r>
-          </w:p>
-          <w:p>
-            <w:pPr>
-              <w:spacing w:line="234" w:lineRule="auto"/>
-            </w:pPr>
+              <w:t xml:space="preserve">    feats['rms'] = </w:t>
+            </w:r>
+            <w:proofErr w:type="gramStart"/>
             <w:r>
               <w:rPr>
                 <w:rFonts w:ascii="Consolas" w:eastAsia="Consolas" w:hAnsi="Consolas" w:cs="Consolas"/>
@@ -9299,13 +10196,9 @@
                 <w:sz w:val="17"/>
                 <w:szCs w:val="17"/>
               </w:rPr>
-              <w:t xml:space="preserve">    # 3. Wavelet-domain (db4, level 4)</w:t>
-            </w:r>
-          </w:p>
-          <w:p>
-            <w:pPr>
-              <w:spacing w:line="234" w:lineRule="auto"/>
-            </w:pPr>
+              <w:t>np.sqrt</w:t>
+            </w:r>
+            <w:proofErr w:type="gramEnd"/>
             <w:r>
               <w:rPr>
                 <w:rFonts w:ascii="Consolas" w:eastAsia="Consolas" w:hAnsi="Consolas" w:cs="Consolas"/>
@@ -9313,14 +10206,9 @@
                 <w:sz w:val="17"/>
                 <w:szCs w:val="17"/>
               </w:rPr>
-              <w:lastRenderedPageBreak/>
-              <w:t xml:space="preserve">    coeffs = pywt.wavedec(beat, 'db4', level=4)</w:t>
-            </w:r>
-          </w:p>
-          <w:p>
-            <w:pPr>
-              <w:spacing w:line="234" w:lineRule="auto"/>
-            </w:pPr>
+              <w:t>(</w:t>
+            </w:r>
+            <w:proofErr w:type="gramStart"/>
             <w:r>
               <w:rPr>
                 <w:rFonts w:ascii="Consolas" w:eastAsia="Consolas" w:hAnsi="Consolas" w:cs="Consolas"/>
@@ -9328,13 +10216,9 @@
                 <w:sz w:val="17"/>
                 <w:szCs w:val="17"/>
               </w:rPr>
-              <w:t xml:space="preserve">    for i, c in enumerate(coeffs):</w:t>
-            </w:r>
-          </w:p>
-          <w:p>
-            <w:pPr>
-              <w:spacing w:line="234" w:lineRule="auto"/>
-            </w:pPr>
+              <w:t>np.mean</w:t>
+            </w:r>
+            <w:proofErr w:type="gramEnd"/>
             <w:r>
               <w:rPr>
                 <w:rFonts w:ascii="Consolas" w:eastAsia="Consolas" w:hAnsi="Consolas" w:cs="Consolas"/>
@@ -9342,7 +10226,7 @@
                 <w:sz w:val="17"/>
                 <w:szCs w:val="17"/>
               </w:rPr>
-              <w:t xml:space="preserve">        feats[f'wavelet_energy_L{i}'] = np.sum(c**2)</w:t>
+              <w:t>(beat**2))</w:t>
             </w:r>
           </w:p>
           <w:p>
@@ -9370,7 +10254,7 @@
                 <w:sz w:val="17"/>
                 <w:szCs w:val="17"/>
               </w:rPr>
-              <w:t xml:space="preserve">    return feats</w:t>
+              <w:t xml:space="preserve">    # 2. Frequency-domain</w:t>
             </w:r>
           </w:p>
           <w:p>
@@ -9384,13 +10268,9 @@
                 <w:sz w:val="17"/>
                 <w:szCs w:val="17"/>
               </w:rPr>
-              <w:t xml:space="preserve"> </w:t>
-            </w:r>
-          </w:p>
-          <w:p>
-            <w:pPr>
-              <w:spacing w:line="234" w:lineRule="auto"/>
-            </w:pPr>
+              <w:t xml:space="preserve">    fft_vals = np.abs(</w:t>
+            </w:r>
+            <w:proofErr w:type="gramStart"/>
             <w:r>
               <w:rPr>
                 <w:rFonts w:ascii="Consolas" w:eastAsia="Consolas" w:hAnsi="Consolas" w:cs="Consolas"/>
@@ -9398,13 +10278,9 @@
                 <w:sz w:val="17"/>
                 <w:szCs w:val="17"/>
               </w:rPr>
-              <w:t>feature_dicts = [extract_features(b) for b in beats]</w:t>
-            </w:r>
-          </w:p>
-          <w:p>
-            <w:pPr>
-              <w:spacing w:line="234" w:lineRule="auto"/>
-            </w:pPr>
+              <w:t>np.fft.rfft</w:t>
+            </w:r>
+            <w:proofErr w:type="gramEnd"/>
             <w:r>
               <w:rPr>
                 <w:rFonts w:ascii="Consolas" w:eastAsia="Consolas" w:hAnsi="Consolas" w:cs="Consolas"/>
@@ -9412,7 +10288,7 @@
                 <w:sz w:val="17"/>
                 <w:szCs w:val="17"/>
               </w:rPr>
-              <w:t>feature_df = pd.DataFrame(feature_dicts)</w:t>
+              <w:t>(beat))</w:t>
             </w:r>
           </w:p>
           <w:p>
@@ -9426,13 +10302,9 @@
                 <w:sz w:val="17"/>
                 <w:szCs w:val="17"/>
               </w:rPr>
-              <w:t>print(feature_df.shape)</w:t>
-            </w:r>
-          </w:p>
-          <w:p>
-            <w:pPr>
-              <w:spacing w:line="234" w:lineRule="auto"/>
-            </w:pPr>
+              <w:t xml:space="preserve">    feats['dominant_freq'] = </w:t>
+            </w:r>
+            <w:proofErr w:type="gramStart"/>
             <w:r>
               <w:rPr>
                 <w:rFonts w:ascii="Consolas" w:eastAsia="Consolas" w:hAnsi="Consolas" w:cs="Consolas"/>
@@ -9440,15 +10312,398 @@
                 <w:sz w:val="17"/>
                 <w:szCs w:val="17"/>
               </w:rPr>
-              <w:t>print(feature_df.head())</w:t>
+              <w:t>np.argmax</w:t>
+            </w:r>
+            <w:proofErr w:type="gramEnd"/>
+            <w:r>
+              <w:rPr>
+                <w:rFonts w:ascii="Consolas" w:eastAsia="Consolas" w:hAnsi="Consolas" w:cs="Consolas"/>
+                <w:color w:val="1B2B34"/>
+                <w:sz w:val="17"/>
+                <w:szCs w:val="17"/>
+              </w:rPr>
+              <w:t>(fft_vals)</w:t>
+            </w:r>
+          </w:p>
+          <w:p>
+            <w:pPr>
+              <w:spacing w:line="234" w:lineRule="auto"/>
+            </w:pPr>
+            <w:r>
+              <w:rPr>
+                <w:rFonts w:ascii="Consolas" w:eastAsia="Consolas" w:hAnsi="Consolas" w:cs="Consolas"/>
+                <w:color w:val="1B2B34"/>
+                <w:sz w:val="17"/>
+                <w:szCs w:val="17"/>
+              </w:rPr>
+              <w:t xml:space="preserve">    feats['spectral_energy'] = np.sum(fft_vals**2)</w:t>
+            </w:r>
+          </w:p>
+          <w:p>
+            <w:pPr>
+              <w:spacing w:line="234" w:lineRule="auto"/>
+            </w:pPr>
+            <w:r>
+              <w:rPr>
+                <w:rFonts w:ascii="Consolas" w:eastAsia="Consolas" w:hAnsi="Consolas" w:cs="Consolas"/>
+                <w:color w:val="1B2B34"/>
+                <w:sz w:val="17"/>
+                <w:szCs w:val="17"/>
+              </w:rPr>
+              <w:t xml:space="preserve"> </w:t>
+            </w:r>
+          </w:p>
+          <w:p>
+            <w:pPr>
+              <w:spacing w:line="234" w:lineRule="auto"/>
+            </w:pPr>
+            <w:r>
+              <w:rPr>
+                <w:rFonts w:ascii="Consolas" w:eastAsia="Consolas" w:hAnsi="Consolas" w:cs="Consolas"/>
+                <w:color w:val="1B2B34"/>
+                <w:sz w:val="17"/>
+                <w:szCs w:val="17"/>
+              </w:rPr>
+              <w:t xml:space="preserve">    # 3. Wavelet-domain (db4, level 4)</w:t>
+            </w:r>
+          </w:p>
+          <w:p>
+            <w:pPr>
+              <w:spacing w:line="234" w:lineRule="auto"/>
+            </w:pPr>
+            <w:r>
+              <w:rPr>
+                <w:rFonts w:ascii="Consolas" w:eastAsia="Consolas" w:hAnsi="Consolas" w:cs="Consolas"/>
+                <w:color w:val="1B2B34"/>
+                <w:sz w:val="17"/>
+                <w:szCs w:val="17"/>
+              </w:rPr>
+              <w:t xml:space="preserve">    coeffs = </w:t>
+            </w:r>
+            <w:proofErr w:type="gramStart"/>
+            <w:r>
+              <w:rPr>
+                <w:rFonts w:ascii="Consolas" w:eastAsia="Consolas" w:hAnsi="Consolas" w:cs="Consolas"/>
+                <w:color w:val="1B2B34"/>
+                <w:sz w:val="17"/>
+                <w:szCs w:val="17"/>
+              </w:rPr>
+              <w:t>pywt.wavedec</w:t>
+            </w:r>
+            <w:proofErr w:type="gramEnd"/>
+            <w:r>
+              <w:rPr>
+                <w:rFonts w:ascii="Consolas" w:eastAsia="Consolas" w:hAnsi="Consolas" w:cs="Consolas"/>
+                <w:color w:val="1B2B34"/>
+                <w:sz w:val="17"/>
+                <w:szCs w:val="17"/>
+              </w:rPr>
+              <w:t>(beat, 'db4', level=4)</w:t>
+            </w:r>
+          </w:p>
+          <w:p>
+            <w:pPr>
+              <w:spacing w:line="234" w:lineRule="auto"/>
+            </w:pPr>
+            <w:r>
+              <w:rPr>
+                <w:rFonts w:ascii="Consolas" w:eastAsia="Consolas" w:hAnsi="Consolas" w:cs="Consolas"/>
+                <w:color w:val="1B2B34"/>
+                <w:sz w:val="17"/>
+                <w:szCs w:val="17"/>
+              </w:rPr>
+              <w:t xml:space="preserve">    for i, c in enumerate(coeffs):</w:t>
+            </w:r>
+          </w:p>
+          <w:p>
+            <w:pPr>
+              <w:spacing w:line="234" w:lineRule="auto"/>
+            </w:pPr>
+            <w:r>
+              <w:rPr>
+                <w:rFonts w:ascii="Consolas" w:eastAsia="Consolas" w:hAnsi="Consolas" w:cs="Consolas"/>
+                <w:color w:val="1B2B34"/>
+                <w:sz w:val="17"/>
+                <w:szCs w:val="17"/>
+              </w:rPr>
+              <w:t xml:space="preserve">        feats[f'wavelet_energy_L{i}'] = np.sum(c**2)</w:t>
+            </w:r>
+          </w:p>
+          <w:p>
+            <w:pPr>
+              <w:spacing w:line="234" w:lineRule="auto"/>
+            </w:pPr>
+            <w:r>
+              <w:rPr>
+                <w:rFonts w:ascii="Consolas" w:eastAsia="Consolas" w:hAnsi="Consolas" w:cs="Consolas"/>
+                <w:color w:val="1B2B34"/>
+                <w:sz w:val="17"/>
+                <w:szCs w:val="17"/>
+              </w:rPr>
+              <w:t xml:space="preserve"> </w:t>
+            </w:r>
+          </w:p>
+          <w:p>
+            <w:pPr>
+              <w:spacing w:line="234" w:lineRule="auto"/>
+            </w:pPr>
+            <w:r>
+              <w:rPr>
+                <w:rFonts w:ascii="Consolas" w:eastAsia="Consolas" w:hAnsi="Consolas" w:cs="Consolas"/>
+                <w:color w:val="1B2B34"/>
+                <w:sz w:val="17"/>
+                <w:szCs w:val="17"/>
+              </w:rPr>
+              <w:t xml:space="preserve">    return feats</w:t>
+            </w:r>
+          </w:p>
+          <w:p>
+            <w:pPr>
+              <w:spacing w:line="234" w:lineRule="auto"/>
+            </w:pPr>
+            <w:r>
+              <w:rPr>
+                <w:rFonts w:ascii="Consolas" w:eastAsia="Consolas" w:hAnsi="Consolas" w:cs="Consolas"/>
+                <w:color w:val="1B2B34"/>
+                <w:sz w:val="17"/>
+                <w:szCs w:val="17"/>
+              </w:rPr>
+              <w:t xml:space="preserve"> </w:t>
+            </w:r>
+          </w:p>
+          <w:p>
+            <w:pPr>
+              <w:spacing w:line="234" w:lineRule="auto"/>
+            </w:pPr>
+            <w:r>
+              <w:rPr>
+                <w:rFonts w:ascii="Consolas" w:eastAsia="Consolas" w:hAnsi="Consolas" w:cs="Consolas"/>
+                <w:color w:val="1B2B34"/>
+                <w:sz w:val="17"/>
+                <w:szCs w:val="17"/>
+              </w:rPr>
+              <w:t>feature_dicts = [extract_features(b) for b in beats]</w:t>
+            </w:r>
+          </w:p>
+          <w:p>
+            <w:pPr>
+              <w:spacing w:line="234" w:lineRule="auto"/>
+            </w:pPr>
+            <w:r>
+              <w:rPr>
+                <w:rFonts w:ascii="Consolas" w:eastAsia="Consolas" w:hAnsi="Consolas" w:cs="Consolas"/>
+                <w:color w:val="1B2B34"/>
+                <w:sz w:val="17"/>
+                <w:szCs w:val="17"/>
+              </w:rPr>
+              <w:t xml:space="preserve">feature_df = </w:t>
+            </w:r>
+            <w:proofErr w:type="gramStart"/>
+            <w:r>
+              <w:rPr>
+                <w:rFonts w:ascii="Consolas" w:eastAsia="Consolas" w:hAnsi="Consolas" w:cs="Consolas"/>
+                <w:color w:val="1B2B34"/>
+                <w:sz w:val="17"/>
+                <w:szCs w:val="17"/>
+              </w:rPr>
+              <w:t>pd.DataFrame</w:t>
+            </w:r>
+            <w:proofErr w:type="gramEnd"/>
+            <w:r>
+              <w:rPr>
+                <w:rFonts w:ascii="Consolas" w:eastAsia="Consolas" w:hAnsi="Consolas" w:cs="Consolas"/>
+                <w:color w:val="1B2B34"/>
+                <w:sz w:val="17"/>
+                <w:szCs w:val="17"/>
+              </w:rPr>
+              <w:t>(feature_dicts)</w:t>
+            </w:r>
+          </w:p>
+          <w:p>
+            <w:pPr>
+              <w:spacing w:line="234" w:lineRule="auto"/>
+            </w:pPr>
+            <w:r>
+              <w:rPr>
+                <w:rFonts w:ascii="Consolas" w:eastAsia="Consolas" w:hAnsi="Consolas" w:cs="Consolas"/>
+                <w:color w:val="1B2B34"/>
+                <w:sz w:val="17"/>
+                <w:szCs w:val="17"/>
+              </w:rPr>
+              <w:t>print(feature_</w:t>
+            </w:r>
+            <w:proofErr w:type="gramStart"/>
+            <w:r>
+              <w:rPr>
+                <w:rFonts w:ascii="Consolas" w:eastAsia="Consolas" w:hAnsi="Consolas" w:cs="Consolas"/>
+                <w:color w:val="1B2B34"/>
+                <w:sz w:val="17"/>
+                <w:szCs w:val="17"/>
+              </w:rPr>
+              <w:t>df.shape</w:t>
+            </w:r>
+            <w:proofErr w:type="gramEnd"/>
+            <w:r>
+              <w:rPr>
+                <w:rFonts w:ascii="Consolas" w:eastAsia="Consolas" w:hAnsi="Consolas" w:cs="Consolas"/>
+                <w:color w:val="1B2B34"/>
+                <w:sz w:val="17"/>
+                <w:szCs w:val="17"/>
+              </w:rPr>
+              <w:t>)</w:t>
+            </w:r>
+          </w:p>
+          <w:p>
+            <w:pPr>
+              <w:spacing w:line="234" w:lineRule="auto"/>
+            </w:pPr>
+            <w:r>
+              <w:rPr>
+                <w:rFonts w:ascii="Consolas" w:eastAsia="Consolas" w:hAnsi="Consolas" w:cs="Consolas"/>
+                <w:color w:val="1B2B34"/>
+                <w:sz w:val="17"/>
+                <w:szCs w:val="17"/>
+              </w:rPr>
+              <w:t>print(feature_</w:t>
+            </w:r>
+            <w:proofErr w:type="gramStart"/>
+            <w:r>
+              <w:rPr>
+                <w:rFonts w:ascii="Consolas" w:eastAsia="Consolas" w:hAnsi="Consolas" w:cs="Consolas"/>
+                <w:color w:val="1B2B34"/>
+                <w:sz w:val="17"/>
+                <w:szCs w:val="17"/>
+              </w:rPr>
+              <w:t>df.head</w:t>
+            </w:r>
+            <w:proofErr w:type="gramEnd"/>
+            <w:r>
+              <w:rPr>
+                <w:rFonts w:ascii="Consolas" w:eastAsia="Consolas" w:hAnsi="Consolas" w:cs="Consolas"/>
+                <w:color w:val="1B2B34"/>
+                <w:sz w:val="17"/>
+                <w:szCs w:val="17"/>
+              </w:rPr>
+              <w:t>())</w:t>
             </w:r>
           </w:p>
         </w:tc>
       </w:tr>
     </w:tbl>
-    <w:p/>
+    <w:p>
+      <w:pPr>
+        <w:pStyle w:val="Heading2"/>
+      </w:pPr>
+      <w:bookmarkStart w:id="40" w:name="_Toc234844882"/>
+      <w:r>
+        <w:t>Appendix D: GitHub logs</w:t>
+      </w:r>
+      <w:bookmarkEnd w:id="40"/>
+    </w:p>
+    <w:p>
+      <w:pPr>
+        <w:pStyle w:val="Heading2"/>
+        <w:jc w:val="center"/>
+      </w:pPr>
+      <w:bookmarkStart w:id="41" w:name="_Toc234844883"/>
+      <w:r>
+        <w:rPr>
+          <w:noProof/>
+        </w:rPr>
+        <w:drawing>
+          <wp:inline distT="0" distB="0" distL="0" distR="0" wp14:anchorId="6F7D4F73" wp14:editId="6DD64FB4">
+            <wp:extent cx="4192001" cy="1859280"/>
+            <wp:effectExtent l="0" t="0" r="0" b="7620"/>
+            <wp:docPr id="1774995877" name="Picture 1"/>
+            <wp:cNvGraphicFramePr>
+              <a:graphicFrameLocks xmlns:a="http://schemas.openxmlformats.org/drawingml/2006/main" noChangeAspect="1"/>
+            </wp:cNvGraphicFramePr>
+            <a:graphic xmlns:a="http://schemas.openxmlformats.org/drawingml/2006/main">
+              <a:graphicData uri="http://schemas.openxmlformats.org/drawingml/2006/picture">
+                <pic:pic xmlns:pic="http://schemas.openxmlformats.org/drawingml/2006/picture">
+                  <pic:nvPicPr>
+                    <pic:cNvPr id="1774995877" name=""/>
+                    <pic:cNvPicPr/>
+                  </pic:nvPicPr>
+                  <pic:blipFill rotWithShape="1">
+                    <a:blip r:embed="rId29"/>
+                    <a:srcRect l="-1" r="1883"/>
+                    <a:stretch>
+                      <a:fillRect/>
+                    </a:stretch>
+                  </pic:blipFill>
+                  <pic:spPr bwMode="auto">
+                    <a:xfrm>
+                      <a:off x="0" y="0"/>
+                      <a:ext cx="4286312" cy="1901110"/>
+                    </a:xfrm>
+                    <a:prstGeom prst="rect">
+                      <a:avLst/>
+                    </a:prstGeom>
+                    <a:ln>
+                      <a:noFill/>
+                    </a:ln>
+                    <a:extLst>
+                      <a:ext uri="{53640926-AAD7-44D8-BBD7-CCE9431645EC}">
+                        <a14:shadowObscured xmlns:a14="http://schemas.microsoft.com/office/drawing/2010/main"/>
+                      </a:ext>
+                    </a:extLst>
+                  </pic:spPr>
+                </pic:pic>
+              </a:graphicData>
+            </a:graphic>
+          </wp:inline>
+        </w:drawing>
+      </w:r>
+      <w:r>
+        <w:rPr>
+          <w:noProof/>
+        </w:rPr>
+        <w:drawing>
+          <wp:inline distT="0" distB="0" distL="0" distR="0" wp14:anchorId="0F47F1ED" wp14:editId="1667EE21">
+            <wp:extent cx="5078661" cy="2316480"/>
+            <wp:effectExtent l="0" t="0" r="8255" b="7620"/>
+            <wp:docPr id="45538566" name="Picture 1"/>
+            <wp:cNvGraphicFramePr>
+              <a:graphicFrameLocks xmlns:a="http://schemas.openxmlformats.org/drawingml/2006/main" noChangeAspect="1"/>
+            </wp:cNvGraphicFramePr>
+            <a:graphic xmlns:a="http://schemas.openxmlformats.org/drawingml/2006/main">
+              <a:graphicData uri="http://schemas.openxmlformats.org/drawingml/2006/picture">
+                <pic:pic xmlns:pic="http://schemas.openxmlformats.org/drawingml/2006/picture">
+                  <pic:nvPicPr>
+                    <pic:cNvPr id="45538566" name=""/>
+                    <pic:cNvPicPr/>
+                  </pic:nvPicPr>
+                  <pic:blipFill>
+                    <a:blip r:embed="rId30"/>
+                    <a:stretch>
+                      <a:fillRect/>
+                    </a:stretch>
+                  </pic:blipFill>
+                  <pic:spPr>
+                    <a:xfrm>
+                      <a:off x="0" y="0"/>
+                      <a:ext cx="5116655" cy="2333810"/>
+                    </a:xfrm>
+                    <a:prstGeom prst="rect">
+                      <a:avLst/>
+                    </a:prstGeom>
+                  </pic:spPr>
+                </pic:pic>
+              </a:graphicData>
+            </a:graphic>
+          </wp:inline>
+        </w:drawing>
+      </w:r>
+      <w:bookmarkEnd w:id="41"/>
+    </w:p>
     <w:sectPr>
-      <w:footerReference w:type="default" r:id="rId28"/>
+      <w:headerReference w:type="even" r:id="rId31"/>
+      <w:headerReference w:type="default" r:id="rId32"/>
+      <w:footerReference w:type="even" r:id="rId33"/>
+      <w:footerReference w:type="default" r:id="rId34"/>
+      <w:headerReference w:type="first" r:id="rId35"/>
+      <w:footerReference w:type="first" r:id="rId36"/>
       <w:pgSz w:w="11906" w:h="16838"/>
       <w:pgMar w:top="1417" w:right="1133" w:bottom="1417" w:left="1133" w:header="708" w:footer="708" w:gutter="0"/>
       <w:cols w:space="720"/>
@@ -9478,6 +10733,16 @@
 </file>
 
 <file path=word/footer1.xml><?xml version="1.0" encoding="utf-8"?>
+<w:ftr xmlns:wpc="http://schemas.microsoft.com/office/word/2010/wordprocessingCanvas" xmlns:cx="http://schemas.microsoft.com/office/drawing/2014/chartex" xmlns:cx1="http://schemas.microsoft.com/office/drawing/2015/9/8/chartex" xmlns:cx2="http://schemas.microsoft.com/office/drawing/2015/10/21/chartex" xmlns:cx3="http://schemas.microsoft.com/office/drawing/2016/5/9/chartex" xmlns:cx4="http://schemas.microsoft.com/office/drawing/2016/5/10/chartex" xmlns:cx5="http://schemas.microsoft.com/office/drawing/2016/5/11/chartex" xmlns:cx6="http://schemas.microsoft.com/office/drawing/2016/5/12/chartex" xmlns:cx7="http://schemas.microsoft.com/office/drawing/2016/5/13/chartex" xmlns:cx8="http://schemas.microsoft.com/office/drawing/2016/5/14/chartex" xmlns:mc="http://schemas.openxmlformats.org/markup-compatibility/2006" xmlns:aink="http://schemas.microsoft.com/office/drawing/2016/ink" xmlns:am3d="http://schemas.microsoft.com/office/drawing/2017/model3d" xmlns:o="urn:schemas-microsoft-com:office:office" xmlns:oel="http://schemas.microsoft.com/office/2019/extlst" xmlns:r="http://schemas.openxmlformats.org/officeDocument/2006/relationships" xmlns:m="http://schemas.openxmlformats.org/officeDocument/2006/math" xmlns:v="urn:schemas-microsoft-com:vml" xmlns:wp14="http://schemas.microsoft.com/office/word/2010/wordprocessingDrawing" xmlns:wp="http://schemas.openxmlformats.org/drawingml/2006/wordprocessingDrawing" xmlns:w10="urn:schemas-microsoft-com:office:word" xmlns:w="http://schemas.openxmlformats.org/wordprocessingml/2006/main" xmlns:w14="http://schemas.microsoft.com/office/word/2010/wordml" xmlns:w15="http://schemas.microsoft.com/office/word/2012/wordml" xmlns:w16cex="http://schemas.microsoft.com/office/word/2018/wordml/cex" xmlns:w16cid="http://schemas.microsoft.com/office/word/2016/wordml/cid" xmlns:w16="http://schemas.microsoft.com/office/word/2018/wordml" xmlns:w16du="http://schemas.microsoft.com/office/word/2023/wordml/word16du" xmlns:w16sdtdh="http://schemas.microsoft.com/office/word/2020/wordml/sdtdatahash" xmlns:w16sdtfl="http://schemas.microsoft.com/office/word/2024/wordml/sdtformatlock" xmlns:w16se="http://schemas.microsoft.com/office/word/2015/wordml/symex" xmlns:wpg="http://schemas.microsoft.com/office/word/2010/wordprocessingGroup" xmlns:wpi="http://schemas.microsoft.com/office/word/2010/wordprocessingInk" xmlns:wne="http://schemas.microsoft.com/office/word/2006/wordml" xmlns:wps="http://schemas.microsoft.com/office/word/2010/wordprocessingShape" mc:Ignorable="w14 w15 w16se w16cid w16 w16cex w16sdtdh w16sdtfl w16du wp14">
+  <w:p>
+    <w:pPr>
+      <w:pStyle w:val="Footer"/>
+    </w:pPr>
+  </w:p>
+</w:ftr>
+</file>
+
+<file path=word/footer2.xml><?xml version="1.0" encoding="utf-8"?>
 <w:ftr xmlns:wpc="http://schemas.microsoft.com/office/word/2010/wordprocessingCanvas" xmlns:cx="http://schemas.microsoft.com/office/drawing/2014/chartex" xmlns:cx1="http://schemas.microsoft.com/office/drawing/2015/9/8/chartex" xmlns:cx2="http://schemas.microsoft.com/office/drawing/2015/10/21/chartex" xmlns:cx3="http://schemas.microsoft.com/office/drawing/2016/5/9/chartex" xmlns:cx4="http://schemas.microsoft.com/office/drawing/2016/5/10/chartex" xmlns:cx5="http://schemas.microsoft.com/office/drawing/2016/5/11/chartex" xmlns:cx6="http://schemas.microsoft.com/office/drawing/2016/5/12/chartex" xmlns:cx7="http://schemas.microsoft.com/office/drawing/2016/5/13/chartex" xmlns:cx8="http://schemas.microsoft.com/office/drawing/2016/5/14/chartex" xmlns:mc="http://schemas.openxmlformats.org/markup-compatibility/2006" xmlns:aink="http://schemas.microsoft.com/office/drawing/2016/ink" xmlns:am3d="http://schemas.microsoft.com/office/drawing/2017/model3d" xmlns:o="urn:schemas-microsoft-com:office:office" xmlns:oel="http://schemas.microsoft.com/office/2019/extlst" xmlns:r="http://schemas.openxmlformats.org/officeDocument/2006/relationships" xmlns:m="http://schemas.openxmlformats.org/officeDocument/2006/math" xmlns:v="urn:schemas-microsoft-com:vml" xmlns:wp14="http://schemas.microsoft.com/office/word/2010/wordprocessingDrawing" xmlns:wp="http://schemas.openxmlformats.org/drawingml/2006/wordprocessingDrawing" xmlns:w10="urn:schemas-microsoft-com:office:word" xmlns:w="http://schemas.openxmlformats.org/wordprocessingml/2006/main" xmlns:w14="http://schemas.microsoft.com/office/word/2010/wordml" xmlns:w15="http://schemas.microsoft.com/office/word/2012/wordml" xmlns:w16cex="http://schemas.microsoft.com/office/word/2018/wordml/cex" xmlns:w16cid="http://schemas.microsoft.com/office/word/2016/wordml/cid" xmlns:w16="http://schemas.microsoft.com/office/word/2018/wordml" xmlns:w16du="http://schemas.microsoft.com/office/word/2023/wordml/word16du" xmlns:w16sdtdh="http://schemas.microsoft.com/office/word/2020/wordml/sdtdatahash" xmlns:w16sdtfl="http://schemas.microsoft.com/office/word/2024/wordml/sdtformatlock" xmlns:w16se="http://schemas.microsoft.com/office/word/2015/wordml/symex" xmlns:wpg="http://schemas.microsoft.com/office/word/2010/wordprocessingGroup" xmlns:wpi="http://schemas.microsoft.com/office/word/2010/wordprocessingInk" xmlns:wne="http://schemas.microsoft.com/office/word/2006/wordml" xmlns:wps="http://schemas.microsoft.com/office/word/2010/wordprocessingShape" mc:Ignorable="w14 w15 w16se w16cid w16 w16cex w16sdtdh w16sdtfl w16du wp14">
   <w:p>
     <w:pPr>
@@ -9550,6 +10815,16 @@
 </w:ftr>
 </file>
 
+<file path=word/footer3.xml><?xml version="1.0" encoding="utf-8"?>
+<w:ftr xmlns:wpc="http://schemas.microsoft.com/office/word/2010/wordprocessingCanvas" xmlns:cx="http://schemas.microsoft.com/office/drawing/2014/chartex" xmlns:cx1="http://schemas.microsoft.com/office/drawing/2015/9/8/chartex" xmlns:cx2="http://schemas.microsoft.com/office/drawing/2015/10/21/chartex" xmlns:cx3="http://schemas.microsoft.com/office/drawing/2016/5/9/chartex" xmlns:cx4="http://schemas.microsoft.com/office/drawing/2016/5/10/chartex" xmlns:cx5="http://schemas.microsoft.com/office/drawing/2016/5/11/chartex" xmlns:cx6="http://schemas.microsoft.com/office/drawing/2016/5/12/chartex" xmlns:cx7="http://schemas.microsoft.com/office/drawing/2016/5/13/chartex" xmlns:cx8="http://schemas.microsoft.com/office/drawing/2016/5/14/chartex" xmlns:mc="http://schemas.openxmlformats.org/markup-compatibility/2006" xmlns:aink="http://schemas.microsoft.com/office/drawing/2016/ink" xmlns:am3d="http://schemas.microsoft.com/office/drawing/2017/model3d" xmlns:o="urn:schemas-microsoft-com:office:office" xmlns:oel="http://schemas.microsoft.com/office/2019/extlst" xmlns:r="http://schemas.openxmlformats.org/officeDocument/2006/relationships" xmlns:m="http://schemas.openxmlformats.org/officeDocument/2006/math" xmlns:v="urn:schemas-microsoft-com:vml" xmlns:wp14="http://schemas.microsoft.com/office/word/2010/wordprocessingDrawing" xmlns:wp="http://schemas.openxmlformats.org/drawingml/2006/wordprocessingDrawing" xmlns:w10="urn:schemas-microsoft-com:office:word" xmlns:w="http://schemas.openxmlformats.org/wordprocessingml/2006/main" xmlns:w14="http://schemas.microsoft.com/office/word/2010/wordml" xmlns:w15="http://schemas.microsoft.com/office/word/2012/wordml" xmlns:w16cex="http://schemas.microsoft.com/office/word/2018/wordml/cex" xmlns:w16cid="http://schemas.microsoft.com/office/word/2016/wordml/cid" xmlns:w16="http://schemas.microsoft.com/office/word/2018/wordml" xmlns:w16du="http://schemas.microsoft.com/office/word/2023/wordml/word16du" xmlns:w16sdtdh="http://schemas.microsoft.com/office/word/2020/wordml/sdtdatahash" xmlns:w16sdtfl="http://schemas.microsoft.com/office/word/2024/wordml/sdtformatlock" xmlns:w16se="http://schemas.microsoft.com/office/word/2015/wordml/symex" xmlns:wpg="http://schemas.microsoft.com/office/word/2010/wordprocessingGroup" xmlns:wpi="http://schemas.microsoft.com/office/word/2010/wordprocessingInk" xmlns:wne="http://schemas.microsoft.com/office/word/2006/wordml" xmlns:wps="http://schemas.microsoft.com/office/word/2010/wordprocessingShape" mc:Ignorable="w14 w15 w16se w16cid w16 w16cex w16sdtdh w16sdtfl w16du wp14">
+  <w:p>
+    <w:pPr>
+      <w:pStyle w:val="Footer"/>
+    </w:pPr>
+  </w:p>
+</w:ftr>
+</file>
+
 <file path=word/footnotes.xml><?xml version="1.0" encoding="utf-8"?>
 <w:footnotes xmlns:wpc="http://schemas.microsoft.com/office/word/2010/wordprocessingCanvas" xmlns:cx="http://schemas.microsoft.com/office/drawing/2014/chartex" xmlns:cx1="http://schemas.microsoft.com/office/drawing/2015/9/8/chartex" xmlns:cx2="http://schemas.microsoft.com/office/drawing/2015/10/21/chartex" xmlns:cx3="http://schemas.microsoft.com/office/drawing/2016/5/9/chartex" xmlns:cx4="http://schemas.microsoft.com/office/drawing/2016/5/10/chartex" xmlns:cx5="http://schemas.microsoft.com/office/drawing/2016/5/11/chartex" xmlns:cx6="http://schemas.microsoft.com/office/drawing/2016/5/12/chartex" xmlns:cx7="http://schemas.microsoft.com/office/drawing/2016/5/13/chartex" xmlns:cx8="http://schemas.microsoft.com/office/drawing/2016/5/14/chartex" xmlns:mc="http://schemas.openxmlformats.org/markup-compatibility/2006" xmlns:aink="http://schemas.microsoft.com/office/drawing/2016/ink" xmlns:am3d="http://schemas.microsoft.com/office/drawing/2017/model3d" xmlns:o="urn:schemas-microsoft-com:office:office" xmlns:oel="http://schemas.microsoft.com/office/2019/extlst" xmlns:r="http://schemas.openxmlformats.org/officeDocument/2006/relationships" xmlns:m="http://schemas.openxmlformats.org/officeDocument/2006/math" xmlns:v="urn:schemas-microsoft-com:vml" xmlns:wp14="http://schemas.microsoft.com/office/word/2010/wordprocessingDrawing" xmlns:wp="http://schemas.openxmlformats.org/drawingml/2006/wordprocessingDrawing" xmlns:w10="urn:schemas-microsoft-com:office:word" xmlns:w="http://schemas.openxmlformats.org/wordprocessingml/2006/main" xmlns:w14="http://schemas.microsoft.com/office/word/2010/wordml" xmlns:w15="http://schemas.microsoft.com/office/word/2012/wordml" xmlns:w16cex="http://schemas.microsoft.com/office/word/2018/wordml/cex" xmlns:w16cid="http://schemas.microsoft.com/office/word/2016/wordml/cid" xmlns:w16="http://schemas.microsoft.com/office/word/2018/wordml" xmlns:w16du="http://schemas.microsoft.com/office/word/2023/wordml/word16du" xmlns:w16sdtdh="http://schemas.microsoft.com/office/word/2020/wordml/sdtdatahash" xmlns:w16sdtfl="http://schemas.microsoft.com/office/word/2024/wordml/sdtformatlock" xmlns:w16se="http://schemas.microsoft.com/office/word/2015/wordml/symex" xmlns:wpg="http://schemas.microsoft.com/office/word/2010/wordprocessingGroup" xmlns:wpi="http://schemas.microsoft.com/office/word/2010/wordprocessingInk" xmlns:wne="http://schemas.microsoft.com/office/word/2006/wordml" xmlns:wps="http://schemas.microsoft.com/office/word/2010/wordprocessingShape" mc:Ignorable="w14 w15 w16se w16cid w16 w16cex w16sdtdh w16sdtfl w16du wp14">
   <w:footnote w:type="separator" w:id="-1">
@@ -9567,6 +10842,36 @@
     </w:p>
   </w:footnote>
 </w:footnotes>
+</file>
+
+<file path=word/header1.xml><?xml version="1.0" encoding="utf-8"?>
+<w:hdr xmlns:wpc="http://schemas.microsoft.com/office/word/2010/wordprocessingCanvas" xmlns:cx="http://schemas.microsoft.com/office/drawing/2014/chartex" xmlns:cx1="http://schemas.microsoft.com/office/drawing/2015/9/8/chartex" xmlns:cx2="http://schemas.microsoft.com/office/drawing/2015/10/21/chartex" xmlns:cx3="http://schemas.microsoft.com/office/drawing/2016/5/9/chartex" xmlns:cx4="http://schemas.microsoft.com/office/drawing/2016/5/10/chartex" xmlns:cx5="http://schemas.microsoft.com/office/drawing/2016/5/11/chartex" xmlns:cx6="http://schemas.microsoft.com/office/drawing/2016/5/12/chartex" xmlns:cx7="http://schemas.microsoft.com/office/drawing/2016/5/13/chartex" xmlns:cx8="http://schemas.microsoft.com/office/drawing/2016/5/14/chartex" xmlns:mc="http://schemas.openxmlformats.org/markup-compatibility/2006" xmlns:aink="http://schemas.microsoft.com/office/drawing/2016/ink" xmlns:am3d="http://schemas.microsoft.com/office/drawing/2017/model3d" xmlns:o="urn:schemas-microsoft-com:office:office" xmlns:oel="http://schemas.microsoft.com/office/2019/extlst" xmlns:r="http://schemas.openxmlformats.org/officeDocument/2006/relationships" xmlns:m="http://schemas.openxmlformats.org/officeDocument/2006/math" xmlns:v="urn:schemas-microsoft-com:vml" xmlns:wp14="http://schemas.microsoft.com/office/word/2010/wordprocessingDrawing" xmlns:wp="http://schemas.openxmlformats.org/drawingml/2006/wordprocessingDrawing" xmlns:w10="urn:schemas-microsoft-com:office:word" xmlns:w="http://schemas.openxmlformats.org/wordprocessingml/2006/main" xmlns:w14="http://schemas.microsoft.com/office/word/2010/wordml" xmlns:w15="http://schemas.microsoft.com/office/word/2012/wordml" xmlns:w16cex="http://schemas.microsoft.com/office/word/2018/wordml/cex" xmlns:w16cid="http://schemas.microsoft.com/office/word/2016/wordml/cid" xmlns:w16="http://schemas.microsoft.com/office/word/2018/wordml" xmlns:w16du="http://schemas.microsoft.com/office/word/2023/wordml/word16du" xmlns:w16sdtdh="http://schemas.microsoft.com/office/word/2020/wordml/sdtdatahash" xmlns:w16sdtfl="http://schemas.microsoft.com/office/word/2024/wordml/sdtformatlock" xmlns:w16se="http://schemas.microsoft.com/office/word/2015/wordml/symex" xmlns:wpg="http://schemas.microsoft.com/office/word/2010/wordprocessingGroup" xmlns:wpi="http://schemas.microsoft.com/office/word/2010/wordprocessingInk" xmlns:wne="http://schemas.microsoft.com/office/word/2006/wordml" xmlns:wps="http://schemas.microsoft.com/office/word/2010/wordprocessingShape" mc:Ignorable="w14 w15 w16se w16cid w16 w16cex w16sdtdh w16sdtfl w16du wp14">
+  <w:p>
+    <w:pPr>
+      <w:pStyle w:val="Header"/>
+    </w:pPr>
+  </w:p>
+</w:hdr>
+</file>
+
+<file path=word/header2.xml><?xml version="1.0" encoding="utf-8"?>
+<w:hdr xmlns:wpc="http://schemas.microsoft.com/office/word/2010/wordprocessingCanvas" xmlns:cx="http://schemas.microsoft.com/office/drawing/2014/chartex" xmlns:cx1="http://schemas.microsoft.com/office/drawing/2015/9/8/chartex" xmlns:cx2="http://schemas.microsoft.com/office/drawing/2015/10/21/chartex" xmlns:cx3="http://schemas.microsoft.com/office/drawing/2016/5/9/chartex" xmlns:cx4="http://schemas.microsoft.com/office/drawing/2016/5/10/chartex" xmlns:cx5="http://schemas.microsoft.com/office/drawing/2016/5/11/chartex" xmlns:cx6="http://schemas.microsoft.com/office/drawing/2016/5/12/chartex" xmlns:cx7="http://schemas.microsoft.com/office/drawing/2016/5/13/chartex" xmlns:cx8="http://schemas.microsoft.com/office/drawing/2016/5/14/chartex" xmlns:mc="http://schemas.openxmlformats.org/markup-compatibility/2006" xmlns:aink="http://schemas.microsoft.com/office/drawing/2016/ink" xmlns:am3d="http://schemas.microsoft.com/office/drawing/2017/model3d" xmlns:o="urn:schemas-microsoft-com:office:office" xmlns:oel="http://schemas.microsoft.com/office/2019/extlst" xmlns:r="http://schemas.openxmlformats.org/officeDocument/2006/relationships" xmlns:m="http://schemas.openxmlformats.org/officeDocument/2006/math" xmlns:v="urn:schemas-microsoft-com:vml" xmlns:wp14="http://schemas.microsoft.com/office/word/2010/wordprocessingDrawing" xmlns:wp="http://schemas.openxmlformats.org/drawingml/2006/wordprocessingDrawing" xmlns:w10="urn:schemas-microsoft-com:office:word" xmlns:w="http://schemas.openxmlformats.org/wordprocessingml/2006/main" xmlns:w14="http://schemas.microsoft.com/office/word/2010/wordml" xmlns:w15="http://schemas.microsoft.com/office/word/2012/wordml" xmlns:w16cex="http://schemas.microsoft.com/office/word/2018/wordml/cex" xmlns:w16cid="http://schemas.microsoft.com/office/word/2016/wordml/cid" xmlns:w16="http://schemas.microsoft.com/office/word/2018/wordml" xmlns:w16du="http://schemas.microsoft.com/office/word/2023/wordml/word16du" xmlns:w16sdtdh="http://schemas.microsoft.com/office/word/2020/wordml/sdtdatahash" xmlns:w16sdtfl="http://schemas.microsoft.com/office/word/2024/wordml/sdtformatlock" xmlns:w16se="http://schemas.microsoft.com/office/word/2015/wordml/symex" xmlns:wpg="http://schemas.microsoft.com/office/word/2010/wordprocessingGroup" xmlns:wpi="http://schemas.microsoft.com/office/word/2010/wordprocessingInk" xmlns:wne="http://schemas.microsoft.com/office/word/2006/wordml" xmlns:wps="http://schemas.microsoft.com/office/word/2010/wordprocessingShape" mc:Ignorable="w14 w15 w16se w16cid w16 w16cex w16sdtdh w16sdtfl w16du wp14">
+  <w:p>
+    <w:pPr>
+      <w:pStyle w:val="Header"/>
+    </w:pPr>
+  </w:p>
+</w:hdr>
+</file>
+
+<file path=word/header3.xml><?xml version="1.0" encoding="utf-8"?>
+<w:hdr xmlns:wpc="http://schemas.microsoft.com/office/word/2010/wordprocessingCanvas" xmlns:cx="http://schemas.microsoft.com/office/drawing/2014/chartex" xmlns:cx1="http://schemas.microsoft.com/office/drawing/2015/9/8/chartex" xmlns:cx2="http://schemas.microsoft.com/office/drawing/2015/10/21/chartex" xmlns:cx3="http://schemas.microsoft.com/office/drawing/2016/5/9/chartex" xmlns:cx4="http://schemas.microsoft.com/office/drawing/2016/5/10/chartex" xmlns:cx5="http://schemas.microsoft.com/office/drawing/2016/5/11/chartex" xmlns:cx6="http://schemas.microsoft.com/office/drawing/2016/5/12/chartex" xmlns:cx7="http://schemas.microsoft.com/office/drawing/2016/5/13/chartex" xmlns:cx8="http://schemas.microsoft.com/office/drawing/2016/5/14/chartex" xmlns:mc="http://schemas.openxmlformats.org/markup-compatibility/2006" xmlns:aink="http://schemas.microsoft.com/office/drawing/2016/ink" xmlns:am3d="http://schemas.microsoft.com/office/drawing/2017/model3d" xmlns:o="urn:schemas-microsoft-com:office:office" xmlns:oel="http://schemas.microsoft.com/office/2019/extlst" xmlns:r="http://schemas.openxmlformats.org/officeDocument/2006/relationships" xmlns:m="http://schemas.openxmlformats.org/officeDocument/2006/math" xmlns:v="urn:schemas-microsoft-com:vml" xmlns:wp14="http://schemas.microsoft.com/office/word/2010/wordprocessingDrawing" xmlns:wp="http://schemas.openxmlformats.org/drawingml/2006/wordprocessingDrawing" xmlns:w10="urn:schemas-microsoft-com:office:word" xmlns:w="http://schemas.openxmlformats.org/wordprocessingml/2006/main" xmlns:w14="http://schemas.microsoft.com/office/word/2010/wordml" xmlns:w15="http://schemas.microsoft.com/office/word/2012/wordml" xmlns:w16cex="http://schemas.microsoft.com/office/word/2018/wordml/cex" xmlns:w16cid="http://schemas.microsoft.com/office/word/2016/wordml/cid" xmlns:w16="http://schemas.microsoft.com/office/word/2018/wordml" xmlns:w16du="http://schemas.microsoft.com/office/word/2023/wordml/word16du" xmlns:w16sdtdh="http://schemas.microsoft.com/office/word/2020/wordml/sdtdatahash" xmlns:w16sdtfl="http://schemas.microsoft.com/office/word/2024/wordml/sdtformatlock" xmlns:w16se="http://schemas.microsoft.com/office/word/2015/wordml/symex" xmlns:wpg="http://schemas.microsoft.com/office/word/2010/wordprocessingGroup" xmlns:wpi="http://schemas.microsoft.com/office/word/2010/wordprocessingInk" xmlns:wne="http://schemas.microsoft.com/office/word/2006/wordml" xmlns:wps="http://schemas.microsoft.com/office/word/2010/wordprocessingShape" mc:Ignorable="w14 w15 w16se w16cid w16 w16cex w16sdtdh w16sdtfl w16du wp14">
+  <w:p>
+    <w:pPr>
+      <w:pStyle w:val="Header"/>
+    </w:pPr>
+  </w:p>
+</w:hdr>
 </file>
 
 <file path=word/numbering.xml><?xml version="1.0" encoding="utf-8"?>
@@ -9631,6 +10936,119 @@
     </w:lvl>
   </w:abstractNum>
   <w:abstractNum w:abstractNumId="1" w15:restartNumberingAfterBreak="0">
+    <w:nsid w:val="0C1D53EE"/>
+    <w:multiLevelType w:val="hybridMultilevel"/>
+    <w:tmpl w:val="0DDC2992"/>
+    <w:lvl w:ilvl="0" w:tplc="40090001">
+      <w:start w:val="1"/>
+      <w:numFmt w:val="bullet"/>
+      <w:lvlText w:val=""/>
+      <w:lvlJc w:val="left"/>
+      <w:pPr>
+        <w:ind w:left="720" w:hanging="360"/>
+      </w:pPr>
+      <w:rPr>
+        <w:rFonts w:ascii="Symbol" w:hAnsi="Symbol" w:hint="default"/>
+      </w:rPr>
+    </w:lvl>
+    <w:lvl w:ilvl="1" w:tplc="40090003" w:tentative="1">
+      <w:start w:val="1"/>
+      <w:numFmt w:val="bullet"/>
+      <w:lvlText w:val="o"/>
+      <w:lvlJc w:val="left"/>
+      <w:pPr>
+        <w:ind w:left="1440" w:hanging="360"/>
+      </w:pPr>
+      <w:rPr>
+        <w:rFonts w:ascii="Courier New" w:hAnsi="Courier New" w:cs="Courier New" w:hint="default"/>
+      </w:rPr>
+    </w:lvl>
+    <w:lvl w:ilvl="2" w:tplc="40090005" w:tentative="1">
+      <w:start w:val="1"/>
+      <w:numFmt w:val="bullet"/>
+      <w:lvlText w:val=""/>
+      <w:lvlJc w:val="left"/>
+      <w:pPr>
+        <w:ind w:left="2160" w:hanging="360"/>
+      </w:pPr>
+      <w:rPr>
+        <w:rFonts w:ascii="Wingdings" w:hAnsi="Wingdings" w:hint="default"/>
+      </w:rPr>
+    </w:lvl>
+    <w:lvl w:ilvl="3" w:tplc="40090001" w:tentative="1">
+      <w:start w:val="1"/>
+      <w:numFmt w:val="bullet"/>
+      <w:lvlText w:val=""/>
+      <w:lvlJc w:val="left"/>
+      <w:pPr>
+        <w:ind w:left="2880" w:hanging="360"/>
+      </w:pPr>
+      <w:rPr>
+        <w:rFonts w:ascii="Symbol" w:hAnsi="Symbol" w:hint="default"/>
+      </w:rPr>
+    </w:lvl>
+    <w:lvl w:ilvl="4" w:tplc="40090003" w:tentative="1">
+      <w:start w:val="1"/>
+      <w:numFmt w:val="bullet"/>
+      <w:lvlText w:val="o"/>
+      <w:lvlJc w:val="left"/>
+      <w:pPr>
+        <w:ind w:left="3600" w:hanging="360"/>
+      </w:pPr>
+      <w:rPr>
+        <w:rFonts w:ascii="Courier New" w:hAnsi="Courier New" w:cs="Courier New" w:hint="default"/>
+      </w:rPr>
+    </w:lvl>
+    <w:lvl w:ilvl="5" w:tplc="40090005" w:tentative="1">
+      <w:start w:val="1"/>
+      <w:numFmt w:val="bullet"/>
+      <w:lvlText w:val=""/>
+      <w:lvlJc w:val="left"/>
+      <w:pPr>
+        <w:ind w:left="4320" w:hanging="360"/>
+      </w:pPr>
+      <w:rPr>
+        <w:rFonts w:ascii="Wingdings" w:hAnsi="Wingdings" w:hint="default"/>
+      </w:rPr>
+    </w:lvl>
+    <w:lvl w:ilvl="6" w:tplc="40090001" w:tentative="1">
+      <w:start w:val="1"/>
+      <w:numFmt w:val="bullet"/>
+      <w:lvlText w:val=""/>
+      <w:lvlJc w:val="left"/>
+      <w:pPr>
+        <w:ind w:left="5040" w:hanging="360"/>
+      </w:pPr>
+      <w:rPr>
+        <w:rFonts w:ascii="Symbol" w:hAnsi="Symbol" w:hint="default"/>
+      </w:rPr>
+    </w:lvl>
+    <w:lvl w:ilvl="7" w:tplc="40090003" w:tentative="1">
+      <w:start w:val="1"/>
+      <w:numFmt w:val="bullet"/>
+      <w:lvlText w:val="o"/>
+      <w:lvlJc w:val="left"/>
+      <w:pPr>
+        <w:ind w:left="5760" w:hanging="360"/>
+      </w:pPr>
+      <w:rPr>
+        <w:rFonts w:ascii="Courier New" w:hAnsi="Courier New" w:cs="Courier New" w:hint="default"/>
+      </w:rPr>
+    </w:lvl>
+    <w:lvl w:ilvl="8" w:tplc="40090005" w:tentative="1">
+      <w:start w:val="1"/>
+      <w:numFmt w:val="bullet"/>
+      <w:lvlText w:val=""/>
+      <w:lvlJc w:val="left"/>
+      <w:pPr>
+        <w:ind w:left="6480" w:hanging="360"/>
+      </w:pPr>
+      <w:rPr>
+        <w:rFonts w:ascii="Wingdings" w:hAnsi="Wingdings" w:hint="default"/>
+      </w:rPr>
+    </w:lvl>
+  </w:abstractNum>
+  <w:abstractNum w:abstractNumId="2" w15:restartNumberingAfterBreak="0">
     <w:nsid w:val="0C2C35C2"/>
     <w:multiLevelType w:val="hybridMultilevel"/>
     <w:tmpl w:val="13F2846A"/>
@@ -9687,7 +11105,7 @@
       <w:lvlJc w:val="left"/>
     </w:lvl>
   </w:abstractNum>
-  <w:abstractNum w:abstractNumId="2" w15:restartNumberingAfterBreak="0">
+  <w:abstractNum w:abstractNumId="3" w15:restartNumberingAfterBreak="0">
     <w:nsid w:val="3A18669C"/>
     <w:multiLevelType w:val="hybridMultilevel"/>
     <w:tmpl w:val="536E244E"/>
@@ -9744,119 +11162,6 @@
       <w:numFmt w:val="decimal"/>
       <w:lvlText w:val=""/>
       <w:lvlJc w:val="left"/>
-    </w:lvl>
-  </w:abstractNum>
-  <w:abstractNum w:abstractNumId="3" w15:restartNumberingAfterBreak="0">
-    <w:nsid w:val="587A196A"/>
-    <w:multiLevelType w:val="hybridMultilevel"/>
-    <w:tmpl w:val="537E7F02"/>
-    <w:lvl w:ilvl="0" w:tplc="40090001">
-      <w:start w:val="1"/>
-      <w:numFmt w:val="bullet"/>
-      <w:lvlText w:val=""/>
-      <w:lvlJc w:val="left"/>
-      <w:pPr>
-        <w:ind w:left="720" w:hanging="360"/>
-      </w:pPr>
-      <w:rPr>
-        <w:rFonts w:ascii="Symbol" w:hAnsi="Symbol" w:hint="default"/>
-      </w:rPr>
-    </w:lvl>
-    <w:lvl w:ilvl="1" w:tplc="40090003" w:tentative="1">
-      <w:start w:val="1"/>
-      <w:numFmt w:val="bullet"/>
-      <w:lvlText w:val="o"/>
-      <w:lvlJc w:val="left"/>
-      <w:pPr>
-        <w:ind w:left="1440" w:hanging="360"/>
-      </w:pPr>
-      <w:rPr>
-        <w:rFonts w:ascii="Courier New" w:hAnsi="Courier New" w:cs="Courier New" w:hint="default"/>
-      </w:rPr>
-    </w:lvl>
-    <w:lvl w:ilvl="2" w:tplc="40090005" w:tentative="1">
-      <w:start w:val="1"/>
-      <w:numFmt w:val="bullet"/>
-      <w:lvlText w:val=""/>
-      <w:lvlJc w:val="left"/>
-      <w:pPr>
-        <w:ind w:left="2160" w:hanging="360"/>
-      </w:pPr>
-      <w:rPr>
-        <w:rFonts w:ascii="Wingdings" w:hAnsi="Wingdings" w:hint="default"/>
-      </w:rPr>
-    </w:lvl>
-    <w:lvl w:ilvl="3" w:tplc="40090001" w:tentative="1">
-      <w:start w:val="1"/>
-      <w:numFmt w:val="bullet"/>
-      <w:lvlText w:val=""/>
-      <w:lvlJc w:val="left"/>
-      <w:pPr>
-        <w:ind w:left="2880" w:hanging="360"/>
-      </w:pPr>
-      <w:rPr>
-        <w:rFonts w:ascii="Symbol" w:hAnsi="Symbol" w:hint="default"/>
-      </w:rPr>
-    </w:lvl>
-    <w:lvl w:ilvl="4" w:tplc="40090003" w:tentative="1">
-      <w:start w:val="1"/>
-      <w:numFmt w:val="bullet"/>
-      <w:lvlText w:val="o"/>
-      <w:lvlJc w:val="left"/>
-      <w:pPr>
-        <w:ind w:left="3600" w:hanging="360"/>
-      </w:pPr>
-      <w:rPr>
-        <w:rFonts w:ascii="Courier New" w:hAnsi="Courier New" w:cs="Courier New" w:hint="default"/>
-      </w:rPr>
-    </w:lvl>
-    <w:lvl w:ilvl="5" w:tplc="40090005" w:tentative="1">
-      <w:start w:val="1"/>
-      <w:numFmt w:val="bullet"/>
-      <w:lvlText w:val=""/>
-      <w:lvlJc w:val="left"/>
-      <w:pPr>
-        <w:ind w:left="4320" w:hanging="360"/>
-      </w:pPr>
-      <w:rPr>
-        <w:rFonts w:ascii="Wingdings" w:hAnsi="Wingdings" w:hint="default"/>
-      </w:rPr>
-    </w:lvl>
-    <w:lvl w:ilvl="6" w:tplc="40090001" w:tentative="1">
-      <w:start w:val="1"/>
-      <w:numFmt w:val="bullet"/>
-      <w:lvlText w:val=""/>
-      <w:lvlJc w:val="left"/>
-      <w:pPr>
-        <w:ind w:left="5040" w:hanging="360"/>
-      </w:pPr>
-      <w:rPr>
-        <w:rFonts w:ascii="Symbol" w:hAnsi="Symbol" w:hint="default"/>
-      </w:rPr>
-    </w:lvl>
-    <w:lvl w:ilvl="7" w:tplc="40090003" w:tentative="1">
-      <w:start w:val="1"/>
-      <w:numFmt w:val="bullet"/>
-      <w:lvlText w:val="o"/>
-      <w:lvlJc w:val="left"/>
-      <w:pPr>
-        <w:ind w:left="5760" w:hanging="360"/>
-      </w:pPr>
-      <w:rPr>
-        <w:rFonts w:ascii="Courier New" w:hAnsi="Courier New" w:cs="Courier New" w:hint="default"/>
-      </w:rPr>
-    </w:lvl>
-    <w:lvl w:ilvl="8" w:tplc="40090005" w:tentative="1">
-      <w:start w:val="1"/>
-      <w:numFmt w:val="bullet"/>
-      <w:lvlText w:val=""/>
-      <w:lvlJc w:val="left"/>
-      <w:pPr>
-        <w:ind w:left="6480" w:hanging="360"/>
-      </w:pPr>
-      <w:rPr>
-        <w:rFonts w:ascii="Wingdings" w:hAnsi="Wingdings" w:hint="default"/>
-      </w:rPr>
     </w:lvl>
   </w:abstractNum>
   <w:abstractNum w:abstractNumId="4" w15:restartNumberingAfterBreak="0">
@@ -10011,7 +11316,7 @@
     </w:lvlOverride>
   </w:num>
   <w:num w:numId="2" w16cid:durableId="1282999930">
-    <w:abstractNumId w:val="2"/>
+    <w:abstractNumId w:val="3"/>
     <w:lvlOverride w:ilvl="0">
       <w:startOverride w:val="1"/>
     </w:lvlOverride>
@@ -10023,7 +11328,7 @@
     </w:lvlOverride>
   </w:num>
   <w:num w:numId="4" w16cid:durableId="187375204">
-    <w:abstractNumId w:val="1"/>
+    <w:abstractNumId w:val="2"/>
     <w:lvlOverride w:ilvl="0">
       <w:startOverride w:val="1"/>
     </w:lvlOverride>
@@ -10034,8 +11339,8 @@
       <w:startOverride w:val="1"/>
     </w:lvlOverride>
   </w:num>
-  <w:num w:numId="6" w16cid:durableId="644049822">
-    <w:abstractNumId w:val="3"/>
+  <w:num w:numId="6" w16cid:durableId="1046834603">
+    <w:abstractNumId w:val="1"/>
   </w:num>
 </w:numbering>
 </file>
@@ -10454,6 +11759,7 @@
   </w:style>
   <w:style w:type="paragraph" w:styleId="Heading2">
     <w:name w:val="heading 2"/>
+    <w:link w:val="Heading2Char"/>
     <w:uiPriority w:val="9"/>
     <w:unhideWhenUsed/>
     <w:qFormat/>
@@ -10732,6 +12038,19 @@
     <w:rPr>
       <w:color w:val="605E5C"/>
       <w:shd w:val="clear" w:color="auto" w:fill="E1DFDD"/>
+    </w:rPr>
+  </w:style>
+  <w:style w:type="character" w:customStyle="1" w:styleId="Heading2Char">
+    <w:name w:val="Heading 2 Char"/>
+    <w:basedOn w:val="DefaultParagraphFont"/>
+    <w:link w:val="Heading2"/>
+    <w:uiPriority w:val="9"/>
+    <w:rsid w:val="008D442F"/>
+    <w:rPr>
+      <w:b/>
+      <w:bCs/>
+      <w:sz w:val="26"/>
+      <w:szCs w:val="26"/>
     </w:rPr>
   </w:style>
 </w:styles>
